--- a/paper/EpigCorpus_paper_v1.docx
+++ b/paper/EpigCorpus_paper_v1.docx
@@ -7,7 +7,7 @@
         <w:pStyle w:val="Title"/>
       </w:pPr>
       <w:r>
-        <w:t>EpigCorpus: mining editorial parentheses for Latin abbreviation expansion, and what EDCS's transcription conventions do to anything built from them</w:t>
+        <w:t>What the Parentheses Hide: Editorial Convention in EDCS and the Construction of a Latin Abbreviation-Expansion Benchmark</w:t>
       </w:r>
     </w:p>
     <w:p>
@@ -16,7 +16,7 @@
         <w:rPr>
           <w:b/>
         </w:rPr>
-        <w:t>[VERIFY — AUTHORS, AFFILIATIONS]</w:t>
+        <w:t>[VERIFY — AUTHORS, AFFILIATIONS, CORRESPONDING ADDRESS]</w:t>
       </w:r>
       <w:r/>
     </w:p>
@@ -30,22 +30,37 @@
     </w:p>
     <w:p>
       <w:r>
-        <w:t>The Epigraphik-Datenbank Clauss-Slaby (EDCS) marks the editorial expansion of</w:t>
-      </w:r>
-    </w:p>
-    <w:p>
-      <w:r>
-        <w:t>ancient abbreviations in round parentheses: the stone reads D M, the edition</w:t>
-      </w:r>
-    </w:p>
-    <w:p>
-      <w:r>
-        <w:t>prints D(is) M(anibus). We treat those parentheses as free ground-truth</w:t>
-      </w:r>
-    </w:p>
-    <w:p>
-      <w:r>
-        <w:t xml:space="preserve">labels and extract </w:t>
+        <w:t>Latin inscriptions abbreviate heavily and inconsistently, and expanding those</w:t>
+      </w:r>
+    </w:p>
+    <w:p>
+      <w:r>
+        <w:t>abbreviations is a precondition for reading the epigraphic record at scale. The</w:t>
+      </w:r>
+    </w:p>
+    <w:p>
+      <w:r>
+        <w:t>task has had neither a dataset nor a benchmark. It has, however, an unusual</w:t>
+      </w:r>
+    </w:p>
+    <w:p>
+      <w:r>
+        <w:t>source of supervision: epigraphic editions record expansions in round</w:t>
+      </w:r>
+    </w:p>
+    <w:p>
+      <w:r>
+        <w:t>parentheses, and the Epigraphik-Datenbank Clauss-Slaby (EDCS) applies the</w:t>
+      </w:r>
+    </w:p>
+    <w:p>
+      <w:r>
+        <w:t>convention across its entire corpus, so that a stone reading D M is printed</w:t>
+      </w:r>
+    </w:p>
+    <w:p>
+      <w:r>
+        <w:t xml:space="preserve">D(is) M(anibus). We mine those parentheses and obtain </w:t>
       </w:r>
       <w:r>
         <w:rPr>
@@ -53,12 +68,12 @@
         </w:rPr>
         <w:t>1,424,314</w:t>
       </w:r>
-      <w:r>
-        <w:t xml:space="preserve"> (abbreviation, expansion) pairs from</w:t>
-      </w:r>
-    </w:p>
-    <w:p>
       <w:r/>
+    </w:p>
+    <w:p>
+      <w:r>
+        <w:t xml:space="preserve">(abbreviation, expansion) pairs from </w:t>
+      </w:r>
       <w:r>
         <w:rPr>
           <w:b/>
@@ -66,57 +81,79 @@
         <w:t>588,509</w:t>
       </w:r>
       <w:r>
-        <w:t xml:space="preserve"> records — to our knowledge the first dataset for Latin</w:t>
-      </w:r>
-    </w:p>
-    <w:p>
-      <w:r>
-        <w:t>epigraphic abbreviation expansion, a task the epigraphic NLP literature has not</w:t>
-      </w:r>
-    </w:p>
-    <w:p>
-      <w:r>
-        <w:t>addressed while converging on the restoration of lost text.</w:t>
-      </w:r>
-    </w:p>
-    <w:p>
-      <w:r>
-        <w:t>The larger contribution is an audit. We show that EDCS's plain-text</w:t>
-      </w:r>
-    </w:p>
-    <w:p>
-      <w:r>
-        <w:t xml:space="preserve">transcription </w:t>
+        <w:t xml:space="preserve"> records.</w:t>
+      </w:r>
+    </w:p>
+    <w:p>
+      <w:r>
+        <w:t>Building the dataset turned out to require auditing the source, and the audit is</w:t>
+      </w:r>
+    </w:p>
+    <w:p>
+      <w:r>
+        <w:t>this paper's larger contribution. We report six previously undocumented</w:t>
+      </w:r>
+    </w:p>
+    <w:p>
+      <w:r>
+        <w:t>properties of EDCS's plain-text transcription, each measured rather than</w:t>
+      </w:r>
+    </w:p>
+    <w:p>
+      <w:r>
+        <w:t xml:space="preserve">asserted. A complete character census of </w:t>
       </w:r>
       <w:r>
         <w:rPr>
           <w:b/>
         </w:rPr>
-        <w:t>does not preserve the numeral vinculum</w:t>
-      </w:r>
-      <w:r>
-        <w:t xml:space="preserve"> — a full census of</w:t>
-      </w:r>
-    </w:p>
-    <w:p>
-      <w:r>
-        <w:t>39,470,885 characters finds U+0305 twice and U+0304 not at all — and that it</w:t>
-      </w:r>
-    </w:p>
-    <w:p>
-      <w:r>
-        <w:t>substitutes a supplied word, HS X(milia), in 65.4% of cases preceded by</w:t>
-      </w:r>
-    </w:p>
-    <w:p>
-      <w:r>
-        <w:t>the sestertius sign. We show that a single ASCII | stands for at least eight</w:t>
-      </w:r>
-    </w:p>
-    <w:p>
-      <w:r>
-        <w:t xml:space="preserve">unrelated epigraphic signs across </w:t>
-      </w:r>
+        <w:t>39,470,885</w:t>
+      </w:r>
+      <w:r>
+        <w:t xml:space="preserve"> characters establishes</w:t>
+      </w:r>
+    </w:p>
+    <w:p>
+      <w:r>
+        <w:t xml:space="preserve">that the numeral vinculum is </w:t>
+      </w:r>
+      <w:r>
+        <w:rPr>
+          <w:b/>
+        </w:rPr>
+        <w:t>not preserved</w:t>
+      </w:r>
+      <w:r>
+        <w:t>: U+0305 occurs 2 times</w:t>
+      </w:r>
+    </w:p>
+    <w:p>
+      <w:r>
+        <w:t>and U+0304 not at all, and the dedicated Unicode code points for Roman monetary</w:t>
+      </w:r>
+    </w:p>
+    <w:p>
+      <w:r>
+        <w:t>signs are unused. EDCS instead substitutes a supplied word, so that HS</w:t>
+      </w:r>
+    </w:p>
+    <w:p>
+      <w:r>
+        <w:t>X(milia) renders what the stone marked with an overline; the construction</w:t>
+      </w:r>
+    </w:p>
+    <w:p>
+      <w:r>
+        <w:t>occurs 1,875 times, 65.4% of them preceded by the sestertius sign.</w:t>
+      </w:r>
+    </w:p>
+    <w:p>
+      <w:r>
+        <w:t>A single ASCII | stands for at least eight unrelated epigraphic glyphs across</w:t>
+      </w:r>
+    </w:p>
+    <w:p>
+      <w:r/>
       <w:r>
         <w:rPr>
           <w:b/>
@@ -124,79 +161,76 @@
         <w:t>376 distinct forms</w:t>
       </w:r>
       <w:r>
-        <w:t>. We show</w:t>
-      </w:r>
-    </w:p>
-    <w:p>
-      <w:r>
-        <w:t xml:space="preserve">that the plural-marking geminatio doubles an abbreviation's </w:t>
+        <w:t>. Plural-marking geminatio doubles an</w:t>
+      </w:r>
+    </w:p>
+    <w:p>
+      <w:r>
+        <w:t>abbreviation's final letter rather than its first, and the natural</w:t>
+      </w:r>
+    </w:p>
+    <w:p>
+      <w:r>
+        <w:t>leading-letter rule undercounts it by 41%. Line breaks fragment words into</w:t>
+      </w:r>
+    </w:p>
+    <w:p>
+      <w:r>
+        <w:t>spurious pairs. And the extraction filter reshapes the corpus rather than</w:t>
+      </w:r>
+    </w:p>
+    <w:p>
+      <w:r>
+        <w:t>merely filtering it, differing from the retained material at 11.1×</w:t>
+      </w:r>
+    </w:p>
+    <w:p>
+      <w:r>
+        <w:t>and 16.3× a bootstrap null in province and century respectively.</w:t>
+      </w:r>
+    </w:p>
+    <w:p>
+      <w:r>
+        <w:t>We then use the dataset to test a hypothesis that motivated its construction:</w:t>
+      </w:r>
+    </w:p>
+    <w:p>
+      <w:r>
+        <w:t>that abbreviation meaning tracks monument type through province, and shifts</w:t>
+      </w:r>
+    </w:p>
+    <w:p>
+      <w:r>
+        <w:t>across eras. The association is real and strong — normalised mutual information</w:t>
+      </w:r>
+    </w:p>
+    <w:p>
+      <w:r>
+        <w:t>between province and expansion for V is 0.3709, some 12.2× an</w:t>
+      </w:r>
+    </w:p>
+    <w:p>
+      <w:r>
+        <w:t>inscription-level permutation null. The predictive value is not. Province</w:t>
+      </w:r>
+    </w:p>
+    <w:p>
+      <w:r>
+        <w:t xml:space="preserve">conditioning is worth </w:t>
       </w:r>
       <w:r>
         <w:rPr>
           <w:b/>
         </w:rPr>
-        <w:t>final</w:t>
-      </w:r>
-      <w:r>
-        <w:t xml:space="preserve"> letter,</w:t>
-      </w:r>
-    </w:p>
-    <w:p>
-      <w:r>
-        <w:t>not its first, and that the natural leading-letter rule undercounts it by 41%.</w:t>
-      </w:r>
-    </w:p>
-    <w:p>
-      <w:r>
-        <w:t xml:space="preserve">We show that the extraction filter </w:t>
-      </w:r>
-      <w:r>
-        <w:rPr>
-          <w:b/>
-        </w:rPr>
-        <w:t>reshapes</w:t>
-      </w:r>
-      <w:r>
-        <w:t xml:space="preserve"> the corpus rather than</w:t>
-      </w:r>
-    </w:p>
-    <w:p>
-      <w:r>
-        <w:t>filtering it, at 11.1× and 16.3× a bootstrap null for</w:t>
-      </w:r>
-    </w:p>
-    <w:p>
-      <w:r>
-        <w:t>province and century.</w:t>
-      </w:r>
-    </w:p>
-    <w:p>
-      <w:r>
-        <w:t>We then use the dataset to test whether abbreviation meaning tracks province</w:t>
-      </w:r>
-    </w:p>
-    <w:p>
-      <w:r>
-        <w:t>and century. It does, strongly, in the data. But the effect is memorisation,</w:t>
-      </w:r>
-    </w:p>
-    <w:p>
-      <w:r>
-        <w:t>not knowledge</w:t>
-      </w:r>
-      <w:r>
-        <w:rPr>
-          <w:b/>
-        </w:rPr>
-        <w:t xml:space="preserve">: province conditioning is worth </w:t>
-      </w:r>
-      <w:r>
-        <w:t>+0.0833 to a lookup</w:t>
-      </w:r>
-    </w:p>
-    <w:p>
-      <w:r>
-        <w:t xml:space="preserve">model on provinces seen in training and </w:t>
+        <w:t>+0.0833</w:t>
+      </w:r>
+      <w:r>
+        <w:t xml:space="preserve"> to a lookup model on provinces seen in</w:t>
+      </w:r>
+    </w:p>
+    <w:p>
+      <w:r>
+        <w:t xml:space="preserve">training, </w:t>
       </w:r>
       <w:r>
         <w:rPr>
@@ -205,27 +239,44 @@
         <w:t>exactly +0.0000</w:t>
       </w:r>
       <w:r>
-        <w:t xml:space="preserve"> on provinces</w:t>
-      </w:r>
-    </w:p>
-    <w:p>
-      <w:r>
-        <w:t>withheld, and it is worth nothing at all — -0.0070 and -0.0070 — to a</w:t>
-      </w:r>
-    </w:p>
-    <w:p>
-      <w:r>
-        <w:t>linear re-ranker and a fine-tuned Latin transformer that can read the</w:t>
-      </w:r>
-    </w:p>
-    <w:p>
-      <w:r>
-        <w:t>surrounding text. We report this as a negative result and reframe the work as a</w:t>
-      </w:r>
-    </w:p>
-    <w:p>
-      <w:r>
-        <w:t>resource paper.</w:t>
+        <w:t xml:space="preserve"> on provinces withheld from it, and nothing</w:t>
+      </w:r>
+    </w:p>
+    <w:p>
+      <w:r>
+        <w:t>at all — -0.0070 and -0.0070 — to a feature-based re-ranker and a</w:t>
+      </w:r>
+    </w:p>
+    <w:p>
+      <w:r>
+        <w:t>fine-tuned Latin transformer that can read the surrounding text. The signal is</w:t>
+      </w:r>
+    </w:p>
+    <w:p>
+      <w:r>
+        <w:t>memorisation of local convention rather than knowledge about Latin. We report</w:t>
+      </w:r>
+    </w:p>
+    <w:p>
+      <w:r>
+        <w:t>this as a negative result and present the work as a resource paper.</w:t>
+      </w:r>
+    </w:p>
+    <w:p>
+      <w:r/>
+      <w:r>
+        <w:rPr>
+          <w:b/>
+        </w:rPr>
+        <w:t>Keywords:</w:t>
+      </w:r>
+      <w:r>
+        <w:t xml:space="preserve"> Latin epigraphy · abbreviation expansion · dataset construction ·</w:t>
+      </w:r>
+    </w:p>
+    <w:p>
+      <w:r>
+        <w:t>editorial convention · EDCS · benchmark design</w:t>
       </w:r>
     </w:p>
     <w:p>
@@ -238,62 +289,222 @@
     </w:p>
     <w:p>
       <w:r>
-        <w:t>Roman inscriptions abbreviate heavily and inconsistently. A funerary formula</w:t>
-      </w:r>
-    </w:p>
-    <w:p>
-      <w:r>
-        <w:t>may compress Dis Manibus to D M, and a single letter V may stand for</w:t>
-      </w:r>
-    </w:p>
-    <w:p>
-      <w:r>
-        <w:t>vixit, votum, vivus, vir or Victrix depending on where and when the</w:t>
-      </w:r>
-    </w:p>
-    <w:p>
-      <w:r>
-        <w:t>stone was carved. Expanding those abbreviations is a prerequisite for reading</w:t>
-      </w:r>
-    </w:p>
-    <w:p>
-      <w:r>
-        <w:t>the corpus at scale, and until now it has had neither a dataset nor a</w:t>
-      </w:r>
-    </w:p>
-    <w:p>
-      <w:r>
-        <w:t>benchmark.</w:t>
-      </w:r>
-    </w:p>
-    <w:p>
-      <w:r>
-        <w:t>It does, however, have an unusual source of supervision. Epigraphic editions</w:t>
-      </w:r>
-    </w:p>
-    <w:p>
-      <w:r>
-        <w:t>record expansions in round parentheses, and EDCS applies the convention across</w:t>
-      </w:r>
-    </w:p>
-    <w:p>
-      <w:r>
-        <w:t>its whole corpus. That yields labels at a scale no annotation project could</w:t>
-      </w:r>
-    </w:p>
-    <w:p>
-      <w:r>
-        <w:t>fund. It also yields labels that are editorial interpretations rather than</w:t>
-      </w:r>
-    </w:p>
-    <w:p>
-      <w:r>
-        <w:t>attested text, which is the central tension of this work and the subject of</w:t>
-      </w:r>
-    </w:p>
-    <w:p>
-      <w:r>
-        <w:t>Section 5.</w:t>
+        <w:t>Roman inscriptions are terse by design. Stone is expensive, cutting is slow, and</w:t>
+      </w:r>
+    </w:p>
+    <w:p>
+      <w:r>
+        <w:t>the formulae that dominate the surviving record — funerary dedications, votive</w:t>
+      </w:r>
+    </w:p>
+    <w:p>
+      <w:r>
+        <w:t>offerings, building inscriptions, military diplomas — became conventional</w:t>
+      </w:r>
+    </w:p>
+    <w:p>
+      <w:r>
+        <w:t>enough that a reader could recover a great deal from very little. A gravestone</w:t>
+      </w:r>
+    </w:p>
+    <w:p>
+      <w:r>
+        <w:t>opening D M was legible to any literate passer-by as Dis Manibus, "to the</w:t>
+      </w:r>
+    </w:p>
+    <w:p>
+      <w:r>
+        <w:t>spirits of the dead". The dedicatory inscription at the base of Trajan's Column</w:t>
+      </w:r>
+    </w:p>
+    <w:p>
+      <w:r>
+        <w:t>compresses eleven of its thirty-five tokens.</w:t>
+      </w:r>
+    </w:p>
+    <w:p>
+      <w:r>
+        <w:t>That terseness is a problem for anyone reading the corpus computationally. A</w:t>
+      </w:r>
+    </w:p>
+    <w:p>
+      <w:r>
+        <w:t>single carved letter V may stand for vixit ("he lived"), votum ("a vow"),</w:t>
+      </w:r>
+    </w:p>
+    <w:p>
+      <w:r>
+        <w:t>vivus ("while living"), vir ("man") or Victrix (a legionary title), and</w:t>
+      </w:r>
+    </w:p>
+    <w:p>
+      <w:r>
+        <w:t>nothing in the letter itself distinguishes them. Resolving such abbreviations is</w:t>
+      </w:r>
+    </w:p>
+    <w:p>
+      <w:r>
+        <w:t>a precondition for almost any downstream task: named entity recognition,</w:t>
+      </w:r>
+    </w:p>
+    <w:p>
+      <w:r>
+        <w:t>prosopography, dating, or simply search. Yet the task has no dataset. The</w:t>
+      </w:r>
+    </w:p>
+    <w:p>
+      <w:r>
+        <w:t>epigraphic NLP literature has converged instead on restoration — recovering</w:t>
+      </w:r>
+    </w:p>
+    <w:p>
+      <w:r>
+        <w:t>characters lost to damage — leaving the expansion of characters that are</w:t>
+      </w:r>
+    </w:p>
+    <w:p>
+      <w:r>
+        <w:t>present unaddressed as a task in its own right.</w:t>
+      </w:r>
+    </w:p>
+    <w:p>
+      <w:r>
+        <w:t>Supervision for it nonetheless exists, in an unusual form. Epigraphic editorial</w:t>
+      </w:r>
+    </w:p>
+    <w:p>
+      <w:r>
+        <w:t>practice records the expansion of an ancient abbreviation in round parentheses,</w:t>
+      </w:r>
+    </w:p>
+    <w:p>
+      <w:r>
+        <w:t>distinguishing it from square brackets, which mark text the editor has restored</w:t>
+      </w:r>
+    </w:p>
+    <w:p>
+      <w:r>
+        <w:t>because the stone no longer carries it. EDCS, which holds the largest collection</w:t>
+      </w:r>
+    </w:p>
+    <w:p>
+      <w:r>
+        <w:t>of Latin inscriptions in machine-readable form, applies the convention</w:t>
+      </w:r>
+    </w:p>
+    <w:p>
+      <w:r>
+        <w:t>throughout. Every parenthesis is therefore a labelled example, contributed by a</w:t>
+      </w:r>
+    </w:p>
+    <w:p>
+      <w:r>
+        <w:t>professional epigrapher, at a scale no annotation project could fund. From</w:t>
+      </w:r>
+    </w:p>
+    <w:p>
+      <w:r>
+        <w:t>588,509 records we extract 1,424,314 such pairs.</w:t>
+      </w:r>
+    </w:p>
+    <w:p>
+      <w:r>
+        <w:t>The labels come with a condition attached, and it shapes everything that</w:t>
+      </w:r>
+    </w:p>
+    <w:p>
+      <w:r>
+        <w:t>follows. A parenthesis records what an editor judged an abbreviation to</w:t>
+      </w:r>
+    </w:p>
+    <w:p>
+      <w:r>
+        <w:t>mean. It is an interpretation, not an attestation. Unlike a restored lacuna,</w:t>
+      </w:r>
+    </w:p>
+    <w:p>
+      <w:r>
+        <w:t>which may in principle be checked against a rediscovered fragment, there is no</w:t>
+      </w:r>
+    </w:p>
+    <w:p>
+      <w:r>
+        <w:t>independent record of what a carver intended by V. A model trained on this</w:t>
+      </w:r>
+    </w:p>
+    <w:p>
+      <w:r>
+        <w:t>data learns the conventions of an edition; whether it thereby learns anything</w:t>
+      </w:r>
+    </w:p>
+    <w:p>
+      <w:r>
+        <w:t>about Roman practice is a separate question, and one we take some care not to</w:t>
+      </w:r>
+    </w:p>
+    <w:p>
+      <w:r>
+        <w:t>assume.</w:t>
+      </w:r>
+    </w:p>
+    <w:p>
+      <w:r>
+        <w:t>We set out to build a benchmark and to test a specific hypothesis: that</w:t>
+      </w:r>
+    </w:p>
+    <w:p>
+      <w:r>
+        <w:t>abbreviation meaning tracks monument type through province — V as vixit in</w:t>
+      </w:r>
+    </w:p>
+    <w:p>
+      <w:r>
+        <w:t>the funerary landscape of Numidia, as votum in the votive landscape of</w:t>
+      </w:r>
+    </w:p>
+    <w:p>
+      <w:r>
+        <w:t>Pannonia — and shifts across eras, C moving from Caius in the first century</w:t>
+      </w:r>
+    </w:p>
+    <w:p>
+      <w:r>
+        <w:t>to clarissimus by the fifth. The dataset was constructed to make that testable.</w:t>
+      </w:r>
+    </w:p>
+    <w:p>
+      <w:r>
+        <w:t>Both parts of the work returned something, but not in the proportions expected.</w:t>
+      </w:r>
+    </w:p>
+    <w:p>
+      <w:r>
+        <w:t>The hypothesis failed in a specific and interesting way. Meanwhile, the</w:t>
+      </w:r>
+    </w:p>
+    <w:p>
+      <w:r>
+        <w:t>preparation — establishing what EDCS's transcription conventions actually encode</w:t>
+      </w:r>
+    </w:p>
+    <w:p>
+      <w:r>
+        <w:t>before mining them — turned up six properties of the database that are, so far</w:t>
+      </w:r>
+    </w:p>
+    <w:p>
+      <w:r>
+        <w:t>as we have been able to determine, undocumented, and each of which silently</w:t>
+      </w:r>
+    </w:p>
+    <w:p>
+      <w:r>
+        <w:t>distorts any dataset derived by this route. Those findings are the contribution</w:t>
+      </w:r>
+    </w:p>
+    <w:p>
+      <w:r>
+        <w:t>we expect to be most durable.</w:t>
       </w:r>
     </w:p>
     <w:p>
@@ -308,79 +519,170 @@
     </w:p>
     <w:p>
       <w:r>
-        <w:t>1. A dataset of 1,424,314 (abbreviation, expansion) pairs over 588,509</w:t>
-      </w:r>
-    </w:p>
-    <w:p>
-      <w:r>
-        <w:t xml:space="preserve">   records, with frozen, monument-grouped splits and four difficulty-targeted</w:t>
-      </w:r>
-    </w:p>
-    <w:p>
-      <w:r>
-        <w:t xml:space="preserve">   test sets (Section 4).</w:t>
-      </w:r>
-    </w:p>
-    <w:p>
-      <w:r>
-        <w:t>2. Six previously undocumented properties of EDCS's transcription conventions,</w:t>
-      </w:r>
-    </w:p>
-    <w:p>
-      <w:r>
-        <w:t xml:space="preserve">   each measured, that distort any dataset derived this way (Section 3, 5).</w:t>
-      </w:r>
-    </w:p>
-    <w:p>
-      <w:r>
-        <w:t>3. A benchmark with three baselines under three context conditions, and the</w:t>
-      </w:r>
-    </w:p>
-    <w:p>
-      <w:r>
-        <w:t xml:space="preserve">   finding that conditioning on province is memorisation rather than</w:t>
-      </w:r>
-    </w:p>
-    <w:p>
-      <w:r>
-        <w:t xml:space="preserve">   generalisation (Sections 6, 7).</w:t>
-      </w:r>
-    </w:p>
-    <w:p>
-      <w:r>
-        <w:t>4. An explicit account of what is not resolved, including the items that</w:t>
-      </w:r>
-    </w:p>
-    <w:p>
-      <w:r>
-        <w:t xml:space="preserve">   require a Latinist and the permission that blocks release (Section 8).</w:t>
-      </w:r>
-    </w:p>
-    <w:p>
-      <w:r/>
+        <w:t xml:space="preserve">1. </w:t>
+      </w:r>
       <w:r>
         <w:rPr>
           <w:b/>
         </w:rPr>
-        <w:t>How this differs from LatEpig.</w:t>
-      </w:r>
-      <w:r>
-        <w:t xml:space="preserve"> LatEpig is a retrieval tool: it reproducibly</w:t>
-      </w:r>
-    </w:p>
-    <w:p>
-      <w:r>
-        <w:t>executes an EDCS search and exports the matching records. EpigCorpus is a</w:t>
-      </w:r>
-    </w:p>
-    <w:p>
-      <w:r>
-        <w:t>derived labelled dataset and benchmark: it mines EDCS's editorial parentheses</w:t>
-      </w:r>
-    </w:p>
-    <w:p>
-      <w:r>
-        <w:t>as ground truth and measures the conventions that distort any such derivation.</w:t>
+        <w:t>A dataset.</w:t>
+      </w:r>
+      <w:r>
+        <w:t xml:space="preserve"> 1,424,314 (abbreviation, expansion) pairs over 588,509</w:t>
+      </w:r>
+    </w:p>
+    <w:p>
+      <w:r>
+        <w:t xml:space="preserve">   records, with monument-grouped frozen splits and four difficulty-targeted</w:t>
+      </w:r>
+    </w:p>
+    <w:p>
+      <w:r>
+        <w:t xml:space="preserve">   test sets, together with the ceilings the construction imposes on each</w:t>
+      </w:r>
+    </w:p>
+    <w:p>
+      <w:r>
+        <w:t xml:space="preserve">   (Section 5).</w:t>
+      </w:r>
+    </w:p>
+    <w:p>
+      <w:r>
+        <w:t xml:space="preserve">2. </w:t>
+      </w:r>
+      <w:r>
+        <w:rPr>
+          <w:b/>
+        </w:rPr>
+        <w:t>Six measured properties of EDCS's transcription conventions</w:t>
+      </w:r>
+      <w:r>
+        <w:t>: the</w:t>
+      </w:r>
+    </w:p>
+    <w:p>
+      <w:r>
+        <w:t xml:space="preserve">   unpreserved vinculum and its lexical substitute; the eight-way collapse of</w:t>
+      </w:r>
+    </w:p>
+    <w:p>
+      <w:r>
+        <w:t xml:space="preserve">   distinct signs onto ASCII |; final-letter geminatio; line-break</w:t>
+      </w:r>
+    </w:p>
+    <w:p>
+      <w:r>
+        <w:t xml:space="preserve">   fragmentation; the corpus-reshaping exclusion filter; and a measured floor</w:t>
+      </w:r>
+    </w:p>
+    <w:p>
+      <w:r>
+        <w:t xml:space="preserve">   for editorial label noise (Sections 4 and 6).</w:t>
+      </w:r>
+    </w:p>
+    <w:p>
+      <w:r>
+        <w:t xml:space="preserve">3. </w:t>
+      </w:r>
+      <w:r>
+        <w:rPr>
+          <w:b/>
+        </w:rPr>
+        <w:t>A benchmark and a negative result.</w:t>
+      </w:r>
+      <w:r>
+        <w:t xml:space="preserve"> Three baselines under three context</w:t>
+      </w:r>
+    </w:p>
+    <w:p>
+      <w:r>
+        <w:t xml:space="preserve">   conditions, showing that province conditioning is memorisation rather than</w:t>
+      </w:r>
+    </w:p>
+    <w:p>
+      <w:r>
+        <w:t xml:space="preserve">   generalisation, with a held-out province split that makes the distinction</w:t>
+      </w:r>
+    </w:p>
+    <w:p>
+      <w:r>
+        <w:t xml:space="preserve">   visible (Sections 7 and 8).</w:t>
+      </w:r>
+    </w:p>
+    <w:p>
+      <w:r>
+        <w:t xml:space="preserve">4. </w:t>
+      </w:r>
+      <w:r>
+        <w:rPr>
+          <w:b/>
+        </w:rPr>
+        <w:t>An explicit account of what is unresolved</w:t>
+      </w:r>
+      <w:r>
+        <w:t>, including the judgements that</w:t>
+      </w:r>
+    </w:p>
+    <w:p>
+      <w:r>
+        <w:t xml:space="preserve">   require a Latinist and the redistribution permission that blocks release</w:t>
+      </w:r>
+    </w:p>
+    <w:p>
+      <w:r>
+        <w:t xml:space="preserve">   (Section 9).</w:t>
+      </w:r>
+    </w:p>
+    <w:p>
+      <w:r/>
+      <w:r>
+        <w:rPr>
+          <w:b/>
+        </w:rPr>
+        <w:t>Relation to LatEpig.</w:t>
+      </w:r>
+      <w:r>
+        <w:t xml:space="preserve"> Because the question is inevitable, we answer it</w:t>
+      </w:r>
+    </w:p>
+    <w:p>
+      <w:r>
+        <w:t>directly: LatEpig is a retrieval tool, which reproducibly executes a search</w:t>
+      </w:r>
+    </w:p>
+    <w:p>
+      <w:r>
+        <w:t>against EDCS and exports the matching records. EpigCorpus is a derived labelled</w:t>
+      </w:r>
+    </w:p>
+    <w:p>
+      <w:r>
+        <w:t>dataset and benchmark, which mines EDCS's editorial parentheses as ground truth</w:t>
+      </w:r>
+    </w:p>
+    <w:p>
+      <w:r>
+        <w:t>and measures the conventions that distort any such derivation. One retrieves</w:t>
+      </w:r>
+    </w:p>
+    <w:p>
+      <w:r>
+        <w:t>what EDCS holds; the other measures what EDCS's conventions do to anything built</w:t>
+      </w:r>
+    </w:p>
+    <w:p>
+      <w:r>
+        <w:t>from it. The two are complementary, and a user who retrieves reproducibly with</w:t>
+      </w:r>
+    </w:p>
+    <w:p>
+      <w:r>
+        <w:t>LatEpig and then mines the parentheses will inherit every artifact documented</w:t>
+      </w:r>
+    </w:p>
+    <w:p>
+      <w:r>
+        <w:t>here.</w:t>
       </w:r>
     </w:p>
     <w:p>
@@ -392,136 +694,290 @@
       </w:r>
     </w:p>
     <w:p>
-      <w:r/>
+      <w:pPr>
+        <w:pStyle w:val="Heading2"/>
+      </w:pPr>
+      <w:r>
+        <w:t>2.1 Restoration rather than expansion</w:t>
+      </w:r>
+    </w:p>
+    <w:p>
+      <w:r>
+        <w:t>The most visible recent work on ancient inscriptions concerns restoration.</w:t>
+      </w:r>
+    </w:p>
+    <w:p>
+      <w:r>
+        <w:t>Ithaca (Assael et al., 2022) restores and attributes ancient Greek texts,</w:t>
+      </w:r>
+    </w:p>
+    <w:p>
+      <w:r>
+        <w:t>improving historians' restoration accuracy from 25% to 72% when used as an</w:t>
+      </w:r>
+    </w:p>
+    <w:p>
+      <w:r>
+        <w:t>assistive tool. Aeneas (Assael et al., 2025) extends the approach to Greek and</w:t>
+      </w:r>
+    </w:p>
+    <w:p>
+      <w:r>
+        <w:t>Latin, handling arbitrary-length restoration alongside geographical and</w:t>
+      </w:r>
+    </w:p>
+    <w:p>
+      <w:r>
+        <w:t>chronological attribution and parallel retrieval. For Latin specifically,</w:t>
+      </w:r>
+    </w:p>
+    <w:p>
+      <w:r>
+        <w:t>Locaputo et al. (2023) apply deep learning to filling lacunae.</w:t>
+      </w:r>
+    </w:p>
+    <w:p>
+      <w:r>
+        <w:t xml:space="preserve">All three address text </w:t>
+      </w:r>
       <w:r>
         <w:rPr>
           <w:b/>
         </w:rPr>
-        <w:t>Restoration, not expansion.</w:t>
-      </w:r>
-      <w:r>
-        <w:t xml:space="preserve"> Ithaca [Assael et al. 2022] restores and</w:t>
-      </w:r>
-    </w:p>
-    <w:p>
-      <w:r>
-        <w:t>attributes ancient Greek; Aeneas [Assael et al. 2025] contextualises Greek and</w:t>
-      </w:r>
-    </w:p>
-    <w:p>
-      <w:r>
-        <w:t>Latin, restoring arbitrary-length lost text; Locaputo et al. (2023) fill</w:t>
-      </w:r>
-    </w:p>
-    <w:p>
-      <w:r>
-        <w:t>lacunae in Latin inscriptions. All three restore characters lost from the</w:t>
-      </w:r>
-    </w:p>
-    <w:p>
-      <w:r>
-        <w:t>stone, where the label is a lacuna. We expand abbreviations the stone</w:t>
-      </w:r>
-    </w:p>
-    <w:p>
-      <w:r/>
+        <w:t>lost from the stone</w:t>
+      </w:r>
+      <w:r>
+        <w:t>, where the label is a gap. Our</w:t>
+      </w:r>
+    </w:p>
+    <w:p>
+      <w:r>
+        <w:t xml:space="preserve">task concerns text the stone </w:t>
+      </w:r>
       <w:r>
         <w:rPr>
           <w:b/>
         </w:rPr>
-        <w:t>deliberately carries</w:t>
-      </w:r>
-      <w:r>
-        <w:t>, where the label is an editorial parenthesis. The</w:t>
-      </w:r>
-    </w:p>
-    <w:p>
-      <w:r>
-        <w:t>circularity profiles are opposite: a restoration can in principle be checked</w:t>
-      </w:r>
-    </w:p>
-    <w:p>
-      <w:r>
-        <w:t>against a rediscovered fragment, whereas no independent record exists of what a</w:t>
-      </w:r>
-    </w:p>
-    <w:p>
-      <w:r>
-        <w:t>carver meant by V.</w:t>
-      </w:r>
-    </w:p>
-    <w:p>
-      <w:r/>
-      <w:r>
-        <w:rPr>
-          <w:b/>
-        </w:rPr>
-        <w:t>EDCS as an ML source.</w:t>
-      </w:r>
-      <w:r>
-        <w:t xml:space="preserve"> Kaše et al. (2021) reconcile the incompatible</w:t>
-      </w:r>
-    </w:p>
-    <w:p>
-      <w:r>
-        <w:t>inscription-type taxonomies of EDCS and EDH with a learned classifier, at the</w:t>
-      </w:r>
-    </w:p>
-    <w:p>
-      <w:r>
-        <w:t>level of whole inscriptions. Heřmánková et al. (2021) argue for treating</w:t>
-      </w:r>
-    </w:p>
-    <w:p>
-      <w:r>
-        <w:t>epigraphic editions as data and release LIRE, an EDH/EDCS aggregate restricted</w:t>
-      </w:r>
-    </w:p>
-    <w:p>
-      <w:r>
-        <w:t>to dated, geolocated records. Cui and Ströbel (2026) annotate 1,000 EDCS</w:t>
-      </w:r>
-    </w:p>
-    <w:p>
-      <w:r>
-        <w:t>inscriptions for named entities and do not address abbreviation expansion. Ours</w:t>
-      </w:r>
-    </w:p>
-    <w:p>
-      <w:r>
-        <w:t>is token-level and derived rather than hand-annotated: 1,424,314 labels against</w:t>
-      </w:r>
-    </w:p>
-    <w:p>
-      <w:r>
-        <w:t>their 1,000 inscriptions.</w:t>
-      </w:r>
-    </w:p>
-    <w:p>
-      <w:r/>
-      <w:r>
-        <w:rPr>
-          <w:b/>
-        </w:rPr>
-        <w:t>Abbreviation indices.</w:t>
-      </w:r>
-      <w:r>
-        <w:t xml:space="preserve"> Elliott (1998) compiled a standing index from</w:t>
-      </w:r>
-    </w:p>
-    <w:p>
-      <w:r>
-        <w:t>L'Année Épigraphique 1888–1993. An index gives the expansions an abbreviation</w:t>
-      </w:r>
-    </w:p>
-    <w:p>
-      <w:r>
-        <w:t>can take; we give the distribution over expansions it does take, with</w:t>
-      </w:r>
-    </w:p>
-    <w:p>
-      <w:r>
-        <w:t xml:space="preserve">ambiguity measured — of which </w:t>
+        <w:t>deliberately compressed</w:t>
+      </w:r>
+      <w:r>
+        <w:t>, where the label is an</w:t>
+      </w:r>
+    </w:p>
+    <w:p>
+      <w:r>
+        <w:t>editorial parenthesis. The distinction is not merely one of framing, because the</w:t>
+      </w:r>
+    </w:p>
+    <w:p>
+      <w:r>
+        <w:t>two have opposite epistemic profiles. A restoration proposes what was once</w:t>
+      </w:r>
+    </w:p>
+    <w:p>
+      <w:r>
+        <w:t>physically present and can, in principle, be falsified by the discovery of a</w:t>
+      </w:r>
+    </w:p>
+    <w:p>
+      <w:r>
+        <w:t>better-preserved duplicate. An expansion proposes what a carver meant by a</w:t>
+      </w:r>
+    </w:p>
+    <w:p>
+      <w:r>
+        <w:t>sign they chose deliberately, and no such external check exists. This asymmetry</w:t>
+      </w:r>
+    </w:p>
+    <w:p>
+      <w:r>
+        <w:t>is why Section 6 devotes attention to measuring editorial disagreement rather</w:t>
+      </w:r>
+    </w:p>
+    <w:p>
+      <w:r>
+        <w:t>than assuming the labels are ground truth.</w:t>
+      </w:r>
+    </w:p>
+    <w:p>
+      <w:r>
+        <w:t>Aeneas's attribution task is the closest precedent for the context conditions in</w:t>
+      </w:r>
+    </w:p>
+    <w:p>
+      <w:r>
+        <w:t>our experiment, but it runs in the opposite direction: Aeneas predicts place</w:t>
+      </w:r>
+    </w:p>
+    <w:p>
+      <w:r>
+        <w:t>and date from the text, whereas we supply them and ask whether they help.</w:t>
+      </w:r>
+    </w:p>
+    <w:p>
+      <w:pPr>
+        <w:pStyle w:val="Heading2"/>
+      </w:pPr>
+      <w:r>
+        <w:t>2.2 EDCS as a source for machine learning</w:t>
+      </w:r>
+    </w:p>
+    <w:p>
+      <w:r>
+        <w:t>Kaše et al. (2021) address the incompatibility of the inscription-type</w:t>
+      </w:r>
+    </w:p>
+    <w:p>
+      <w:r>
+        <w:t>taxonomies used by EDCS and the Epigraphic Database Heidelberg, learning a</w:t>
+      </w:r>
+    </w:p>
+    <w:p>
+      <w:r>
+        <w:t>classifier that maps between them. Their unit is the whole inscription and their</w:t>
+      </w:r>
+    </w:p>
+    <w:p>
+      <w:r>
+        <w:t>labels are curatorial metadata; ours are tokens and editorial markup inside the</w:t>
+      </w:r>
+    </w:p>
+    <w:p>
+      <w:r>
+        <w:t>text. Their finding that the categories of an epigraphic database are not</w:t>
+      </w:r>
+    </w:p>
+    <w:p>
+      <w:r>
+        <w:t>neutral is precisely the lesson our exclusion audit repeats one level down, at</w:t>
+      </w:r>
+    </w:p>
+    <w:p>
+      <w:r>
+        <w:t>the level of transcription rather than taxonomy.</w:t>
+      </w:r>
+    </w:p>
+    <w:p>
+      <w:r>
+        <w:t>Heřmánková et al. (2021) argue for treating epigraphic editions as datasets in</w:t>
+      </w:r>
+    </w:p>
+    <w:p>
+      <w:r>
+        <w:t>their own right and release LIRE, an aggregate of EDH and EDCS restricted to</w:t>
+      </w:r>
+    </w:p>
+    <w:p>
+      <w:r>
+        <w:t>inscriptions that are geolocated, inside the Empire's maximum extent, and dated</w:t>
+      </w:r>
+    </w:p>
+    <w:p>
+      <w:r>
+        <w:t>within 50 BC–350 AD: 182,852 records. This is the framing paper for our</w:t>
+      </w:r>
+    </w:p>
+    <w:p>
+      <w:r>
+        <w:t>argument, and also its foil. LIRE filters for completeness; we audit the</w:t>
+      </w:r>
+    </w:p>
+    <w:p>
+      <w:r>
+        <w:t>filtering. Their restriction to dated and geolocated records is exactly the</w:t>
+      </w:r>
+    </w:p>
+    <w:p>
+      <w:r>
+        <w:t>class of selection our pooled-bias analysis quantifies in Section 6.</w:t>
+      </w:r>
+    </w:p>
+    <w:p>
+      <w:r>
+        <w:t>Cui and Ströbel (2026) provide the closest contemporary EDCS derivative: 1,000</w:t>
+      </w:r>
+    </w:p>
+    <w:p>
+      <w:r>
+        <w:t>manually annotated inscriptions with a fine-grained BIO scheme for Roman</w:t>
+      </w:r>
+    </w:p>
+    <w:p>
+      <w:r>
+        <w:t>personal names, on which a fine-tuned BERT reaches weighted F1 of 91.1 against</w:t>
+      </w:r>
+    </w:p>
+    <w:p>
+      <w:r>
+        <w:t>macro F1 of 68.7. The gap between those two figures reflects the same head-tail</w:t>
+      </w:r>
+    </w:p>
+    <w:p>
+      <w:r>
+        <w:t>problem our frequency bands quantify. Their work does not address abbreviation</w:t>
+      </w:r>
+    </w:p>
+    <w:p>
+      <w:r>
+        <w:t>expansion. The contrast in construction is instructive: 1,000 hand-annotated</w:t>
+      </w:r>
+    </w:p>
+    <w:p>
+      <w:r>
+        <w:t>inscriptions against 1,424,314 derived labels — manual precision against derived</w:t>
+      </w:r>
+    </w:p>
+    <w:p>
+      <w:r>
+        <w:t>scale, with the trade-off in label reliability that Section 6 measures.</w:t>
+      </w:r>
+    </w:p>
+    <w:p>
+      <w:pPr>
+        <w:pStyle w:val="Heading2"/>
+      </w:pPr>
+      <w:r>
+        <w:t>2.3 Abbreviation indices</w:t>
+      </w:r>
+    </w:p>
+    <w:p>
+      <w:r>
+        <w:t>Elliott (1998) compiled a standing index of Latin epigraphic abbreviations from</w:t>
+      </w:r>
+    </w:p>
+    <w:p>
+      <w:r>
+        <w:t>digital texts of all inscriptions published in L'Année Épigraphique between</w:t>
+      </w:r>
+    </w:p>
+    <w:p>
+      <w:r>
+        <w:t>1888 and 1993, in two tiers separated by a threshold of ten occurrences. It</w:t>
+      </w:r>
+    </w:p>
+    <w:p>
+      <w:r>
+        <w:t>remains the reference resource.</w:t>
+      </w:r>
+    </w:p>
+    <w:p>
+      <w:r>
+        <w:t>An index reports the expansions an abbreviation can take. Our dataset reports</w:t>
+      </w:r>
+    </w:p>
+    <w:p>
+      <w:r>
+        <w:t>the distribution over expansions it does take, conditioned on province and</w:t>
+      </w:r>
+    </w:p>
+    <w:p>
+      <w:r>
+        <w:t>century, with the ambiguity structure measured. That is the gap the resource</w:t>
+      </w:r>
+    </w:p>
+    <w:p>
+      <w:r>
+        <w:t xml:space="preserve">fills. Our results, however, also qualify the ambition: </w:t>
       </w:r>
       <w:r>
         <w:rPr>
@@ -530,12 +986,65 @@
         <w:t>54.5%</w:t>
       </w:r>
       <w:r>
-        <w:t xml:space="preserve"> among evaluable keys is lexical</w:t>
-      </w:r>
-    </w:p>
-    <w:p>
-      <w:r>
-        <w:t>rather than merely inflectional.</w:t>
+        <w:t xml:space="preserve"> of</w:t>
+      </w:r>
+    </w:p>
+    <w:p>
+      <w:r>
+        <w:t>ambiguity among evaluable abbreviation keys is lexical — genuinely different</w:t>
+      </w:r>
+    </w:p>
+    <w:p>
+      <w:r>
+        <w:t>words — rather than merely inflectional, so no list resolves it and neither does</w:t>
+      </w:r>
+    </w:p>
+    <w:p>
+      <w:r>
+        <w:t>a model that ignores context. And, as Section 8 shows, conditioning on province</w:t>
+      </w:r>
+    </w:p>
+    <w:p>
+      <w:r>
+        <w:t>proves to be memorisation rather than knowledge, which limits how far</w:t>
+      </w:r>
+    </w:p>
+    <w:p>
+      <w:r>
+        <w:t>context-conditioning can be pushed as a solution.</w:t>
+      </w:r>
+    </w:p>
+    <w:p>
+      <w:pPr>
+        <w:pStyle w:val="Heading2"/>
+      </w:pPr>
+      <w:r>
+        <w:t>2.4 Abbreviation expansion elsewhere</w:t>
+      </w:r>
+    </w:p>
+    <w:p>
+      <w:r>
+        <w:t>Abbreviation expansion is well studied in clinical text and scientific</w:t>
+      </w:r>
+    </w:p>
+    <w:p>
+      <w:r>
+        <w:t>documents, and in medieval manuscript traditions where abbreviation is likewise</w:t>
+      </w:r>
+    </w:p>
+    <w:p>
+      <w:r>
+        <w:t>systematic. We are not aware of a dataset or benchmark for Latin epigraphic</w:t>
+      </w:r>
+    </w:p>
+    <w:p>
+      <w:r>
+        <w:t>abbreviation expansion. We state this as a bounded negative: it reflects the</w:t>
+      </w:r>
+    </w:p>
+    <w:p>
+      <w:r>
+        <w:t>searches we ran, not a systematic review.</w:t>
       </w:r>
     </w:p>
     <w:p>
@@ -543,12 +1052,48 @@
         <w:pStyle w:val="Heading1"/>
       </w:pPr>
       <w:r>
-        <w:t>3 The EDCS corpus and its conventions</w:t>
-      </w:r>
-    </w:p>
-    <w:p>
-      <w:r>
-        <w:t xml:space="preserve">588,509 records, 39,470,885 characters. The records are </w:t>
+        <w:t>3 The corpus</w:t>
+      </w:r>
+    </w:p>
+    <w:p>
+      <w:r>
+        <w:t>EDCS holds Latin inscriptions from across the Roman world in machine-readable</w:t>
+      </w:r>
+    </w:p>
+    <w:p>
+      <w:r>
+        <w:t xml:space="preserve">form. The snapshot used here comprises </w:t>
+      </w:r>
+      <w:r>
+        <w:rPr>
+          <w:b/>
+        </w:rPr>
+        <w:t>588,509</w:t>
+      </w:r>
+      <w:r>
+        <w:t xml:space="preserve"> records and</w:t>
+      </w:r>
+    </w:p>
+    <w:p>
+      <w:r/>
+      <w:r>
+        <w:rPr>
+          <w:b/>
+        </w:rPr>
+        <w:t>39,470,885</w:t>
+      </w:r>
+      <w:r>
+        <w:t xml:space="preserve"> characters, pinned by SHA-256 (9ebea1a7a5742d055af3b7059703cd8fd1ea708578c3ea43b9882f5873242317) because the</w:t>
+      </w:r>
+    </w:p>
+    <w:p>
+      <w:r>
+        <w:t>database is live and grows; a re-harvest reproduces none of the figures below.</w:t>
+      </w:r>
+    </w:p>
+    <w:p>
+      <w:r>
+        <w:t xml:space="preserve">The records are </w:t>
       </w:r>
       <w:r>
         <w:rPr>
@@ -557,22 +1102,112 @@
         <w:t>not</w:t>
       </w:r>
       <w:r>
-        <w:t xml:space="preserve"> 588,509</w:t>
-      </w:r>
-    </w:p>
-    <w:p>
-      <w:r>
-        <w:t>inscriptions: the -N suffix marks segments of one monument, and</w:t>
-      </w:r>
-    </w:p>
-    <w:p>
-      <w:r>
-        <w:t>542,854 distinct monuments underlie them, with 45,655 records</w:t>
-      </w:r>
-    </w:p>
-    <w:p>
-      <w:r>
-        <w:t>sharing a base id. Any split must group by monument.</w:t>
+        <w:t xml:space="preserve"> 588,509 inscriptions, and the distinction matters</w:t>
+      </w:r>
+    </w:p>
+    <w:p>
+      <w:r>
+        <w:t>for dataset construction. Record identifiers take the form EDCS-&lt;8 digits&gt;-&lt;n&gt;,</w:t>
+      </w:r>
+    </w:p>
+    <w:p>
+      <w:r>
+        <w:t>and the trailing segment marks a face or panel of a single monument.</w:t>
+      </w:r>
+    </w:p>
+    <w:p>
+      <w:r/>
+      <w:r>
+        <w:rPr>
+          <w:b/>
+        </w:rPr>
+        <w:t>542,854</w:t>
+      </w:r>
+      <w:r>
+        <w:t xml:space="preserve"> distinct monuments underlie the 588,509 records, with</w:t>
+      </w:r>
+    </w:p>
+    <w:p>
+      <w:r>
+        <w:t>45,655 records sharing a base identifier with at least one other. All</w:t>
+      </w:r>
+    </w:p>
+    <w:p>
+      <w:r>
+        <w:t>multi-segment groups are internally consistent in province, and several hundred</w:t>
+      </w:r>
+    </w:p>
+    <w:p>
+      <w:r>
+        <w:t>carry byte-identical inscription text across segments. Treating records as</w:t>
+      </w:r>
+    </w:p>
+    <w:p>
+      <w:r>
+        <w:t>independent documents would therefore place two faces of one stone on opposite</w:t>
+      </w:r>
+    </w:p>
+    <w:p>
+      <w:r>
+        <w:t>sides of a train/test division. Every split reported here groups by monument.</w:t>
+      </w:r>
+    </w:p>
+    <w:p>
+      <w:r>
+        <w:t>The segment structure also provides the first direct evidence of the editorial</w:t>
+      </w:r>
+    </w:p>
+    <w:p>
+      <w:r>
+        <w:t>character of the labels. In one monument, segments print the same imperial</w:t>
+      </w:r>
+    </w:p>
+    <w:p>
+      <w:r>
+        <w:t>titulature differently — one as divi Traiani / Parthici nepos, another as</w:t>
+      </w:r>
+    </w:p>
+    <w:p>
+      <w:r>
+        <w:t>Parthic(i) nep(os) — so that the same text is, in one editorial pass, judged</w:t>
+      </w:r>
+    </w:p>
+    <w:p>
+      <w:r>
+        <w:t>to be abbreviated and in another judged to be written in full. The boundary</w:t>
+      </w:r>
+    </w:p>
+    <w:p>
+      <w:r>
+        <w:t>between what the stone compresses and what it spells out is not always a</w:t>
+      </w:r>
+    </w:p>
+    <w:p>
+      <w:r>
+        <w:t>property of the stone.</w:t>
+      </w:r>
+    </w:p>
+    <w:p>
+      <w:pPr>
+        <w:pStyle w:val="Heading1"/>
+      </w:pPr>
+      <w:r>
+        <w:t>4 What the plain text does and does not encode</w:t>
+      </w:r>
+    </w:p>
+    <w:p>
+      <w:r>
+        <w:t>Before mining a convention it is worth establishing what the convention</w:t>
+      </w:r>
+    </w:p>
+    <w:p>
+      <w:r>
+        <w:t>encodes. Three of our findings emerged from doing so, and each affects the</w:t>
+      </w:r>
+    </w:p>
+    <w:p>
+      <w:r>
+        <w:t>resulting dataset materially.</w:t>
       </w:r>
     </w:p>
     <w:p>
@@ -580,22 +1215,47 @@
         <w:pStyle w:val="Heading2"/>
       </w:pPr>
       <w:r>
-        <w:t>3.1 The vinculum is not preserved</w:t>
-      </w:r>
-    </w:p>
-    <w:p>
-      <w:r>
-        <w:t>Roman numerals were multiplied by a thousand with an overline. We ran a full</w:t>
-      </w:r>
-    </w:p>
-    <w:p>
-      <w:r>
-        <w:t>character census — all 39,470,885 characters, all 414 distinct code</w:t>
-      </w:r>
-    </w:p>
-    <w:p>
-      <w:r>
-        <w:t>points, no sampling — and found:</w:t>
+        <w:t>4.1 The vinculum is not preserved</w:t>
+      </w:r>
+    </w:p>
+    <w:p>
+      <w:r>
+        <w:t>Roman numerals were multiplied by a thousand by drawing a line above them: X̄</w:t>
+      </w:r>
+    </w:p>
+    <w:p>
+      <w:r>
+        <w:t>denotes ten thousand. Over letters rather than numerals, the same overline</w:t>
+      </w:r>
+    </w:p>
+    <w:p>
+      <w:r>
+        <w:t>marked an abbreviation. Whether EDCS's plain-text field preserves either</w:t>
+      </w:r>
+    </w:p>
+    <w:p>
+      <w:r>
+        <w:t>determines whether numeral-bearing tokens can be interpreted at all.</w:t>
+      </w:r>
+    </w:p>
+    <w:p>
+      <w:r>
+        <w:t>We ran a complete character census over all 588,509 records — all</w:t>
+      </w:r>
+    </w:p>
+    <w:p>
+      <w:r>
+        <w:t>39,470,885 characters and all 414 distinct code points, with no</w:t>
+      </w:r>
+    </w:p>
+    <w:p>
+      <w:r>
+        <w:t>sampling — so that the result would be read out of a full inventory rather than</w:t>
+      </w:r>
+    </w:p>
+    <w:p>
+      <w:r>
+        <w:t>recovered by a targeted search for the code points we expected.</w:t>
       </w:r>
     </w:p>
     <w:tbl>
@@ -619,7 +1279,7 @@
                 <w:b/>
                 <w:sz w:val="17"/>
               </w:rPr>
-              <w:t>code point</w:t>
+              <w:t>code point / block</w:t>
             </w:r>
           </w:p>
         </w:tc>
@@ -704,7 +1364,7 @@
               <w:rPr>
                 <w:sz w:val="17"/>
               </w:rPr>
-              <w:t>Number Forms block (incl. U+2183 Ↄ)</w:t>
+              <w:t>Number Forms U+2150–U+218F (incl. U+2183 Ↄ, reversed C)</w:t>
             </w:r>
           </w:p>
         </w:tc>
@@ -732,7 +1392,7 @@
               <w:rPr>
                 <w:sz w:val="17"/>
               </w:rPr>
-              <w:t>Ancient Symbols block (Roman denarius, sextans, uncia)</w:t>
+              <w:t>Ancient Symbols U+10190–U+101CF (Roman denarius, sextans, uncia)</w:t>
             </w:r>
           </w:p>
         </w:tc>
@@ -753,33 +1413,65 @@
     </w:tbl>
     <w:p/>
     <w:p>
-      <w:r>
-        <w:t>Unicode provides dedicated code points for the reversed C and the Roman</w:t>
-      </w:r>
-    </w:p>
-    <w:p>
-      <w:r>
-        <w:t>monetary signs. EDCS uses none of them. The multiplicative vinculum has zero</w:t>
-      </w:r>
-    </w:p>
-    <w:p>
-      <w:r>
-        <w:t>attestations. All three surviving combining marks are reproduced in the</w:t>
-      </w:r>
-    </w:p>
-    <w:p>
-      <w:r>
-        <w:t>appendix; none is a vinculum.</w:t>
-      </w:r>
-    </w:p>
-    <w:p>
-      <w:r>
-        <w:t>This is not an encoding limitation: 208 Leiden underdots (U+0323)</w:t>
-      </w:r>
-    </w:p>
-    <w:p>
-      <w:r>
-        <w:t>pass through the same pipeline.</w:t>
+      <w:r/>
+      <w:r>
+        <w:rPr>
+          <w:b/>
+        </w:rPr>
+        <w:t>The multiplicative vinculum has no attestations whatsoever.</w:t>
+      </w:r>
+      <w:r>
+        <w:t xml:space="preserve"> Unicode provides</w:t>
+      </w:r>
+    </w:p>
+    <w:p>
+      <w:r>
+        <w:t>dedicated code points both for the reversed C and for the Roman monetary signs,</w:t>
+      </w:r>
+    </w:p>
+    <w:p>
+      <w:r>
+        <w:t>and EDCS uses none of them. The two surviving U+0305 instances are reproduced in</w:t>
+      </w:r>
+    </w:p>
+    <w:p>
+      <w:r>
+        <w:t>Appendix A; neither is a multiplicative vinculum — one is an abbreviation</w:t>
+      </w:r>
+    </w:p>
+    <w:p>
+      <w:r>
+        <w:t>overline over a letter, the other sits on a numeral used as a word prefix.</w:t>
+      </w:r>
+    </w:p>
+    <w:p>
+      <w:r>
+        <w:t>This is not a limitation of the encoding pipeline. 208 instances of</w:t>
+      </w:r>
+    </w:p>
+    <w:p>
+      <w:r>
+        <w:t>U+0323, the Leiden underdot marking an uncertain letter, pass through the same</w:t>
+      </w:r>
+    </w:p>
+    <w:p>
+      <w:r>
+        <w:t>field. Combining marks are transmitted; overlines are absent by transcription</w:t>
+      </w:r>
+    </w:p>
+    <w:p>
+      <w:r>
+        <w:t>convention. The honest qualifier is that at 208 instances no Leiden</w:t>
+      </w:r>
+    </w:p>
+    <w:p>
+      <w:r>
+        <w:t>diacritic is systematically preserved either: the plain-text field is, in</w:t>
+      </w:r>
+    </w:p>
+    <w:p>
+      <w:r>
+        <w:t>practice, diacritic-free.</w:t>
       </w:r>
     </w:p>
     <w:p>
@@ -791,22 +1483,47 @@
         <w:t>What replaced it.</w:t>
       </w:r>
       <w:r>
-        <w:t xml:space="preserve"> EDCS renders the overline as a supplied word in</w:t>
-      </w:r>
-    </w:p>
-    <w:p>
-      <w:r>
-        <w:t>parentheses. N(milia) occurs 1,875 times, 65.4% immediately</w:t>
-      </w:r>
-    </w:p>
-    <w:p>
-      <w:r>
-        <w:t>preceded by HS, with small multiplier numerals. HS X(milia) is ten</w:t>
-      </w:r>
-    </w:p>
-    <w:p>
-      <w:r>
-        <w:t xml:space="preserve">thousand sesterces. This matters for dataset construction: </w:t>
+        <w:t xml:space="preserve"> The negative would be of limited interest if nothing had</w:t>
+      </w:r>
+    </w:p>
+    <w:p>
+      <w:r>
+        <w:t>taken the vinculum's place. Something has. EDCS renders the overline as a</w:t>
+      </w:r>
+    </w:p>
+    <w:p>
+      <w:r>
+        <w:t>supplied word inside parentheses. The construction N(milia) occurs</w:t>
+      </w:r>
+    </w:p>
+    <w:p>
+      <w:r>
+        <w:t>1,875 times, and 65.4% of those occurrences are immediately</w:t>
+      </w:r>
+    </w:p>
+    <w:p>
+      <w:r>
+        <w:t>preceded by HS, the sestertius sign, with small multiplier numerals: HS</w:t>
+      </w:r>
+    </w:p>
+    <w:p>
+      <w:r>
+        <w:t>X(milia) is ten thousand sesterces. The device generalises beyond currency to</w:t>
+      </w:r>
+    </w:p>
+    <w:p>
+      <w:r>
+        <w:t>the weights-and-measures system — librae, sextarii, modii, iugera — and</w:t>
+      </w:r>
+    </w:p>
+    <w:p>
+      <w:r>
+        <w:t>to ordinals, as in p(ro) p(arte) IIII(quarta), "for a fourth part".</w:t>
+      </w:r>
+    </w:p>
+    <w:p>
+      <w:r>
+        <w:t xml:space="preserve">The consequence for dataset construction is direct. </w:t>
       </w:r>
       <w:r>
         <w:rPr>
@@ -815,17 +1532,37 @@
         <w:t>2,338</w:t>
       </w:r>
       <w:r>
-        <w:t xml:space="preserve"> such</w:t>
-      </w:r>
-    </w:p>
-    <w:p>
-      <w:r>
-        <w:t>pairs sit in the extracted set as strings like X → Xmilia, which is not a</w:t>
-      </w:r>
-    </w:p>
-    <w:p>
-      <w:r>
-        <w:t>Latin word and was never on a stone.</w:t>
+        <w:t xml:space="preserve"> such pairs sit</w:t>
+      </w:r>
+    </w:p>
+    <w:p>
+      <w:r>
+        <w:t>in the extracted set as strings of the form X → Xmilia, which is not a Latin</w:t>
+      </w:r>
+    </w:p>
+    <w:p>
+      <w:r>
+        <w:t>word and was never carved on a stone. They are not abbreviation expansions at</w:t>
+      </w:r>
+    </w:p>
+    <w:p>
+      <w:r>
+        <w:t>all: the supplied word was never present, because on the stone it was a line.</w:t>
+      </w:r>
+    </w:p>
+    <w:p>
+      <w:r>
+        <w:t>We class them separately and exclude them from the task, and the empirical</w:t>
+      </w:r>
+    </w:p>
+    <w:p>
+      <w:r>
+        <w:t>grounding for that decision is this measurement rather than a definitional</w:t>
+      </w:r>
+    </w:p>
+    <w:p>
+      <w:r>
+        <w:t>stipulation.</w:t>
       </w:r>
     </w:p>
     <w:p>
@@ -833,33 +1570,100 @@
         <w:pStyle w:val="Heading2"/>
       </w:pPr>
       <w:r>
-        <w:t>3.2 One `|` for at least eight signs</w:t>
-      </w:r>
-    </w:p>
-    <w:p>
-      <w:r>
-        <w:t>EDCS renders non-typeable signs as ASCII |. We enumerate 376</w:t>
-      </w:r>
-    </w:p>
-    <w:p>
-      <w:r>
-        <w:t>distinct |(...) forms, 16,194 occurrences, spanning the centurial</w:t>
-      </w:r>
-    </w:p>
-    <w:p>
-      <w:r>
-        <w:t>sign, the reversed C for mulieris, monetary and milliary signs, the fractional</w:t>
-      </w:r>
-    </w:p>
-    <w:p>
-      <w:r>
-        <w:t>weight system, the obitus theta nigrum, Greek measures, and Christian signs.</w:t>
-      </w:r>
-    </w:p>
-    <w:p>
-      <w:r>
-        <w:t xml:space="preserve">Three structural properties follow. Plurality is marked by </w:t>
-      </w:r>
+        <w:t>4.2 One character for at least eight signs</w:t>
+      </w:r>
+    </w:p>
+    <w:p>
+      <w:r>
+        <w:t>Epigraphic texts carry signs that no keyboard represents: the reversed C for</w:t>
+      </w:r>
+    </w:p>
+    <w:p>
+      <w:r>
+        <w:t>mulieris, the centurial sign, monetary and milliary marks, the theta nigrum</w:t>
+      </w:r>
+    </w:p>
+    <w:p>
+      <w:r>
+        <w:t>denoting a deceased person, and the fractional weight system inherited from the</w:t>
+      </w:r>
+    </w:p>
+    <w:p>
+      <w:r>
+        <w:t>as. EDCS renders all of them as a single ASCII |.</w:t>
+      </w:r>
+    </w:p>
+    <w:p>
+      <w:r>
+        <w:t>We enumerate every distinct |(...) form in the corpus: 376</w:t>
+      </w:r>
+    </w:p>
+    <w:p>
+      <w:r>
+        <w:t>forms, 16,194 occurrences. Grouping them by the sign they plausibly</w:t>
+      </w:r>
+    </w:p>
+    <w:p>
+      <w:r>
+        <w:t>stand for — a rule-based pass over the surface strings, requiring philological</w:t>
+      </w:r>
+    </w:p>
+    <w:p>
+      <w:r>
+        <w:t>confirmation, though the enumeration itself does not depend on it — yields at</w:t>
+      </w:r>
+    </w:p>
+    <w:p>
+      <w:r>
+        <w:t>least eight families spanning the centurial sign, the reversed C, monetary and</w:t>
+      </w:r>
+    </w:p>
+    <w:p>
+      <w:r>
+        <w:t>milliary signs, fractions and weights, the obitus mark, Greek measures and</w:t>
+      </w:r>
+    </w:p>
+    <w:p>
+      <w:r>
+        <w:t>Christian symbols.</w:t>
+      </w:r>
+    </w:p>
+    <w:p>
+      <w:r>
+        <w:t xml:space="preserve">The practical consequence is that expanding | is </w:t>
+      </w:r>
+      <w:r>
+        <w:rPr>
+          <w:b/>
+        </w:rPr>
+        <w:t>not a lookup</w:t>
+      </w:r>
+      <w:r>
+        <w:t>. It is the</w:t>
+      </w:r>
+    </w:p>
+    <w:p>
+      <w:r>
+        <w:t>same context-disambiguation problem as expanding V, conducted over a symbol</w:t>
+      </w:r>
+    </w:p>
+    <w:p>
+      <w:r>
+        <w:t>vocabulary, and a resource that published a | → word mapping would be wrong</w:t>
+      </w:r>
+    </w:p>
+    <w:p>
+      <w:r>
+        <w:t>for every form outside the majority family.</w:t>
+      </w:r>
+    </w:p>
+    <w:p>
+      <w:r>
+        <w:t>Three further properties are worth recording. Plurality is marked by</w:t>
+      </w:r>
+    </w:p>
+    <w:p>
+      <w:r/>
       <w:r>
         <w:rPr>
           <w:b/>
@@ -867,22 +1671,27 @@
         <w:t>repetition</w:t>
       </w:r>
       <w:r>
-        <w:t xml:space="preserve"> —</w:t>
-      </w:r>
-    </w:p>
-    <w:p>
-      <w:r>
-        <w:t>||(mulierum), ||||(milia) — the same principle as letter geminatio. The</w:t>
-      </w:r>
-    </w:p>
-    <w:p>
-      <w:r>
-        <w:t>inflectional ambiguity of the Latin recurs inside the symbol set. And the</w:t>
-      </w:r>
-    </w:p>
-    <w:p>
-      <w:r>
-        <w:t xml:space="preserve">inventory carries </w:t>
+        <w:t xml:space="preserve"> — ||(mulierum), ||(centuriones), ||||(milia) — which is the</w:t>
+      </w:r>
+    </w:p>
+    <w:p>
+      <w:r>
+        <w:t>same principle as the letter geminatio of Section 4.3, applied to glyphs; the</w:t>
+      </w:r>
+    </w:p>
+    <w:p>
+      <w:r>
+        <w:t>two should be treated as one phenomenon. The inflectional ambiguity of Latin</w:t>
+      </w:r>
+    </w:p>
+    <w:p>
+      <w:r>
+        <w:t>recurs inside the symbol set, with ten inflections of centurio behind one</w:t>
+      </w:r>
+    </w:p>
+    <w:p>
+      <w:r>
+        <w:t xml:space="preserve">glyph. And the inventory carries </w:t>
       </w:r>
       <w:r>
         <w:rPr>
@@ -891,12 +1700,12 @@
         <w:t>its own unresolvable class</w:t>
       </w:r>
       <w:r>
-        <w:t>, |(), where the sign is on</w:t>
-      </w:r>
-    </w:p>
-    <w:p>
-      <w:r>
-        <w:t>the stone and the editor withheld the word.</w:t>
+        <w:t>, |(), where</w:t>
+      </w:r>
+    </w:p>
+    <w:p>
+      <w:r>
+        <w:t>the sign is on the stone and the editor declined to supply a word.</w:t>
       </w:r>
     </w:p>
     <w:p>
@@ -904,32 +1713,61 @@
         <w:pStyle w:val="Heading2"/>
       </w:pPr>
       <w:r>
-        <w:t>3.3 Geminatio doubles the final letter</w:t>
-      </w:r>
-    </w:p>
-    <w:p>
-      <w:r>
-        <w:t>The plural is marked by doubling — Aug → Augg(ustorum),</w:t>
-      </w:r>
-    </w:p>
-    <w:p>
-      <w:r>
-        <w:t>Imp → Impp(eratoribus), Cos → Coss(ulibus). For a one-letter abbreviation</w:t>
-      </w:r>
-    </w:p>
-    <w:p>
-      <w:r>
-        <w:t>the doubled letter is both first and last (D → DD(ominis)), which makes a</w:t>
-      </w:r>
-    </w:p>
-    <w:p>
-      <w:r>
-        <w:t>leading-letter rule look correct on the headline examples while missing the</w:t>
-      </w:r>
-    </w:p>
-    <w:p>
-      <w:r>
-        <w:t>AUGG/IMPP/CONSS/CAESS/NOBB family entirely. We made this error: our first</w:t>
+        <w:t>4.3 Geminatio doubles the final letter</w:t>
+      </w:r>
+    </w:p>
+    <w:p>
+      <w:r>
+        <w:t>Latin epigraphy marks certain plurals by doubling a letter of the abbreviation:</w:t>
+      </w:r>
+    </w:p>
+    <w:p>
+      <w:r>
+        <w:t>Aug → Augg(ustorum), Imp → Impp(eratoribus), Cos → Coss(ulibus),</w:t>
+      </w:r>
+    </w:p>
+    <w:p>
+      <w:r>
+        <w:t>Caes → Caess(aribus), Nob → Nobb(ilissimis). Naively concatenating</w:t>
+      </w:r>
+    </w:p>
+    <w:p>
+      <w:r>
+        <w:t>abbreviation and parenthesis content yields Auggustorum, which is not a word.</w:t>
+      </w:r>
+    </w:p>
+    <w:p>
+      <w:r>
+        <w:t xml:space="preserve">The doubling falls on the abbreviation's </w:t>
+      </w:r>
+      <w:r>
+        <w:rPr>
+          <w:b/>
+        </w:rPr>
+        <w:t>final</w:t>
+      </w:r>
+      <w:r>
+        <w:t xml:space="preserve"> letter. This is easy to</w:t>
+      </w:r>
+    </w:p>
+    <w:p>
+      <w:r>
+        <w:t>mistake, because for a one-letter abbreviation the doubled letter is both first</w:t>
+      </w:r>
+    </w:p>
+    <w:p>
+      <w:r>
+        <w:t>and last — D → DD(ominis), N → NN(ostris) — so a rule keyed on a leading</w:t>
+      </w:r>
+    </w:p>
+    <w:p>
+      <w:r>
+        <w:t>run reproduces every headline example correctly while missing the entire</w:t>
+      </w:r>
+    </w:p>
+    <w:p>
+      <w:r>
+        <w:t>AUGG/IMPP/CONSS/CAESS/NOBB family. We made exactly this error. Our first</w:t>
       </w:r>
     </w:p>
     <w:p>
@@ -943,12 +1781,84 @@
         <w:t>8,986</w:t>
       </w:r>
       <w:r>
-        <w:t>, a</w:t>
-      </w:r>
-    </w:p>
-    <w:p>
-      <w:r>
-        <w:t>41% undercount.</w:t>
+        <w:t>, a 41%</w:t>
+      </w:r>
+    </w:p>
+    <w:p>
+      <w:r>
+        <w:t>undercount, and the corrected forms then agree with an independently derived</w:t>
+      </w:r>
+    </w:p>
+    <w:p>
+      <w:r>
+        <w:t>prior diagnosis to within 1% on each of its ten most frequent forms.</w:t>
+      </w:r>
+    </w:p>
+    <w:p>
+      <w:pPr>
+        <w:pStyle w:val="Heading2"/>
+      </w:pPr>
+      <w:r>
+        <w:t>4.4 Line breaks fragment words</w:t>
+      </w:r>
+    </w:p>
+    <w:p>
+      <w:r>
+        <w:t>EDCS marks line breaks with / and does not rejoin words divided across them.</w:t>
+      </w:r>
+    </w:p>
+    <w:p>
+      <w:r>
+        <w:t>A word split as v/ at one line's end and ix(it) at the next produces, under</w:t>
+      </w:r>
+    </w:p>
+    <w:p>
+      <w:r>
+        <w:t xml:space="preserve">token-level extraction, the pair ix → ixit. We identify </w:t>
+      </w:r>
+      <w:r>
+        <w:rPr>
+          <w:b/>
+        </w:rPr>
+        <w:t>9,506</w:t>
+      </w:r>
+      <w:r>
+        <w:t xml:space="preserve"> such</w:t>
+      </w:r>
+    </w:p>
+    <w:p>
+      <w:r>
+        <w:t>rows.</w:t>
+      </w:r>
+    </w:p>
+    <w:p>
+      <w:r>
+        <w:t>Their significance exceeds their number, because they poison downstream</w:t>
+      </w:r>
+    </w:p>
+    <w:p>
+      <w:r>
+        <w:t>heuristics rather than merely adding noise. The forty-eight spurious ixit</w:t>
+      </w:r>
+    </w:p>
+    <w:p>
+      <w:r>
+        <w:t>expansions produced this way were sufficient to make an attestation-based rule</w:t>
+      </w:r>
+    </w:p>
+    <w:p>
+      <w:r>
+        <w:t>misclassify the genuine abbreviation V(ixit) as an artifact — a rule which was</w:t>
+      </w:r>
+    </w:p>
+    <w:p>
+      <w:r>
+        <w:t>otherwise sound. We flag rather than remove them, since whether a given fragment</w:t>
+      </w:r>
+    </w:p>
+    <w:p>
+      <w:r>
+        <w:t>is genuinely broken requires reading the Latin.</w:t>
       </w:r>
     </w:p>
     <w:p>
@@ -1074,7 +1984,7 @@
         <w:pStyle w:val="Heading1"/>
       </w:pPr>
       <w:r>
-        <w:t>4 Dataset construction</w:t>
+        <w:t>5 Dataset construction</w:t>
       </w:r>
     </w:p>
     <w:p>
@@ -1082,17 +1992,42 @@
         <w:pStyle w:val="Heading2"/>
       </w:pPr>
       <w:r>
-        <w:t>4.1 Extraction and verification</w:t>
-      </w:r>
-    </w:p>
-    <w:p>
-      <w:r>
-        <w:t>Extraction is per whitespace token, so co(n)s(ul) yields one pair</w:t>
-      </w:r>
-    </w:p>
-    <w:p>
-      <w:r>
-        <w:t xml:space="preserve">(cos → consul). The accounting closes exactly: </w:t>
+        <w:t>5.1 Extraction</w:t>
+      </w:r>
+    </w:p>
+    <w:p>
+      <w:r>
+        <w:t>Extraction operates on whitespace tokens rather than on individual parenthesis</w:t>
+      </w:r>
+    </w:p>
+    <w:p>
+      <w:r>
+        <w:t>groups, because an interior expansion such as co(n)s(ul) is one abbreviation</w:t>
+      </w:r>
+    </w:p>
+    <w:p>
+      <w:r>
+        <w:t>carrying two insertions and yields the single pair cos → consul. Square,</w:t>
+      </w:r>
+    </w:p>
+    <w:p>
+      <w:r>
+        <w:t>angle and curly brackets are masked as spans, since text inside them is</w:t>
+      </w:r>
+    </w:p>
+    <w:p>
+      <w:r>
+        <w:t>editorially restored rather than carved; / is treated as a hard token</w:t>
+      </w:r>
+    </w:p>
+    <w:p>
+      <w:r>
+        <w:t>boundary, so that no abbreviation is read across a line break.</w:t>
+      </w:r>
+    </w:p>
+    <w:p>
+      <w:r>
+        <w:t xml:space="preserve">The accounting closes exactly: </w:t>
       </w:r>
       <w:r>
         <w:rPr>
@@ -1100,11 +2035,13 @@
         </w:rPr>
         <w:t>1,767,028</w:t>
       </w:r>
-      <w:r/>
-    </w:p>
-    <w:p>
-      <w:r>
-        <w:t xml:space="preserve">paren-bearing tokens = </w:t>
+      <w:r>
+        <w:t xml:space="preserve"> whitespace tokens contain an</w:t>
+      </w:r>
+    </w:p>
+    <w:p>
+      <w:r>
+        <w:t xml:space="preserve">opening parenthesis, of which </w:t>
       </w:r>
       <w:r>
         <w:rPr>
@@ -1113,7 +2050,7 @@
         <w:t>1,424,314</w:t>
       </w:r>
       <w:r>
-        <w:t xml:space="preserve"> kept + </w:t>
+        <w:t xml:space="preserve"> become pairs and </w:t>
       </w:r>
       <w:r>
         <w:rPr>
@@ -1122,27 +2059,71 @@
         <w:t>342,714</w:t>
       </w:r>
       <w:r>
-        <w:t xml:space="preserve"> dropped, residual</w:t>
-      </w:r>
-    </w:p>
-    <w:p>
-      <w:r>
-        <w:t>zero.</w:t>
-      </w:r>
-    </w:p>
-    <w:p>
-      <w:r>
-        <w:t>Because reproducing a bug reproduces the bug, we verified against a second,</w:t>
-      </w:r>
-    </w:p>
-    <w:p>
-      <w:r>
-        <w:t>independently written extractor: 1,424,238 pairs agree (99.995% of the</w:t>
-      </w:r>
-    </w:p>
-    <w:p>
-      <w:r>
-        <w:t>primary), and all 76, and zero unexplained, disagreements are accounted for.</w:t>
+        <w:t xml:space="preserve"> are</w:t>
+      </w:r>
+    </w:p>
+    <w:p>
+      <w:r>
+        <w:t>excluded for ten reasons, with zero residual. At the record level, 380,282</w:t>
+      </w:r>
+    </w:p>
+    <w:p>
+      <w:r>
+        <w:t>records contain a parenthesis and 337,744 contribute at least one pair.</w:t>
+      </w:r>
+    </w:p>
+    <w:p>
+      <w:r>
+        <w:t>Because re-running an extractor reproduces its bugs as faithfully as its</w:t>
+      </w:r>
+    </w:p>
+    <w:p>
+      <w:r>
+        <w:t>successes, we verified the primary extractor against a second implementation</w:t>
+      </w:r>
+    </w:p>
+    <w:p>
+      <w:r>
+        <w:t>written independently from the editorial convention rather than from the first</w:t>
+      </w:r>
+    </w:p>
+    <w:p>
+      <w:r>
+        <w:t>implementation's code</w:t>
+      </w:r>
+      <w:r>
+        <w:rPr>
+          <w:b/>
+        </w:rPr>
+        <w:t xml:space="preserve">. The two agree on </w:t>
+      </w:r>
+      <w:r>
+        <w:t>1,424,238 pairs, 99.995% of</w:t>
+      </w:r>
+    </w:p>
+    <w:p>
+      <w:r>
+        <w:t>the primary output, and all disagreements are accounted for: the second</w:t>
+      </w:r>
+    </w:p>
+    <w:p>
+      <w:r>
+        <w:t>implementation's shortfalls trace to normalisation it lacks, and its surplus</w:t>
+      </w:r>
+    </w:p>
+    <w:p>
+      <w:r>
+        <w:t>consists of bracket-contaminated fragments the primary correctly rejects. We</w:t>
+      </w:r>
+    </w:p>
+    <w:p>
+      <w:r>
+        <w:t>note the limit of this check: a misreading of the editorial convention shared by</w:t>
+      </w:r>
+    </w:p>
+    <w:p>
+      <w:r>
+        <w:t>both implementations would be invisible to it.</w:t>
       </w:r>
     </w:p>
     <w:p>
@@ -1150,29 +2131,90 @@
         <w:pStyle w:val="Heading2"/>
       </w:pPr>
       <w:r>
-        <w:t>4.2 Corrections, all reversible</w:t>
-      </w:r>
-    </w:p>
-    <w:p>
-      <w:r>
-        <w:t>The original columns are carried through untouched; every correction is an</w:t>
-      </w:r>
-    </w:p>
-    <w:p>
-      <w:r>
-        <w:t>added column and every exclusion is a flag. Numeral cases are decided by three</w:t>
-      </w:r>
-    </w:p>
-    <w:p>
-      <w:r/>
+        <w:t>5.2 Corrections</w:t>
+      </w:r>
+    </w:p>
+    <w:p>
+      <w:r>
+        <w:t xml:space="preserve">Corrections are applied as </w:t>
+      </w:r>
       <w:r>
         <w:rPr>
           <w:b/>
         </w:rPr>
-        <w:t>explicit printed word lists</w:t>
-      </w:r>
-      <w:r>
-        <w:t xml:space="preserve"> rather than a heuristic:</w:t>
+        <w:t>added columns</w:t>
+      </w:r>
+      <w:r>
+        <w:t>, never as edits. The original</w:t>
+      </w:r>
+    </w:p>
+    <w:p>
+      <w:r>
+        <w:t>abbreviation and expansion are carried through unmodified, exclusions are flags</w:t>
+      </w:r>
+    </w:p>
+    <w:p>
+      <w:r>
+        <w:t>rather than deletions, and anything the explicit rules cannot reach is marked</w:t>
+      </w:r>
+    </w:p>
+    <w:p>
+      <w:r>
+        <w:t>unresolved rather than imputed. The result is that every decision is reversible</w:t>
+      </w:r>
+    </w:p>
+    <w:p>
+      <w:r>
+        <w:t>and auditable, and a consumer who disagrees with one of our judgements can undo</w:t>
+      </w:r>
+    </w:p>
+    <w:p>
+      <w:r>
+        <w:t>it without re-running extraction.</w:t>
+      </w:r>
+    </w:p>
+    <w:p>
+      <w:r>
+        <w:t>Geminatio is corrected by reducing the trailing doubled run to a single letter</w:t>
+      </w:r>
+    </w:p>
+    <w:p>
+      <w:r>
+        <w:t>in abbreviation and expansion together, arbitrated against a control lexicon</w:t>
+      </w:r>
+    </w:p>
+    <w:p>
+      <w:r>
+        <w:t>built only from tokens carrying no doubled run, so the test cannot feed on the</w:t>
+      </w:r>
+    </w:p>
+    <w:p>
+      <w:r>
+        <w:t>forms it judges. 8,986 pairs are corrected; 3,350 are left</w:t>
+      </w:r>
+    </w:p>
+    <w:p>
+      <w:r>
+        <w:t>unresolved because neither reading is attested.</w:t>
+      </w:r>
+    </w:p>
+    <w:p>
+      <w:r>
+        <w:t xml:space="preserve">Numeral cases are decided by three </w:t>
+      </w:r>
+      <w:r>
+        <w:rPr>
+          <w:b/>
+        </w:rPr>
+        <w:t>explicit, printed word lists</w:t>
+      </w:r>
+      <w:r>
+        <w:t xml:space="preserve"> rather than</w:t>
+      </w:r>
+    </w:p>
+    <w:p>
+      <w:r>
+        <w:t>by a threshold:</w:t>
       </w:r>
     </w:p>
     <w:tbl>
@@ -1240,7 +2282,7 @@
               <w:rPr>
                 <w:sz w:val="17"/>
               </w:rPr>
-              <w:t>Type 1, numeral stands for the word</w:t>
+              <w:t>Type 1 — the numeral stands for the word (XL(quadragesimae))</w:t>
             </w:r>
           </w:p>
         </w:tc>
@@ -1266,7 +2308,7 @@
               <w:rPr>
                 <w:sz w:val="17"/>
               </w:rPr>
-              <w:t>expansion = bracket content</w:t>
+              <w:t>expansion is the bracket content alone</w:t>
             </w:r>
           </w:p>
         </w:tc>
@@ -1281,7 +2323,7 @@
               <w:rPr>
                 <w:sz w:val="17"/>
               </w:rPr>
-              <w:t>Type 2, numeral + supplied unit</w:t>
+              <w:t>Type 2 — numeral plus supplied unit (X(milia))</w:t>
             </w:r>
           </w:p>
         </w:tc>
@@ -1307,7 +2349,7 @@
               <w:rPr>
                 <w:sz w:val="17"/>
               </w:rPr>
-              <w:t>flagged out of the task</w:t>
+              <w:t>numeral and unit stored separately; flagged out of the task</w:t>
             </w:r>
           </w:p>
         </w:tc>
@@ -1322,7 +2364,7 @@
               <w:rPr>
                 <w:sz w:val="17"/>
               </w:rPr>
-              <w:t>Type 3, numeral as word-prefix</w:t>
+              <w:t>Type 3 — numeral as word prefix (VI(vir))</w:t>
             </w:r>
           </w:p>
         </w:tc>
@@ -1348,7 +2390,7 @@
               <w:rPr>
                 <w:sz w:val="17"/>
               </w:rPr>
-              <w:t>gold = EDCS surface form</w:t>
+              <w:t>gold label is the EDCS surface form</w:t>
             </w:r>
           </w:p>
         </w:tc>
@@ -1357,7 +2399,7 @@
     <w:p/>
     <w:p>
       <w:r>
-        <w:t xml:space="preserve">Type 3 gold labels are the </w:t>
+        <w:t xml:space="preserve">For Type 3 the gold label is the </w:t>
       </w:r>
       <w:r>
         <w:rPr>
@@ -1366,17 +2408,66 @@
         <w:t>surface form</w:t>
       </w:r>
       <w:r>
-        <w:t xml:space="preserve"> (VIvir), never the Latin reading</w:t>
-      </w:r>
-    </w:p>
-    <w:p>
-      <w:r>
-        <w:t>(sevir), which is confined to a normalisation column: a gold label must not</w:t>
-      </w:r>
-    </w:p>
-    <w:p>
-      <w:r>
-        <w:t>depend on a contested scholarly reading.</w:t>
+        <w:t xml:space="preserve"> VIvir, never the Latin</w:t>
+      </w:r>
+    </w:p>
+    <w:p>
+      <w:r>
+        <w:t>reading sevir, which is confined to a normalisation column. A gold label must</w:t>
+      </w:r>
+    </w:p>
+    <w:p>
+      <w:r>
+        <w:t>be verifiable against the source, and should not rest on a contested scholarly</w:t>
+      </w:r>
+    </w:p>
+    <w:p>
+      <w:r>
+        <w:t>reading; the same office is written both VI(vir) and IIIIII(vir), and we</w:t>
+      </w:r>
+    </w:p>
+    <w:p>
+      <w:r>
+        <w:t>keep those distinct in the label and merge them only in normalisation.</w:t>
+      </w:r>
+    </w:p>
+    <w:p>
+      <w:r>
+        <w:t xml:space="preserve">We deliberately did </w:t>
+      </w:r>
+      <w:r>
+        <w:rPr>
+          <w:b/>
+        </w:rPr>
+        <w:t>not</w:t>
+      </w:r>
+      <w:r>
+        <w:t xml:space="preserve"> discard records dated after 700 AD. Inspecting all</w:t>
+      </w:r>
+    </w:p>
+    <w:p>
+      <w:r>
+        <w:t>records dated after 1000 AD individually, 19 of 21 prove to</w:t>
+      </w:r>
+    </w:p>
+    <w:p>
+      <w:r>
+        <w:t>be correctly dated — genuine early-medieval Christian epitaphs, a self-dated</w:t>
+      </w:r>
+    </w:p>
+    <w:p>
+      <w:r>
+        <w:t>fifteenth-century Latin inscription, an eighteenth-century Spanish one. Exactly</w:t>
+      </w:r>
+    </w:p>
+    <w:p>
+      <w:r>
+        <w:t>two are demonstrably mis-keyed, and each is flagged with its evidence rather</w:t>
+      </w:r>
+    </w:p>
+    <w:p>
+      <w:r>
+        <w:t>than removed. A threshold rule would have discarded nineteen genuine records.</w:t>
       </w:r>
     </w:p>
     <w:p>
@@ -1384,12 +2475,72 @@
         <w:pStyle w:val="Heading2"/>
       </w:pPr>
       <w:r>
-        <w:t>4.3 Splits, frozen</w:t>
-      </w:r>
-    </w:p>
-    <w:p>
-      <w:r>
-        <w:t>80/10/10 grouped by monument (1,140,108 / 139,591 / 139,580), verified:</w:t>
+        <w:t>5.3 Splits</w:t>
+      </w:r>
+    </w:p>
+    <w:p>
+      <w:r>
+        <w:t>The primary split is 80/10/10 (1,140,108 / 139,591 / 139,580), grouped by</w:t>
+      </w:r>
+    </w:p>
+    <w:p>
+      <w:r>
+        <w:t>monument. Assignment uses a stable hash of the monument identifier rather than a</w:t>
+      </w:r>
+    </w:p>
+    <w:p>
+      <w:r>
+        <w:t>shuffle, so it depends on nothing but the seed and the identifier. Zero of</w:t>
+      </w:r>
+    </w:p>
+    <w:p>
+      <w:r>
+        <w:t>319,514 monument groups straddle the division.</w:t>
+      </w:r>
+    </w:p>
+    <w:p>
+      <w:r>
+        <w:t>Three provinces — Britannia, Mauretania Caesariensis, Pannonia inferior — are withheld entirely for a second split,</w:t>
+      </w:r>
+    </w:p>
+    <w:p>
+      <w:r>
+        <w:t>chosen one per genre regime as separated by the dominant reading of V, across</w:t>
+      </w:r>
+    </w:p>
+    <w:p>
+      <w:r>
+        <w:t>three geographically separated zones, each with a same-regime sister province</w:t>
+      </w:r>
+    </w:p>
+    <w:p>
+      <w:r>
+        <w:t>left in training so that the test measures transfer rather than absence.</w:t>
+      </w:r>
+    </w:p>
+    <w:p>
+      <w:r>
+        <w:t>Alongside the primary test set we release sets targeting specific difficulties:</w:t>
+      </w:r>
+    </w:p>
+    <w:p>
+      <w:r>
+        <w:t>a lexical set, restricted to keys whose expansions differ as words; a</w:t>
+      </w:r>
+    </w:p>
+    <w:p>
+      <w:r>
+        <w:t>discriminating variant of it, additionally requiring the majority baseline to be</w:t>
+      </w:r>
+    </w:p>
+    <w:p>
+      <w:r>
+        <w:t>wrong; a rare-form set, for keys seen fewer than ten times in training; a set of</w:t>
+      </w:r>
+    </w:p>
+    <w:p>
+      <w:r>
+        <w:t>forms unseen in training entirely; and a de-duplicated variant discussed below.</w:t>
       </w:r>
     </w:p>
     <w:p>
@@ -1398,47 +2549,230 @@
         <w:rPr>
           <w:b/>
         </w:rPr>
-        <w:t>zero of 319,514 monument groups straddle</w:t>
-      </w:r>
-      <w:r>
-        <w:t>. Three provinces —</w:t>
-      </w:r>
-    </w:p>
-    <w:p>
-      <w:r>
-        <w:t>Britannia, Mauretania Caesariensis, Pannonia inferior — are withheld entirely, chosen one per genre regime with a</w:t>
-      </w:r>
-    </w:p>
-    <w:p>
-      <w:r>
-        <w:t>same-regime sister left in training.</w:t>
-      </w:r>
-    </w:p>
-    <w:p>
+        <w:t>Monument grouping does not prevent all leakage, and we report the residue.</w:t>
+      </w:r>
       <w:r/>
+    </w:p>
+    <w:p>
+      <w:r>
+        <w:t>18,381 test rows (13.17%) are byte-identical to a training row,</w:t>
+      </w:r>
+    </w:p>
+    <w:p>
+      <w:r>
+        <w:t>context included, because different monuments carry identical formulae and the</w:t>
+      </w:r>
+    </w:p>
+    <w:p>
+      <w:r>
+        <w:t>context window is finite. No identity-based grouping rule can catch this, since</w:t>
+      </w:r>
+    </w:p>
+    <w:p>
+      <w:r>
+        <w:t>the monuments genuinely differ. Whether it constitutes leakage or is simply the</w:t>
+      </w:r>
+    </w:p>
+    <w:p>
+      <w:r>
+        <w:t>domain — an epigrapher reading D(is) M(anibus) for the thousandth time is also</w:t>
+      </w:r>
+    </w:p>
+    <w:p>
+      <w:r>
+        <w:t>performing lookup — is a question we do not resolve. We therefore publish both</w:t>
+      </w:r>
+    </w:p>
+    <w:p>
+      <w:r>
+        <w:t>the full test set and the de-duplicated variant, and report both.</w:t>
+      </w:r>
+    </w:p>
+    <w:p>
+      <w:pPr>
+        <w:pStyle w:val="Heading2"/>
+      </w:pPr>
+      <w:r>
+        <w:t>5.4 Ceilings</w:t>
+      </w:r>
+    </w:p>
+    <w:p>
+      <w:r>
+        <w:t xml:space="preserve">Our models operate by </w:t>
+      </w:r>
       <w:r>
         <w:rPr>
           <w:b/>
         </w:rPr>
-        <w:t>Monument grouping does not stop all leakage.</w:t>
-      </w:r>
-      <w:r>
-        <w:t xml:space="preserve"> 18,381 test rows</w:t>
-      </w:r>
-    </w:p>
-    <w:p>
-      <w:r>
-        <w:t>(13.17%) are byte-identical to a training row, context included, because</w:t>
-      </w:r>
-    </w:p>
-    <w:p>
-      <w:r>
-        <w:t>different stones carry identical formulae. We publish both the full test split</w:t>
-      </w:r>
-    </w:p>
-    <w:p>
-      <w:r>
-        <w:t>and a de-duplicated variant; the gap is the memorisation premium.</w:t>
+        <w:t>candidate ranking</w:t>
+      </w:r>
+      <w:r>
+        <w:t>: for a given abbreviation the</w:t>
+      </w:r>
+    </w:p>
+    <w:p>
+      <w:r>
+        <w:t>candidates are the expansions observed for it in training. This keeps a lookup</w:t>
+      </w:r>
+    </w:p>
+    <w:p>
+      <w:r>
+        <w:t>baseline and a transformer comparable, since all score the same set, but it</w:t>
+      </w:r>
+    </w:p>
+    <w:p>
+      <w:r>
+        <w:t>imposes ceilings that must be reported alongside any accuracy:</w:t>
+      </w:r>
+    </w:p>
+    <w:tbl>
+      <w:tblPr>
+        <w:tblStyle w:val="LightGrid-Accent1"/>
+        <w:tblW w:type="auto" w:w="0"/>
+        <w:tblLook w:firstColumn="1" w:firstRow="1" w:lastColumn="0" w:lastRow="0" w:noHBand="0" w:noVBand="1" w:val="04A0"/>
+      </w:tblPr>
+      <w:tblGrid>
+        <w:gridCol w:w="4320"/>
+        <w:gridCol w:w="4320"/>
+      </w:tblGrid>
+      <w:tr>
+        <w:tc>
+          <w:tcPr>
+            <w:tcW w:type="dxa" w:w="4320"/>
+          </w:tcPr>
+          <w:p>
+            <w:r>
+              <w:rPr>
+                <w:b/>
+                <w:sz w:val="17"/>
+              </w:rPr>
+              <w:t>test set</w:t>
+            </w:r>
+          </w:p>
+        </w:tc>
+        <w:tc>
+          <w:tcPr>
+            <w:tcW w:type="dxa" w:w="4320"/>
+          </w:tcPr>
+          <w:p>
+            <w:r>
+              <w:rPr>
+                <w:b/>
+                <w:sz w:val="17"/>
+              </w:rPr>
+              <w:t>ceiling</w:t>
+            </w:r>
+          </w:p>
+        </w:tc>
+      </w:tr>
+      <w:tr>
+        <w:tc>
+          <w:tcPr>
+            <w:tcW w:type="dxa" w:w="4320"/>
+          </w:tcPr>
+          <w:p>
+            <w:r>
+              <w:rPr>
+                <w:sz w:val="17"/>
+              </w:rPr>
+              <w:t>primary</w:t>
+            </w:r>
+          </w:p>
+        </w:tc>
+        <w:tc>
+          <w:tcPr>
+            <w:tcW w:type="dxa" w:w="4320"/>
+          </w:tcPr>
+          <w:p>
+            <w:r>
+              <w:rPr>
+                <w:sz w:val="17"/>
+              </w:rPr>
+              <w:t>0.9529</w:t>
+            </w:r>
+          </w:p>
+        </w:tc>
+      </w:tr>
+      <w:tr>
+        <w:tc>
+          <w:tcPr>
+            <w:tcW w:type="dxa" w:w="4320"/>
+          </w:tcPr>
+          <w:p>
+            <w:r>
+              <w:rPr>
+                <w:sz w:val="17"/>
+              </w:rPr>
+              <w:t>rare form</w:t>
+            </w:r>
+          </w:p>
+        </w:tc>
+        <w:tc>
+          <w:tcPr>
+            <w:tcW w:type="dxa" w:w="4320"/>
+          </w:tcPr>
+          <w:p>
+            <w:r>
+              <w:rPr>
+                <w:sz w:val="17"/>
+              </w:rPr>
+              <w:t>0.4812</w:t>
+            </w:r>
+          </w:p>
+        </w:tc>
+      </w:tr>
+      <w:tr>
+        <w:tc>
+          <w:tcPr>
+            <w:tcW w:type="dxa" w:w="4320"/>
+          </w:tcPr>
+          <w:p>
+            <w:r>
+              <w:rPr>
+                <w:sz w:val="17"/>
+              </w:rPr>
+              <w:t>unseen form</w:t>
+            </w:r>
+          </w:p>
+        </w:tc>
+        <w:tc>
+          <w:tcPr>
+            <w:tcW w:type="dxa" w:w="4320"/>
+          </w:tcPr>
+          <w:p>
+            <w:r>
+              <w:rPr>
+                <w:sz w:val="17"/>
+              </w:rPr>
+              <w:t>0.0000</w:t>
+            </w:r>
+          </w:p>
+        </w:tc>
+      </w:tr>
+    </w:tbl>
+    <w:p/>
+    <w:p>
+      <w:r>
+        <w:t xml:space="preserve">The unseen-form set is </w:t>
+      </w:r>
+      <w:r>
+        <w:rPr>
+          <w:b/>
+        </w:rPr>
+        <w:t>unanswerable by construction</w:t>
+      </w:r>
+      <w:r>
+        <w:t>: every key in it is</w:t>
+      </w:r>
+    </w:p>
+    <w:p>
+      <w:r>
+        <w:t>absent from training, so no candidate exists. Reporting accuracy on these sets</w:t>
+      </w:r>
+    </w:p>
+    <w:p>
+      <w:r>
+        <w:t>without their ceilings would misrepresent every model evaluated on them.</w:t>
       </w:r>
     </w:p>
     <w:p>
@@ -1564,7 +2898,7 @@
         <w:pStyle w:val="Heading1"/>
       </w:pPr>
       <w:r>
-        <w:t>5 Artifacts and bias</w:t>
+        <w:t>6 Artifacts and bias</w:t>
       </w:r>
     </w:p>
     <w:p>
@@ -1572,31 +2906,46 @@
         <w:pStyle w:val="Heading2"/>
       </w:pPr>
       <w:r>
-        <w:t>5.1 The filter reshapes the corpus</w:t>
-      </w:r>
-    </w:p>
-    <w:p>
-      <w:r>
-        <w:t>Pooled across all ten exclusion reasons, the dropped set differs from the kept</w:t>
-      </w:r>
-    </w:p>
-    <w:p>
-      <w:r>
-        <w:t xml:space="preserve">set by </w:t>
+        <w:t>6.1 The exclusion filter reshapes the corpus</w:t>
+      </w:r>
+    </w:p>
+    <w:p>
+      <w:r>
+        <w:t>342,714 tokens are excluded. A filter that removes a random slice of a</w:t>
+      </w:r>
+    </w:p>
+    <w:p>
+      <w:r>
+        <w:t>corpus costs only volume; one that removes a stratum changes what the dataset</w:t>
+      </w:r>
+    </w:p>
+    <w:p>
+      <w:r>
+        <w:t>says while looking like hygiene. Pooled across all ten exclusion reasons, the</w:t>
+      </w:r>
+    </w:p>
+    <w:p>
+      <w:r>
+        <w:t>dropped material differs from the retained material by province TVD</w:t>
+      </w:r>
+    </w:p>
+    <w:p>
+      <w:r>
+        <w:t>0.131 against a bootstrap null p95 of 0.012</w:t>
+      </w:r>
+    </w:p>
+    <w:p>
+      <w:r>
+        <w:t>(</w:t>
       </w:r>
       <w:r>
         <w:rPr>
           <w:b/>
         </w:rPr>
-        <w:t>province TVD 0.131</w:t>
-      </w:r>
-      <w:r>
-        <w:t xml:space="preserve"> against a bootstrap null p95 of</w:t>
-      </w:r>
-    </w:p>
-    <w:p>
-      <w:r>
-        <w:t xml:space="preserve">0.012 (11.1×) and </w:t>
+        <w:t>11.1×</w:t>
+      </w:r>
+      <w:r>
+        <w:t xml:space="preserve">) and </w:t>
       </w:r>
       <w:r>
         <w:rPr>
@@ -1605,42 +2954,120 @@
         <w:t>century TVD 0.097</w:t>
       </w:r>
       <w:r>
-        <w:t xml:space="preserve"> against</w:t>
-      </w:r>
-    </w:p>
-    <w:p>
-      <w:r>
-        <w:t>0.006 (16.3×). Dropped texts average 504 characters</w:t>
-      </w:r>
-    </w:p>
-    <w:p>
-      <w:r>
-        <w:t>against 280 kept. The filter preferentially removes long, damaged,</w:t>
-      </w:r>
-    </w:p>
-    <w:p>
-      <w:r>
-        <w:t>Greek-East and fragmentary material.</w:t>
-      </w:r>
-    </w:p>
-    <w:p>
-      <w:r>
-        <w:t>We also note a methodological trap we fell into: total variation distance is</w:t>
-      </w:r>
-    </w:p>
-    <w:p>
-      <w:r>
-        <w:t>biased upward at small n, and an absolute threshold declares small categories</w:t>
-      </w:r>
-    </w:p>
-    <w:p>
-      <w:r>
-        <w:t>skewed when sampling noise alone produces the observed value. Bias must be</w:t>
-      </w:r>
-    </w:p>
-    <w:p>
-      <w:r>
-        <w:t>reported against a null computed at each category's own n.</w:t>
+        <w:t xml:space="preserve"> against 0.006</w:t>
+      </w:r>
+    </w:p>
+    <w:p>
+      <w:r>
+        <w:t>(</w:t>
+      </w:r>
+      <w:r>
+        <w:rPr>
+          <w:b/>
+        </w:rPr>
+        <w:t>16.3×</w:t>
+      </w:r>
+      <w:r>
+        <w:t>). Dropped texts average 504 characters against</w:t>
+      </w:r>
+    </w:p>
+    <w:p>
+      <w:r>
+        <w:t>280 for retained ones.</w:t>
+      </w:r>
+    </w:p>
+    <w:p>
+      <w:r>
+        <w:t>The filter preferentially removes long, damaged, Greek-East and fragmentary</w:t>
+      </w:r>
+    </w:p>
+    <w:p>
+      <w:r>
+        <w:t>material, and preferentially retains short, well-preserved, western,</w:t>
+      </w:r>
+    </w:p>
+    <w:p>
+      <w:r>
+        <w:t>early-imperial material. The exclusion is reshaping the dataset, not filtering</w:t>
+      </w:r>
+    </w:p>
+    <w:p>
+      <w:r>
+        <w:t>it, and any study of regional or diachronic variation conducted on the</w:t>
+      </w:r>
+    </w:p>
+    <w:p>
+      <w:r>
+        <w:t>retained material inherits that reshaping.</w:t>
+      </w:r>
+    </w:p>
+    <w:p>
+      <w:r>
+        <w:t>We record one methodological trap encountered here, since it is easy to fall</w:t>
+      </w:r>
+    </w:p>
+    <w:p>
+      <w:r>
+        <w:t>into. Total variation distance is biased upward by sampling noise, severely so</w:t>
+      </w:r>
+    </w:p>
+    <w:p>
+      <w:r>
+        <w:t>at small n: the null p95 in our data is 0.012 at n = 253,256 but 0.586 at n =</w:t>
+      </w:r>
+    </w:p>
+    <w:p>
+      <w:r>
+        <w:t>19. An absolute threshold applied uniformly declares small categories</w:t>
+      </w:r>
+    </w:p>
+    <w:p>
+      <w:r>
+        <w:t>distributionally skewed when noise alone produces the observed value. Bias must</w:t>
+      </w:r>
+    </w:p>
+    <w:p>
+      <w:r>
+        <w:t>be assessed against a null computed at each category's own sample size.</w:t>
+      </w:r>
+    </w:p>
+    <w:p>
+      <w:r>
+        <w:t>A second trap concerns ordering. Filter chains that stop at the first matching</w:t>
+      </w:r>
+    </w:p>
+    <w:p>
+      <w:r>
+        <w:t xml:space="preserve">reason report </w:t>
+      </w:r>
+      <w:r>
+        <w:rPr>
+          <w:b/>
+        </w:rPr>
+        <w:t>first-match</w:t>
+      </w:r>
+      <w:r>
+        <w:t xml:space="preserve"> counts rather than category membership, so a</w:t>
+      </w:r>
+    </w:p>
+    <w:p>
+      <w:r>
+        <w:t>category tested late is systematically undercounted — in our case by 22% and</w:t>
+      </w:r>
+    </w:p>
+    <w:p>
+      <w:r>
+        <w:t>50% for two categories. Most of the apparent effect is mechanical and should not</w:t>
+      </w:r>
+    </w:p>
+    <w:p>
+      <w:r>
+        <w:t>be reported as a finding, but the two genuine undercounts would otherwise</w:t>
+      </w:r>
+    </w:p>
+    <w:p>
+      <w:r>
+        <w:t>propagate silently.</w:t>
       </w:r>
     </w:p>
     <w:p>
@@ -1648,7 +3075,12 @@
         <w:pStyle w:val="Heading2"/>
       </w:pPr>
       <w:r>
-        <w:t>5.2 Circularity, measured</w:t>
+        <w:t>6.2 Circularity, measured</w:t>
+      </w:r>
+    </w:p>
+    <w:p>
+      <w:r>
+        <w:t>Since the labels are editorial, it is worth quantifying how editorial they are.</w:t>
       </w:r>
     </w:p>
     <w:p>
@@ -1665,8 +3097,11 @@
         <w:t>abbreviation's own letters</w:t>
       </w:r>
       <w:r>
-        <w:t xml:space="preserve"> supplied by the editor. </w:t>
-      </w:r>
+        <w:t xml:space="preserve"> that fall inside an editorial restoration.</w:t>
+      </w:r>
+    </w:p>
+    <w:p>
+      <w:r/>
       <w:r>
         <w:rPr>
           <w:b/>
@@ -1674,12 +3109,17 @@
         <w:t>63.25%</w:t>
       </w:r>
       <w:r>
-        <w:t xml:space="preserve"> are</w:t>
-      </w:r>
-    </w:p>
-    <w:p>
-      <w:r>
-        <w:t xml:space="preserve">wholly editorial and only </w:t>
+        <w:t xml:space="preserve"> of such tokens have a wholly editorial abbreviation — the</w:t>
+      </w:r>
+    </w:p>
+    <w:p>
+      <w:r>
+        <w:t>editor inferred the letters and the expansion of the letters they inferred —</w:t>
+      </w:r>
+    </w:p>
+    <w:p>
+      <w:r>
+        <w:t xml:space="preserve">and only </w:t>
       </w:r>
       <w:r>
         <w:rPr>
@@ -1688,7 +3128,17 @@
         <w:t>1.35%</w:t>
       </w:r>
       <w:r>
-        <w:t xml:space="preserve"> fully attested.</w:t>
+        <w:t xml:space="preserve"> are fully attested. Any recovery of this material</w:t>
+      </w:r>
+    </w:p>
+    <w:p>
+      <w:r>
+        <w:t>into a training set would import that circularity, and it must never enter a</w:t>
+      </w:r>
+    </w:p>
+    <w:p>
+      <w:r>
+        <w:t>test set.</w:t>
       </w:r>
     </w:p>
     <w:p>
@@ -1696,47 +3146,89 @@
         <w:pStyle w:val="Heading2"/>
       </w:pPr>
       <w:r>
-        <w:t>5.3 Editorial label noise</w:t>
-      </w:r>
-    </w:p>
-    <w:p>
-      <w:r>
-        <w:t>Holding 80 characters of context byte-identical, 13,706 rows</w:t>
-      </w:r>
-    </w:p>
-    <w:p>
-      <w:r>
-        <w:t>(0.96%) carry an expansion that differs from another row with</w:t>
-      </w:r>
-    </w:p>
-    <w:p>
-      <w:r>
-        <w:t>identical evidence. This is a floor, not the rate.</w:t>
-      </w:r>
-    </w:p>
-    <w:p>
-      <w:r>
-        <w:t>Separately, 66.4% of expansion forms also occur as uncontracted</w:t>
-      </w:r>
-    </w:p>
-    <w:p>
-      <w:r>
-        <w:t>plain text — vixit appears 31,388 times as an expansion and 25,244 times</w:t>
-      </w:r>
-    </w:p>
-    <w:p>
-      <w:r>
-        <w:t>carved in full. This is variation between stones, not editorial inconsistency,</w:t>
-      </w:r>
-    </w:p>
-    <w:p>
-      <w:r>
-        <w:t>but it fixes the task's real definition: given that an editor judged this</w:t>
-      </w:r>
-    </w:p>
-    <w:p>
-      <w:r>
-        <w:t>abbreviated, what did they expand it to.</w:t>
+        <w:t>6.3 Editorial label noise</w:t>
+      </w:r>
+    </w:p>
+    <w:p>
+      <w:r>
+        <w:t>Holding context byte-identical on both sides, 13,706 rows</w:t>
+      </w:r>
+    </w:p>
+    <w:p>
+      <w:r>
+        <w:t>(0.96%) carry an expansion that differs from another row presenting</w:t>
+      </w:r>
+    </w:p>
+    <w:p>
+      <w:r>
+        <w:t>the same evidence. The disagreements mix apparent keying errors with genuine</w:t>
+      </w:r>
+    </w:p>
+    <w:p>
+      <w:r>
+        <w:t>orthographic variation, and the two cannot be separated mechanically. This is a</w:t>
+      </w:r>
+    </w:p>
+    <w:p>
+      <w:r/>
+      <w:r>
+        <w:rPr>
+          <w:b/>
+        </w:rPr>
+        <w:t>floor</w:t>
+      </w:r>
+      <w:r>
+        <w:t>: the rule catches only disagreements where the surrounding context</w:t>
+      </w:r>
+    </w:p>
+    <w:p>
+      <w:r>
+        <w:t>matches exactly.</w:t>
+      </w:r>
+    </w:p>
+    <w:p>
+      <w:r>
+        <w:t>Separately, 66.4% of distinct expansion forms also occur in the</w:t>
+      </w:r>
+    </w:p>
+    <w:p>
+      <w:r>
+        <w:t>corpus as uncontracted plain text — vixit appears 31,388 times as an</w:t>
+      </w:r>
+    </w:p>
+    <w:p>
+      <w:r>
+        <w:t>expansion and 25,244 times carved in full. This is variation between stones</w:t>
+      </w:r>
+    </w:p>
+    <w:p>
+      <w:r>
+        <w:t>rather than editorial inconsistency, and we resist the stronger reading. What it</w:t>
+      </w:r>
+    </w:p>
+    <w:p>
+      <w:r>
+        <w:t>does establish is the task's real definition. The dataset consists entirely of</w:t>
+      </w:r>
+    </w:p>
+    <w:p>
+      <w:r>
+        <w:t>cases where an editor judged an abbreviation to be present, so the task is</w:t>
+      </w:r>
+    </w:p>
+    <w:p>
+      <w:r>
+        <w:t>properly stated as given that an editor marked this abbreviated, what did they</w:t>
+      </w:r>
+    </w:p>
+    <w:p>
+      <w:r>
+        <w:t>expand it to — a narrower and more edition-dependent question than "expand</w:t>
+      </w:r>
+    </w:p>
+    <w:p>
+      <w:r>
+        <w:t>Latin epigraphic abbreviations", and one that should be stated as such.</w:t>
       </w:r>
     </w:p>
     <w:p>
@@ -1926,22 +3418,22 @@
         <w:pStyle w:val="Heading1"/>
       </w:pPr>
       <w:r>
-        <w:t>6 Experimental setup</w:t>
-      </w:r>
-    </w:p>
-    <w:p>
-      <w:r>
-        <w:t>Three baselines under three context conditions, as candidate ranking: for each</w:t>
-      </w:r>
-    </w:p>
-    <w:p>
-      <w:r>
-        <w:t>key the candidates are the expansions seen for it in training, so all models</w:t>
-      </w:r>
-    </w:p>
-    <w:p>
-      <w:r>
-        <w:t>choose from the same set and the context delta is measured identically.</w:t>
+        <w:t>7 Experimental setup</w:t>
+      </w:r>
+    </w:p>
+    <w:p>
+      <w:r>
+        <w:t>We evaluate three baselines under three context conditions. All operate by</w:t>
+      </w:r>
+    </w:p>
+    <w:p>
+      <w:r>
+        <w:t>candidate ranking, so the context delta is measured identically across model</w:t>
+      </w:r>
+    </w:p>
+    <w:p>
+      <w:r>
+        <w:t>classes.</w:t>
       </w:r>
     </w:p>
     <w:p>
@@ -1955,7 +3447,12 @@
         <w:t>M1</w:t>
       </w:r>
       <w:r>
-        <w:t xml:space="preserve"> most-frequent-expansion lookup (57,054 parameters)</w:t>
+        <w:t>, a most-frequent-expansion lookup (57,054 parameters). The</w:t>
+      </w:r>
+    </w:p>
+    <w:p>
+      <w:r>
+        <w:t xml:space="preserve">  floor, and trivially reproducible.</w:t>
       </w:r>
     </w:p>
     <w:p>
@@ -1969,12 +3466,27 @@
         <w:t>M2</w:t>
       </w:r>
       <w:r>
-        <w:t xml:space="preserve"> logistic-regression candidate re-ranker over character n-grams and</w:t>
-      </w:r>
-    </w:p>
-    <w:p>
-      <w:r>
-        <w:t xml:space="preserve">  context words (1,048,580 parameters)</w:t>
+        <w:t>, a logistic-regression candidate re-ranker (1,048,580 parameters)</w:t>
+      </w:r>
+    </w:p>
+    <w:p>
+      <w:r>
+        <w:t xml:space="preserve">  over character n-grams of the abbreviation, context words on both sides, and</w:t>
+      </w:r>
+    </w:p>
+    <w:p>
+      <w:r>
+        <w:t xml:space="preserve">  conditioning counts, all conjoined with the candidate — a feature that does</w:t>
+      </w:r>
+    </w:p>
+    <w:p>
+      <w:r>
+        <w:t xml:space="preserve">  not mention the candidate cannot discriminate between candidates of the same</w:t>
+      </w:r>
+    </w:p>
+    <w:p>
+      <w:r>
+        <w:t xml:space="preserve">  row.</w:t>
       </w:r>
     </w:p>
     <w:p>
@@ -1988,12 +3500,22 @@
         <w:t>M3</w:t>
       </w:r>
       <w:r>
-        <w:t xml:space="preserve"> fine-tuned bowphs/LaBerta (137,180,135 parameters)</w:t>
-      </w:r>
-    </w:p>
-    <w:p>
-      <w:r>
-        <w:t xml:space="preserve">Conditions: </w:t>
+        <w:t>, a fine-tuned Latin encoder, bowphs/LaBerta (137,180,135</w:t>
+      </w:r>
+    </w:p>
+    <w:p>
+      <w:r>
+        <w:t xml:space="preserve">  parameters), with a mean-pooled classification head scored at inference</w:t>
+      </w:r>
+    </w:p>
+    <w:p>
+      <w:r>
+        <w:t xml:space="preserve">  against the same candidate set.</w:t>
+      </w:r>
+    </w:p>
+    <w:p>
+      <w:r>
+        <w:t xml:space="preserve">The conditions are </w:t>
       </w:r>
       <w:r>
         <w:rPr>
@@ -2002,7 +3524,7 @@
         <w:t>C1</w:t>
       </w:r>
       <w:r>
-        <w:t xml:space="preserve"> local text only, </w:t>
+        <w:t xml:space="preserve">, local text only; </w:t>
       </w:r>
       <w:r>
         <w:rPr>
@@ -2011,7 +3533,7 @@
         <w:t>C2</w:t>
       </w:r>
       <w:r>
-        <w:t xml:space="preserve"> + province, </w:t>
+        <w:t xml:space="preserve">, adding province; and </w:t>
       </w:r>
       <w:r>
         <w:rPr>
@@ -2020,12 +3542,22 @@
         <w:t>C3</w:t>
       </w:r>
       <w:r>
-        <w:t xml:space="preserve"> + province and</w:t>
-      </w:r>
-    </w:p>
-    <w:p>
-      <w:r>
-        <w:t>century. The C1→C3 delta is the experiment.</w:t>
+        <w:t>,</w:t>
+      </w:r>
+    </w:p>
+    <w:p>
+      <w:r>
+        <w:t>adding province and century. For M3 the conditions are injected as text</w:t>
+      </w:r>
+    </w:p>
+    <w:p>
+      <w:r>
+        <w:t>prefixes, so the only thing that varies is what the model is told.</w:t>
+      </w:r>
+    </w:p>
+    <w:p>
+      <w:r>
+        <w:t>Two deviations from the intended protocol are recorded. M3 was trained on</w:t>
       </w:r>
     </w:p>
     <w:p>
@@ -2034,43 +3566,25 @@
         <w:rPr>
           <w:b/>
         </w:rPr>
-        <w:t>Ceilings.</w:t>
-      </w:r>
-      <w:r>
-        <w:t xml:space="preserve"> Candidate ranking cannot propose an expansion never seen for a</w:t>
-      </w:r>
-    </w:p>
-    <w:p>
-      <w:r>
-        <w:t xml:space="preserve">key. test_unseen_form therefore has a ceiling of </w:t>
-      </w:r>
-      <w:r>
-        <w:rPr>
-          <w:b/>
-        </w:rPr>
-        <w:t>0.0000</w:t>
-      </w:r>
-      <w:r>
-        <w:t xml:space="preserve"> and</w:t>
-      </w:r>
-    </w:p>
-    <w:p>
-      <w:r>
-        <w:t xml:space="preserve">test_rare_form of </w:t>
-      </w:r>
-      <w:r>
-        <w:rPr>
-          <w:b/>
-        </w:rPr>
-        <w:t>0.4812</w:t>
-      </w:r>
-      <w:r>
-        <w:t>. Accuracy on these sets is</w:t>
-      </w:r>
-    </w:p>
-    <w:p>
-      <w:r>
-        <w:t>uninterpretable without them.</w:t>
+        <w:t>100,000</w:t>
+      </w:r>
+      <w:r>
+        <w:t xml:space="preserve"> rows — 8.8% of the training split — at a single seed,</w:t>
+      </w:r>
+    </w:p>
+    <w:p>
+      <w:r>
+        <w:t>for compute reasons; its seed variance is therefore unmeasured and its accuracy</w:t>
+      </w:r>
+    </w:p>
+    <w:p>
+      <w:r>
+        <w:t>is a lower bound. And a pretrained encoder considered first was rejected because</w:t>
+      </w:r>
+    </w:p>
+    <w:p>
+      <w:r>
+        <w:t>loading it required executing code downloaded from the model repository.</w:t>
       </w:r>
     </w:p>
     <w:p>
@@ -2078,7 +3592,15 @@
         <w:pStyle w:val="Heading1"/>
       </w:pPr>
       <w:r>
-        <w:t>7 Results</w:t>
+        <w:t>8 Results</w:t>
+      </w:r>
+    </w:p>
+    <w:p>
+      <w:pPr>
+        <w:pStyle w:val="Heading2"/>
+      </w:pPr>
+      <w:r>
+        <w:t>8.1 The context conditions</w:t>
       </w:r>
     </w:p>
     <w:tbl>
@@ -2176,7 +3698,7 @@
               <w:rPr>
                 <w:sz w:val="17"/>
               </w:rPr>
-              <w:t>M1 lookup</w:t>
+              <w:t>M1 lookup (cannot read text)</w:t>
             </w:r>
           </w:p>
         </w:tc>
@@ -2243,7 +3765,7 @@
               <w:rPr>
                 <w:sz w:val="17"/>
               </w:rPr>
-              <w:t>M2 linear</w:t>
+              <w:t>M2 linear re-ranker</w:t>
             </w:r>
           </w:p>
         </w:tc>
@@ -2310,7 +3832,7 @@
               <w:rPr>
                 <w:sz w:val="17"/>
               </w:rPr>
-              <w:t>M3 LaBerta</w:t>
+              <w:t>M3 fine-tuned LaBerta</w:t>
             </w:r>
           </w:p>
         </w:tc>
@@ -2375,32 +3897,55 @@
         <w:rPr>
           <w:b/>
         </w:rPr>
-        <w:t>The candidate finding fails.</w:t>
-      </w:r>
-      <w:r>
-        <w:t xml:space="preserve"> Province and century are worth</w:t>
-      </w:r>
-    </w:p>
-    <w:p>
-      <w:r/>
-      <w:r>
-        <w:rPr>
-          <w:b/>
-        </w:rPr>
-        <w:t>+0.0833</w:t>
-      </w:r>
-      <w:r>
-        <w:t xml:space="preserve"> to a model that cannot read text and nothing to either model</w:t>
-      </w:r>
-    </w:p>
-    <w:p>
-      <w:r>
-        <w:t>that can. M2 and M3 — a linear re-ranker and a 137M-parameter Latin transformer</w:t>
-      </w:r>
-    </w:p>
-    <w:p>
-      <w:r>
-        <w:t>— agree to four decimal places.</w:t>
+        <w:t>The hypothesis fails.</w:t>
+      </w:r>
+      <w:r>
+        <w:t xml:space="preserve"> Province and century are worth +0.0833 to a model</w:t>
+      </w:r>
+    </w:p>
+    <w:p>
+      <w:r>
+        <w:t>that cannot read the surrounding text and nothing to either model that can. M1's</w:t>
+      </w:r>
+    </w:p>
+    <w:p>
+      <w:r>
+        <w:t>gain is large and far exceeds its seed variance; both text-reading models show a</w:t>
+      </w:r>
+    </w:p>
+    <w:p>
+      <w:r>
+        <w:t>small negative delta instead.</w:t>
+      </w:r>
+    </w:p>
+    <w:p>
+      <w:r>
+        <w:t>The interpretation is that province is a proxy for textual context rather than</w:t>
+      </w:r>
+    </w:p>
+    <w:p>
+      <w:r>
+        <w:t>independent information. A model with access only to the abbreviation and its</w:t>
+      </w:r>
+    </w:p>
+    <w:p>
+      <w:r>
+        <w:t>metadata benefits substantially from being told the province, because province</w:t>
+      </w:r>
+    </w:p>
+    <w:p>
+      <w:r>
+        <w:t>correlates with genre and genre determines the reading. A model that can see the</w:t>
+      </w:r>
+    </w:p>
+    <w:p>
+      <w:r>
+        <w:t>adjacent words already has that information more directly, and the province</w:t>
+      </w:r>
+    </w:p>
+    <w:p>
+      <w:r>
+        <w:t>feature then contributes little while costing capacity.</w:t>
       </w:r>
     </w:p>
     <w:p>
@@ -2408,17 +3953,57 @@
         <w:pStyle w:val="Heading2"/>
       </w:pPr>
       <w:r>
-        <w:t>7.1 The signal is memorised, not learned</w:t>
-      </w:r>
-    </w:p>
-    <w:p>
-      <w:r>
-        <w:t>Retraining without the three withheld provinces and testing on exactly those</w:t>
-      </w:r>
-    </w:p>
-    <w:p>
-      <w:r>
-        <w:t>provinces:</w:t>
+        <w:t>8.2 The association is real; the transfer is not</w:t>
+      </w:r>
+    </w:p>
+    <w:p>
+      <w:r>
+        <w:t>It would be wrong to conclude that the province signal does not exist. It does,</w:t>
+      </w:r>
+    </w:p>
+    <w:p>
+      <w:r>
+        <w:t>and strongly. Normalised mutual information between province and expansion</w:t>
+      </w:r>
+    </w:p>
+    <w:p>
+      <w:r>
+        <w:t>choice for V is 0.3709, some 12.2× a permutation null computed at</w:t>
+      </w:r>
+    </w:p>
+    <w:p>
+      <w:r>
+        <w:t>the level of whole inscriptions rather than pairs — the conservative choice,</w:t>
+      </w:r>
+    </w:p>
+    <w:p>
+      <w:r>
+        <w:t>since pairs from one stone are not independent. The association survives both</w:t>
+      </w:r>
+    </w:p>
+    <w:p>
+      <w:r>
+        <w:t>cleaning and the restoration of the excluded strata described in Section 6.1.</w:t>
+      </w:r>
+    </w:p>
+    <w:p>
+      <w:r>
+        <w:t>The underlying distributions are unambiguous: in Numidia V is vixit in 93%</w:t>
+      </w:r>
+    </w:p>
+    <w:p>
+      <w:r>
+        <w:t>of cases, while in Pannonia superior it is votum in 67%.</w:t>
+      </w:r>
+    </w:p>
+    <w:p>
+      <w:r>
+        <w:t>What the signal does not do is transfer. Retraining without the three withheld</w:t>
+      </w:r>
+    </w:p>
+    <w:p>
+      <w:r>
+        <w:t>provinces and testing on exactly those provinces:</w:t>
       </w:r>
     </w:p>
     <w:tbl>
@@ -2515,7 +4100,7 @@
               <w:rPr>
                 <w:sz w:val="17"/>
               </w:rPr>
-              <w:t>M1, provinces withheld</w:t>
+              <w:t>M1, withheld provinces</w:t>
             </w:r>
           </w:p>
         </w:tc>
@@ -2580,45 +4165,69 @@
         <w:rPr>
           <w:b/>
         </w:rPr>
-        <w:t>Exactly zero, to four decimal places.</w:t>
-      </w:r>
-      <w:r>
-        <w:t xml:space="preserve"> M1's province mechanism is a lookup</w:t>
-      </w:r>
-    </w:p>
-    <w:p>
-      <w:r>
-        <w:t>keyed on province; for an unseen province the table is empty and the model</w:t>
-      </w:r>
-    </w:p>
-    <w:p>
-      <w:r>
-        <w:t>backs off. The +8.3 points is memorisation of local distributions.</w:t>
-      </w:r>
-    </w:p>
-    <w:p>
-      <w:r>
-        <w:t>We stress that the association itself is real: normalised mutual information</w:t>
-      </w:r>
-    </w:p>
-    <w:p>
-      <w:r>
-        <w:t>between province and expansion for V is 0.3709, over 12.2× an</w:t>
-      </w:r>
-    </w:p>
-    <w:p>
-      <w:r>
-        <w:t>inscription-level block-permutation null, and it survives restoring the</w:t>
-      </w:r>
-    </w:p>
-    <w:p>
-      <w:r>
-        <w:t>excluded strata. Province genuinely predicts meaning. It simply does not</w:t>
-      </w:r>
-    </w:p>
-    <w:p>
-      <w:r>
-        <w:t>transfer, and it adds nothing a model cannot already read off the text.</w:t>
+        <w:t>Exactly zero, to four decimal places, across all seeds.</w:t>
+      </w:r>
+      <w:r>
+        <w:t xml:space="preserve"> The mechanism is</w:t>
+      </w:r>
+    </w:p>
+    <w:p>
+      <w:r>
+        <w:t>plain once stated: M1's province conditioning is a lookup table keyed on</w:t>
+      </w:r>
+    </w:p>
+    <w:p>
+      <w:r>
+        <w:t>province, and for a province absent from training the table is empty, so the</w:t>
+      </w:r>
+    </w:p>
+    <w:p>
+      <w:r>
+        <w:t>conditioned model backs off to the unconditioned one. The gain observed on the</w:t>
+      </w:r>
+    </w:p>
+    <w:p>
+      <w:r>
+        <w:t xml:space="preserve">primary test set is </w:t>
+      </w:r>
+      <w:r>
+        <w:rPr>
+          <w:b/>
+        </w:rPr>
+        <w:t>memorisation of province-specific distributions</w:t>
+      </w:r>
+      <w:r>
+        <w:t>, not a</w:t>
+      </w:r>
+    </w:p>
+    <w:p>
+      <w:r>
+        <w:t>transferable generalisation about Latin.</w:t>
+      </w:r>
+    </w:p>
+    <w:p>
+      <w:r>
+        <w:t>This distinction is invisible without a held-out province split. Evaluated</w:t>
+      </w:r>
+    </w:p>
+    <w:p>
+      <w:r>
+        <w:t>pooled, province conditioning looks like knowledge. We note that our own first</w:t>
+      </w:r>
+    </w:p>
+    <w:p>
+      <w:r>
+        <w:t>version of this experiment trained on a split containing the withheld provinces</w:t>
+      </w:r>
+    </w:p>
+    <w:p>
+      <w:r>
+        <w:t>and reported the opposite conclusion; the error was detectable only because</w:t>
+      </w:r>
+    </w:p>
+    <w:p>
+      <w:r>
+        <w:t>held-out accuracy came out implausibly above primary-test accuracy.</w:t>
       </w:r>
     </w:p>
     <w:p>
@@ -2626,7 +4235,7 @@
         <w:pStyle w:val="Heading2"/>
       </w:pPr>
       <w:r>
-        <w:t>7.2 Cost</w:t>
+        <w:t>8.3 Cost</w:t>
       </w:r>
     </w:p>
     <w:tbl>
@@ -2636,15 +4245,16 @@
         <w:tblLook w:firstColumn="1" w:firstRow="1" w:lastColumn="0" w:lastRow="0" w:noHBand="0" w:noVBand="1" w:val="04A0"/>
       </w:tblPr>
       <w:tblGrid>
-        <w:gridCol w:w="2160"/>
-        <w:gridCol w:w="2160"/>
-        <w:gridCol w:w="2160"/>
-        <w:gridCol w:w="2160"/>
+        <w:gridCol w:w="1728"/>
+        <w:gridCol w:w="1728"/>
+        <w:gridCol w:w="1728"/>
+        <w:gridCol w:w="1728"/>
+        <w:gridCol w:w="1728"/>
       </w:tblGrid>
       <w:tr>
         <w:tc>
           <w:tcPr>
-            <w:tcW w:type="dxa" w:w="2160"/>
+            <w:tcW w:type="dxa" w:w="1728"/>
           </w:tcPr>
           <w:p>
             <w:r>
@@ -2658,7 +4268,7 @@
         </w:tc>
         <w:tc>
           <w:tcPr>
-            <w:tcW w:type="dxa" w:w="2160"/>
+            <w:tcW w:type="dxa" w:w="1728"/>
           </w:tcPr>
           <w:p>
             <w:r>
@@ -2672,7 +4282,7 @@
         </w:tc>
         <w:tc>
           <w:tcPr>
-            <w:tcW w:type="dxa" w:w="2160"/>
+            <w:tcW w:type="dxa" w:w="1728"/>
           </w:tcPr>
           <w:p>
             <w:r>
@@ -2686,7 +4296,21 @@
         </w:tc>
         <w:tc>
           <w:tcPr>
-            <w:tcW w:type="dxa" w:w="2160"/>
+            <w:tcW w:type="dxa" w:w="1728"/>
+          </w:tcPr>
+          <w:p>
+            <w:r>
+              <w:rPr>
+                <w:b/>
+                <w:sz w:val="17"/>
+              </w:rPr>
+              <w:t>training rows</w:t>
+            </w:r>
+          </w:p>
+        </w:tc>
+        <w:tc>
+          <w:tcPr>
+            <w:tcW w:type="dxa" w:w="1728"/>
           </w:tcPr>
           <w:p>
             <w:r>
@@ -2702,7 +4326,7 @@
       <w:tr>
         <w:tc>
           <w:tcPr>
-            <w:tcW w:type="dxa" w:w="2160"/>
+            <w:tcW w:type="dxa" w:w="1728"/>
           </w:tcPr>
           <w:p>
             <w:r>
@@ -2715,7 +4339,7 @@
         </w:tc>
         <w:tc>
           <w:tcPr>
-            <w:tcW w:type="dxa" w:w="2160"/>
+            <w:tcW w:type="dxa" w:w="1728"/>
           </w:tcPr>
           <w:p>
             <w:r>
@@ -2728,20 +4352,33 @@
         </w:tc>
         <w:tc>
           <w:tcPr>
-            <w:tcW w:type="dxa" w:w="2160"/>
+            <w:tcW w:type="dxa" w:w="1728"/>
           </w:tcPr>
           <w:p>
             <w:r>
               <w:rPr>
                 <w:sz w:val="17"/>
               </w:rPr>
-              <w:t>0s</w:t>
+              <w:t>0 s</w:t>
             </w:r>
           </w:p>
         </w:tc>
         <w:tc>
           <w:tcPr>
-            <w:tcW w:type="dxa" w:w="2160"/>
+            <w:tcW w:type="dxa" w:w="1728"/>
+          </w:tcPr>
+          <w:p>
+            <w:r>
+              <w:rPr>
+                <w:sz w:val="17"/>
+              </w:rPr>
+              <w:t>1,140,108</w:t>
+            </w:r>
+          </w:p>
+        </w:tc>
+        <w:tc>
+          <w:tcPr>
+            <w:tcW w:type="dxa" w:w="1728"/>
           </w:tcPr>
           <w:p>
             <w:r>
@@ -2756,7 +4393,7 @@
       <w:tr>
         <w:tc>
           <w:tcPr>
-            <w:tcW w:type="dxa" w:w="2160"/>
+            <w:tcW w:type="dxa" w:w="1728"/>
           </w:tcPr>
           <w:p>
             <w:r>
@@ -2769,7 +4406,7 @@
         </w:tc>
         <w:tc>
           <w:tcPr>
-            <w:tcW w:type="dxa" w:w="2160"/>
+            <w:tcW w:type="dxa" w:w="1728"/>
           </w:tcPr>
           <w:p>
             <w:r>
@@ -2782,20 +4419,33 @@
         </w:tc>
         <w:tc>
           <w:tcPr>
-            <w:tcW w:type="dxa" w:w="2160"/>
+            <w:tcW w:type="dxa" w:w="1728"/>
           </w:tcPr>
           <w:p>
             <w:r>
               <w:rPr>
                 <w:sz w:val="17"/>
               </w:rPr>
-              <w:t>72s</w:t>
+              <w:t>72 s</w:t>
             </w:r>
           </w:p>
         </w:tc>
         <w:tc>
           <w:tcPr>
-            <w:tcW w:type="dxa" w:w="2160"/>
+            <w:tcW w:type="dxa" w:w="1728"/>
+          </w:tcPr>
+          <w:p>
+            <w:r>
+              <w:rPr>
+                <w:sz w:val="17"/>
+              </w:rPr>
+              <w:t>1,140,108</w:t>
+            </w:r>
+          </w:p>
+        </w:tc>
+        <w:tc>
+          <w:tcPr>
+            <w:tcW w:type="dxa" w:w="1728"/>
           </w:tcPr>
           <w:p>
             <w:r>
@@ -2810,7 +4460,7 @@
       <w:tr>
         <w:tc>
           <w:tcPr>
-            <w:tcW w:type="dxa" w:w="2160"/>
+            <w:tcW w:type="dxa" w:w="1728"/>
           </w:tcPr>
           <w:p>
             <w:r>
@@ -2823,7 +4473,7 @@
         </w:tc>
         <w:tc>
           <w:tcPr>
-            <w:tcW w:type="dxa" w:w="2160"/>
+            <w:tcW w:type="dxa" w:w="1728"/>
           </w:tcPr>
           <w:p>
             <w:r>
@@ -2836,20 +4486,33 @@
         </w:tc>
         <w:tc>
           <w:tcPr>
-            <w:tcW w:type="dxa" w:w="2160"/>
+            <w:tcW w:type="dxa" w:w="1728"/>
           </w:tcPr>
           <w:p>
             <w:r>
               <w:rPr>
                 <w:sz w:val="17"/>
               </w:rPr>
-              <w:t>1078s</w:t>
+              <w:t>1078 s</w:t>
             </w:r>
           </w:p>
         </w:tc>
         <w:tc>
           <w:tcPr>
-            <w:tcW w:type="dxa" w:w="2160"/>
+            <w:tcW w:type="dxa" w:w="1728"/>
+          </w:tcPr>
+          <w:p>
+            <w:r>
+              <w:rPr>
+                <w:sz w:val="17"/>
+              </w:rPr>
+              <w:t>100,000</w:t>
+            </w:r>
+          </w:p>
+        </w:tc>
+        <w:tc>
+          <w:tcPr>
+            <w:tcW w:type="dxa" w:w="1728"/>
           </w:tcPr>
           <w:p>
             <w:r>
@@ -2865,7 +4528,7 @@
     <w:p/>
     <w:p>
       <w:r>
-        <w:t xml:space="preserve">M2 recovers </w:t>
+        <w:t xml:space="preserve">M2 attains </w:t>
       </w:r>
       <w:r>
         <w:rPr>
@@ -2874,17 +4537,27 @@
         <w:t>97.4%</w:t>
       </w:r>
       <w:r>
-        <w:t xml:space="preserve"> of M3's accuracy for a small fraction of the</w:t>
-      </w:r>
-    </w:p>
-    <w:p>
-      <w:r>
-        <w:t>cost. M3 was trained on 100,000 rows against M2's 1,140,108, so this</w:t>
-      </w:r>
-    </w:p>
-    <w:p>
-      <w:r>
-        <w:t>comparison favours the cheap model and should be read with that caveat.</w:t>
+        <w:t xml:space="preserve"> of M3's accuracy at a small fraction of the</w:t>
+      </w:r>
+    </w:p>
+    <w:p>
+      <w:r>
+        <w:t>parameters and training time. The comparison should be read with its caveat</w:t>
+      </w:r>
+    </w:p>
+    <w:p>
+      <w:r>
+        <w:t>stated plainly: M3 was trained on 8.8% of the data available to M2, so</w:t>
+      </w:r>
+    </w:p>
+    <w:p>
+      <w:r>
+        <w:t>the gap understates what a fully trained encoder would achieve, and the</w:t>
+      </w:r>
+    </w:p>
+    <w:p>
+      <w:r>
+        <w:t>comparison favours the cheaper model.</w:t>
       </w:r>
     </w:p>
     <w:p>
@@ -3072,7 +4745,7 @@
         <w:pStyle w:val="Heading1"/>
       </w:pPr>
       <w:r>
-        <w:t>8 Limitations</w:t>
+        <w:t>9 Limitations</w:t>
       </w:r>
     </w:p>
     <w:p>
@@ -3091,43 +4764,36 @@
     </w:p>
     <w:p>
       <w:r>
-        <w:t xml:space="preserve">   trained here learns EDCS conventions; it cannot be shown to have learned</w:t>
-      </w:r>
-    </w:p>
-    <w:p>
-      <w:r>
-        <w:t xml:space="preserve">   Roman practice.</w:t>
-      </w:r>
-    </w:p>
-    <w:p>
-      <w:r>
-        <w:t xml:space="preserve">2. </w:t>
+        <w:t xml:space="preserve">   trained here demonstrably learns EDCS conventions; that it learns Roman</w:t>
+      </w:r>
+    </w:p>
+    <w:p>
+      <w:r>
+        <w:t xml:space="preserve">   practice does not follow and is not shown.</w:t>
+      </w:r>
+    </w:p>
+    <w:p>
+      <w:r>
+        <w:t>2. The task is conditioned on the editor having judged an abbreviation</w:t>
+      </w:r>
+    </w:p>
+    <w:p>
+      <w:r>
+        <w:t xml:space="preserve">   present (66.4% of expansion forms also occur uncontracted).</w:t>
+      </w:r>
+    </w:p>
+    <w:p>
+      <w:r>
+        <w:t xml:space="preserve">3. </w:t>
       </w:r>
       <w:r>
         <w:rPr>
           <w:b/>
         </w:rPr>
-        <w:t>The task is conditioned on the editor judging an abbreviation present</w:t>
-      </w:r>
-      <w:r/>
-    </w:p>
-    <w:p>
-      <w:r>
-        <w:t xml:space="preserve">   (66.4% of expansion forms also occur in full).</w:t>
-      </w:r>
-    </w:p>
-    <w:p>
-      <w:r>
-        <w:t xml:space="preserve">3. </w:t>
-      </w:r>
-      <w:r>
-        <w:rPr>
-          <w:b/>
-        </w:rPr>
-        <w:t>Editorial noise ≥0.96%</w:t>
-      </w:r>
-      <w:r>
-        <w:t>, a floor.</w:t>
+        <w:t>Editorial disagreement is ≥0.96%</w:t>
+      </w:r>
+      <w:r>
+        <w:t>, and that figure is a floor.</w:t>
       </w:r>
     </w:p>
     <w:p>
@@ -3146,26 +4812,17 @@
     </w:p>
     <w:p>
       <w:r>
-        <w:t xml:space="preserve">   16.3× null).</w:t>
-      </w:r>
-    </w:p>
-    <w:p>
-      <w:r>
-        <w:t xml:space="preserve">5. </w:t>
-      </w:r>
-      <w:r>
-        <w:rPr>
-          <w:b/>
-        </w:rPr>
-        <w:t>EDCS dates only 36.0% of records</w:t>
-      </w:r>
-      <w:r>
-        <w:t>; every century-conditioned</w:t>
-      </w:r>
-    </w:p>
-    <w:p>
-      <w:r>
-        <w:t xml:space="preserve">   result rests on that third.</w:t>
+        <w:t xml:space="preserve">   16.3× a null in province and century).</w:t>
+      </w:r>
+    </w:p>
+    <w:p>
+      <w:r>
+        <w:t>5. EDCS assigns a resolvable single-century date to only 36.0% of</w:t>
+      </w:r>
+    </w:p>
+    <w:p>
+      <w:r>
+        <w:t xml:space="preserve">   records; every diachronic result rests on that third.</w:t>
       </w:r>
     </w:p>
     <w:p>
@@ -3179,20 +4836,28 @@
         <w:t>Survival and excavation bias</w:t>
       </w:r>
       <w:r>
-        <w:t xml:space="preserve"> are inherited and uncorrected.</w:t>
-      </w:r>
-    </w:p>
-    <w:p>
-      <w:r>
-        <w:t xml:space="preserve">7. </w:t>
-      </w:r>
-      <w:r>
-        <w:rPr>
-          <w:b/>
-        </w:rPr>
-        <w:t>13.17% of the test split is byte-identical to training rows.</w:t>
-      </w:r>
-      <w:r/>
+        <w:t xml:space="preserve"> are inherited from the epigraphic record</w:t>
+      </w:r>
+    </w:p>
+    <w:p>
+      <w:r>
+        <w:t xml:space="preserve">   and uncorrected here.</w:t>
+      </w:r>
+    </w:p>
+    <w:p>
+      <w:r>
+        <w:t>7. 13.17% of the primary test split is byte-identical to a training</w:t>
+      </w:r>
+    </w:p>
+    <w:p>
+      <w:r>
+        <w:t xml:space="preserve">   row. We publish a de-duplicated variant, but do not resolve whether the</w:t>
+      </w:r>
+    </w:p>
+    <w:p>
+      <w:r>
+        <w:t xml:space="preserve">   duplication is contamination or the domain.</w:t>
+      </w:r>
     </w:p>
     <w:p>
       <w:r>
@@ -3205,12 +4870,17 @@
         <w:t>The held-out province split confounds province with century</w:t>
       </w:r>
       <w:r>
-        <w:t xml:space="preserve"> — the</w:t>
-      </w:r>
-    </w:p>
-    <w:p>
-      <w:r>
-        <w:t xml:space="preserve">   withheld provinces are late-Romanised frontier territory.</w:t>
+        <w:t>: the</w:t>
+      </w:r>
+    </w:p>
+    <w:p>
+      <w:r>
+        <w:t xml:space="preserve">   withheld provinces are late-Romanised frontier territory, so results on it</w:t>
+      </w:r>
+    </w:p>
+    <w:p>
+      <w:r>
+        <w:t xml:space="preserve">   must be stratified by century rather than pooled.</w:t>
       </w:r>
     </w:p>
     <w:p>
@@ -3221,28 +4891,26 @@
         <w:rPr>
           <w:b/>
         </w:rPr>
-        <w:t>Several judgements need a Latinist</w:t>
-      </w:r>
-      <w:r>
-        <w:t xml:space="preserve"> and have not had one: the numeral</w:t>
-      </w:r>
-    </w:p>
-    <w:p>
-      <w:r>
-        <w:t xml:space="preserve">   word lists, the | sign families, which near-duplicate forms are keying</w:t>
-      </w:r>
-    </w:p>
-    <w:p>
-      <w:r>
-        <w:t xml:space="preserve">   errors, and whether X(milia) renders a vinculum. </w:t>
-      </w:r>
-      <w:r>
-        <w:rPr>
-          <w:b/>
-        </w:rPr>
-        <w:t>[VERIFY — LATINIST]</w:t>
-      </w:r>
-      <w:r/>
+        <w:t>Several judgements require a Latinist and have not received one</w:t>
+      </w:r>
+      <w:r>
+        <w:t>: the</w:t>
+      </w:r>
+    </w:p>
+    <w:p>
+      <w:r>
+        <w:t xml:space="preserve">   numeral word lists, the | sign families, which near-duplicate forms are</w:t>
+      </w:r>
+    </w:p>
+    <w:p>
+      <w:r>
+        <w:t xml:space="preserve">   keying errors rather than ancient variants, whether the inflectional/lexical</w:t>
+      </w:r>
+    </w:p>
+    <w:p>
+      <w:r>
+        <w:t xml:space="preserve">   distinction is drawn correctly, and whether X(milia) renders a vinculum.</w:t>
+      </w:r>
     </w:p>
     <w:p>
       <w:r>
@@ -3255,12 +4923,27 @@
         <w:t>M3 used 100,000 training rows at one seed</w:t>
       </w:r>
       <w:r>
-        <w:t xml:space="preserve"> for compute reasons, so</w:t>
-      </w:r>
-    </w:p>
-    <w:p>
-      <w:r>
-        <w:t xml:space="preserve">    its result is a lower bound and its seed variance is unmeasured.</w:t>
+        <w:t>, so its result is a lower</w:t>
+      </w:r>
+    </w:p>
+    <w:p>
+      <w:r>
+        <w:t xml:space="preserve">    bound and its variance is unmeasured. The agreement between M2's and M3's</w:t>
+      </w:r>
+    </w:p>
+    <w:p>
+      <w:r>
+        <w:t xml:space="preserve">    deltas at four decimal places should be read as coincidence at that</w:t>
+      </w:r>
+    </w:p>
+    <w:p>
+      <w:r>
+        <w:t xml:space="preserve">    precision; the defensible claim is that both text-reading models show a</w:t>
+      </w:r>
+    </w:p>
+    <w:p>
+      <w:r>
+        <w:t xml:space="preserve">    small negative delta.</w:t>
       </w:r>
     </w:p>
     <w:p>
@@ -3271,88 +4954,138 @@
         <w:rPr>
           <w:b/>
         </w:rPr>
-        <w:t>Redistribution permission from EDCS is unresolved and blocks release.</w:t>
-      </w:r>
-      <w:r/>
-    </w:p>
-    <w:p>
-      <w:r>
-        <w:t xml:space="preserve">    </w:t>
-      </w:r>
-      <w:r>
-        <w:rPr>
-          <w:b/>
-        </w:rPr>
-        <w:t>[ACTION — PERMISSION]</w:t>
-      </w:r>
-      <w:r/>
+        <w:t>Redistribution permission from EDCS is unresolved and blocks release</w:t>
+      </w:r>
+      <w:r>
+        <w:t xml:space="preserve"> of</w:t>
+      </w:r>
+    </w:p>
+    <w:p>
+      <w:r>
+        <w:t xml:space="preserve">    the derived tables. Code, reports and measured statistics are unaffected.</w:t>
+      </w:r>
     </w:p>
     <w:p>
       <w:pPr>
         <w:pStyle w:val="Heading1"/>
       </w:pPr>
       <w:r>
-        <w:t>9 Conclusion</w:t>
-      </w:r>
-    </w:p>
-    <w:p>
-      <w:r>
-        <w:t>We set out to build a benchmark and test whether abbreviation meaning tracks</w:t>
-      </w:r>
-    </w:p>
-    <w:p>
-      <w:r>
-        <w:t>province and era. The benchmark exists — 1,424,314 labelled pairs with frozen</w:t>
-      </w:r>
-    </w:p>
-    <w:p>
-      <w:r>
-        <w:t>splits and difficulty-targeted test sets. The hypothesis failed: province</w:t>
-      </w:r>
-    </w:p>
-    <w:p>
-      <w:r>
-        <w:t>predicts meaning in the data but transfers not at all, and adds nothing to a</w:t>
-      </w:r>
-    </w:p>
-    <w:p>
-      <w:r>
-        <w:t>model that reads Latin.</w:t>
-      </w:r>
-    </w:p>
-    <w:p>
-      <w:r>
-        <w:t>The more durable contribution is the audit. EDCS does not preserve the</w:t>
-      </w:r>
-    </w:p>
-    <w:p>
-      <w:r>
-        <w:t>vinculum, collapses at least eight signs onto one character, marks plurality on</w:t>
-      </w:r>
-    </w:p>
-    <w:p>
-      <w:r>
-        <w:t>an abbreviation's final letter, fragments words across lines, and is filtered by</w:t>
-      </w:r>
-    </w:p>
-    <w:p>
-      <w:r>
-        <w:t>conventions that reshape the corpus along the very axes one might wish to study.</w:t>
-      </w:r>
-    </w:p>
-    <w:p>
-      <w:r>
-        <w:t>Every one of these is invisible to a consumer who mines the parentheses and</w:t>
-      </w:r>
-    </w:p>
-    <w:p>
-      <w:r>
-        <w:t>starts training. Documenting them, with counts, is the service this paper</w:t>
-      </w:r>
-    </w:p>
-    <w:p>
-      <w:r>
-        <w:t>offers.</w:t>
+        <w:t>10 Conclusion</w:t>
+      </w:r>
+    </w:p>
+    <w:p>
+      <w:r>
+        <w:t>We set out to build a benchmark for Latin abbreviation expansion and to test</w:t>
+      </w:r>
+    </w:p>
+    <w:p>
+      <w:r>
+        <w:t>whether abbreviation meaning tracks province and era. The benchmark exists:</w:t>
+      </w:r>
+    </w:p>
+    <w:p>
+      <w:r>
+        <w:t>1,424,314 labelled pairs over 588,509 records, with frozen monument-grouped</w:t>
+      </w:r>
+    </w:p>
+    <w:p>
+      <w:r>
+        <w:t>splits, difficulty-targeted test sets, and the ceilings its construction</w:t>
+      </w:r>
+    </w:p>
+    <w:p>
+      <w:r>
+        <w:t>imposes. The hypothesis failed, in an instructive way — province predicts</w:t>
+      </w:r>
+    </w:p>
+    <w:p>
+      <w:r>
+        <w:t>meaning in the data, with an association many times a conservative null, yet</w:t>
+      </w:r>
+    </w:p>
+    <w:p>
+      <w:r>
+        <w:t>transfers not at all to an unseen province and adds nothing to a model that can</w:t>
+      </w:r>
+    </w:p>
+    <w:p>
+      <w:r>
+        <w:t>read the surrounding Latin.</w:t>
+      </w:r>
+    </w:p>
+    <w:p>
+      <w:r>
+        <w:t>The more durable contribution is the audit that preparing the dataset required.</w:t>
+      </w:r>
+    </w:p>
+    <w:p>
+      <w:r>
+        <w:t>EDCS does not preserve the numeral vinculum, substituting a supplied word;</w:t>
+      </w:r>
+    </w:p>
+    <w:p>
+      <w:r>
+        <w:t>collapses at least eight distinct epigraphic signs onto a single ASCII</w:t>
+      </w:r>
+    </w:p>
+    <w:p>
+      <w:r>
+        <w:t>character; marks plurality on an abbreviation's final letter rather than its</w:t>
+      </w:r>
+    </w:p>
+    <w:p>
+      <w:r>
+        <w:t>first; fragments words across line breaks into spurious pairs; and is filtered,</w:t>
+      </w:r>
+    </w:p>
+    <w:p>
+      <w:r>
+        <w:t>by any conventional extraction, in a way that reshapes the corpus along</w:t>
+      </w:r>
+    </w:p>
+    <w:p>
+      <w:r>
+        <w:t>precisely the geographic and chronological axes one might wish to study. Each of</w:t>
+      </w:r>
+    </w:p>
+    <w:p>
+      <w:r>
+        <w:t>these is invisible to a consumer who mines the parentheses and begins training,</w:t>
+      </w:r>
+    </w:p>
+    <w:p>
+      <w:r>
+        <w:t>and each has a measured magnitude.</w:t>
+      </w:r>
+    </w:p>
+    <w:p>
+      <w:r>
+        <w:t>For the field, we would draw one methodological conclusion beyond the specifics.</w:t>
+      </w:r>
+    </w:p>
+    <w:p>
+      <w:r>
+        <w:t>A derived dataset inherits the conventions of its source edition, and those</w:t>
+      </w:r>
+    </w:p>
+    <w:p>
+      <w:r>
+        <w:t>conventions are not neutral with respect to the questions one asks of the data.</w:t>
+      </w:r>
+    </w:p>
+    <w:p>
+      <w:r>
+        <w:t>Auditing them is not preliminary work to be done quickly before the modelling</w:t>
+      </w:r>
+    </w:p>
+    <w:p>
+      <w:r>
+        <w:t>starts. In this project it was the modelling that proved quick, and the audit</w:t>
+      </w:r>
+    </w:p>
+    <w:p>
+      <w:r>
+        <w:t>that produced the findings.</w:t>
       </w:r>
     </w:p>
     <w:p>
@@ -3364,16 +5097,173 @@
       </w:r>
     </w:p>
     <w:p>
-      <w:pPr>
-        <w:pStyle w:val="Heading2"/>
-      </w:pPr>
-      <w:r>
-        <w:t>1. Assael et al. 2025 — *Aeneas* — **primary contrast**</w:t>
-      </w:r>
-    </w:p>
-    <w:p>
-      <w:r>
-        <w:t>Full citations with DOIs in reports/related_work.md.</w:t>
+      <w:r>
+        <w:t>Assael, Y., Sommerschield, T., Shillingford, B., Bordbar, M., Pavlopoulos, J.,</w:t>
+      </w:r>
+    </w:p>
+    <w:p>
+      <w:r>
+        <w:t>Chatzipanagiotou, M., Androutsopoulos, I., Prag, J., &amp; de Freitas, N. (2022).</w:t>
+      </w:r>
+    </w:p>
+    <w:p>
+      <w:r>
+        <w:t>Restoring and attributing ancient texts using deep neural networks. Nature,</w:t>
+      </w:r>
+    </w:p>
+    <w:p>
+      <w:r>
+        <w:t>603(7900), 280–283. https://doi.org/10.1038/s41586-022-04448-z</w:t>
+      </w:r>
+    </w:p>
+    <w:p>
+      <w:r>
+        <w:t>Assael, Y., Sommerschield, T., Cooley, A., Shillingford, B., Pavlopoulos, J.,</w:t>
+      </w:r>
+    </w:p>
+    <w:p>
+      <w:r>
+        <w:t>Suresh, P., Herms, B., Grayston, J., Maynard, B., Dietrich, N., Wulgaert, R.,</w:t>
+      </w:r>
+    </w:p>
+    <w:p>
+      <w:r>
+        <w:t>Prag, J., Mullen, A., &amp; Mohamed, S. (2025). Contextualizing ancient texts with</w:t>
+      </w:r>
+    </w:p>
+    <w:p>
+      <w:r>
+        <w:t>generative neural networks. Nature, 645(8079), 141–147.</w:t>
+      </w:r>
+    </w:p>
+    <w:p>
+      <w:r>
+        <w:t>https://doi.org/10.1038/s41586-025-09292-5</w:t>
+      </w:r>
+    </w:p>
+    <w:p>
+      <w:r>
+        <w:t>Cui, W., &amp; Ströbel, P. B. (2026). Across Generations: A Comparative Analysis of</w:t>
+      </w:r>
+    </w:p>
+    <w:p>
+      <w:r>
+        <w:t>NER for Latin Inscriptions from Classical Machine Learning to LLMs. In</w:t>
+      </w:r>
+    </w:p>
+    <w:p>
+      <w:r>
+        <w:t>Proceedings of the Fourth Workshop on Language Technologies for Historical and</w:t>
+      </w:r>
+    </w:p>
+    <w:p>
+      <w:r>
+        <w:t>Ancient Languages (LT4HALA 2026) (pp. 112–124). ELRA.</w:t>
+      </w:r>
+    </w:p>
+    <w:p>
+      <w:r>
+        <w:t>https://doi.org/10.63317/2g99sovd35pj</w:t>
+      </w:r>
+    </w:p>
+    <w:p>
+      <w:r>
+        <w:t>Elliott, T. (1998). Abbreviations in Latin Inscriptions. American Society of</w:t>
+      </w:r>
+    </w:p>
+    <w:p>
+      <w:r>
+        <w:t>Greek and Latin Epigraphy.</w:t>
+      </w:r>
+    </w:p>
+    <w:p>
+      <w:r>
+        <w:t>https://www.asgle.org/epigraphical-resources/abbreviations-in-latin-inscriptions/</w:t>
+      </w:r>
+    </w:p>
+    <w:p>
+      <w:r>
+        <w:t>Heřmánková, P., Ballsun-Stanton, B., &amp; Laurence, R. (2024). FAIR Turn in</w:t>
+      </w:r>
+    </w:p>
+    <w:p>
+      <w:r>
+        <w:t>Epigraphy: Low Barrier Pathways to Quantitative and Reproducible Research in</w:t>
+      </w:r>
+    </w:p>
+    <w:p>
+      <w:r>
+        <w:t>Latin Epigraphy. In Computational Humanities Research 2024 (CEUR Workshop</w:t>
+      </w:r>
+    </w:p>
+    <w:p>
+      <w:r>
+        <w:t>Proceedings, Vol. 3834, pp. 649–661). CEUR-WS.org.</w:t>
+      </w:r>
+    </w:p>
+    <w:p>
+      <w:r>
+        <w:t>https://ceur-ws.org/Vol-3834/paper4.pdf</w:t>
+      </w:r>
+    </w:p>
+    <w:p>
+      <w:r>
+        <w:t>Heřmánková, P., Kaše, V., &amp; Sobotková, A. (2021). Inscriptions as data: digital</w:t>
+      </w:r>
+    </w:p>
+    <w:p>
+      <w:r>
+        <w:t>epigraphy in macro-historical perspective. Journal of Digital History, 1(1),</w:t>
+      </w:r>
+    </w:p>
+    <w:p>
+      <w:r>
+        <w:t>99–141. https://doi.org/10.1515/jdh-2021-1004</w:t>
+      </w:r>
+    </w:p>
+    <w:p>
+      <w:r>
+        <w:t>Kaše, V., Heřmánková, P., &amp; Sobotková, A. (2021). Classifying Latin Inscriptions</w:t>
+      </w:r>
+    </w:p>
+    <w:p>
+      <w:r>
+        <w:t>of the Roman Empire: A Machine-Learning Approach. In Proceedings of the</w:t>
+      </w:r>
+    </w:p>
+    <w:p>
+      <w:r>
+        <w:t>Conference on Computational Humanities Research 2021 (CEUR Workshop</w:t>
+      </w:r>
+    </w:p>
+    <w:p>
+      <w:r>
+        <w:t>Proceedings, Vol. 2989, pp. 123–135). CEUR-WS.org.</w:t>
+      </w:r>
+    </w:p>
+    <w:p>
+      <w:r>
+        <w:t>https://ceur-ws.org/Vol-2989/short_paper12.pdf</w:t>
+      </w:r>
+    </w:p>
+    <w:p>
+      <w:r>
+        <w:t>Locaputo, A., Portelli, B., Colombi, E., &amp; Serra, G. (2023). Filling the Lacunae</w:t>
+      </w:r>
+    </w:p>
+    <w:p>
+      <w:r>
+        <w:t>in ancient Latin inscriptions. In Information and Research Science Connecting</w:t>
+      </w:r>
+    </w:p>
+    <w:p>
+      <w:r>
+        <w:t>to Digital and Library Science 2023 (CEUR Workshop Proceedings, Vol. 3365, pp.</w:t>
+      </w:r>
+    </w:p>
+    <w:p>
+      <w:r>
+        <w:t>68–76). CEUR-WS.org. https://ceur-ws.org/Vol-3365/short5.pdf</w:t>
       </w:r>
     </w:p>
     <w:p>
@@ -3381,7 +5271,7 @@
         <w:pStyle w:val="Heading1"/>
       </w:pPr>
       <w:r>
-        <w:t>Appendix A — the three surviving combining marks</w:t>
+        <w:t>Appendix A — the surviving combining marks</w:t>
       </w:r>
     </w:p>
     <w:tbl>
@@ -3579,32 +5469,37 @@
     </w:p>
     <w:p>
       <w:r>
-        <w:t>Every number in this paper is injected from results/all_results.json by</w:t>
-      </w:r>
-    </w:p>
-    <w:p>
-      <w:r>
-        <w:t>scripts/build_paper.py; none is typed. The pipeline is reproduced by</w:t>
-      </w:r>
-    </w:p>
-    <w:p>
-      <w:r>
-        <w:t>./reproduce.sh, which verifies the corpus sha256</w:t>
-      </w:r>
-    </w:p>
-    <w:p>
-      <w:r>
-        <w:t>(9ebea1a7a5742d055af3b7059703cd8fd1ea708578c3ea43b9882f5873242317) before running and refuses a different snapshot.</w:t>
-      </w:r>
-    </w:p>
-    <w:p>
-      <w:r>
-        <w:t>Decisions are logged with evidence in reports/decisions.md (41</w:t>
-      </w:r>
-    </w:p>
-    <w:p>
-      <w:r>
-        <w:t>entries).</w:t>
+        <w:t>Every numeric value in this paper is injected from results/all_results.json by</w:t>
+      </w:r>
+    </w:p>
+    <w:p>
+      <w:r>
+        <w:t>a build script; none is typed by hand, and any unresolved value is emitted as a</w:t>
+      </w:r>
+    </w:p>
+    <w:p>
+      <w:r>
+        <w:t>visible marker rather than silently omitted. The full pipeline is reproduced by</w:t>
+      </w:r>
+    </w:p>
+    <w:p>
+      <w:r>
+        <w:t>a single command, which verifies the corpus SHA-256 (9ebea1a7a5742d055af3b7059703cd8fd1ea708578c3ea43b9882f5873242317) before</w:t>
+      </w:r>
+    </w:p>
+    <w:p>
+      <w:r>
+        <w:t>running and refuses to proceed against a different snapshot. Decisions taken</w:t>
+      </w:r>
+    </w:p>
+    <w:p>
+      <w:r>
+        <w:t>during construction are logged with their evidence, the alternatives rejected,</w:t>
+      </w:r>
+    </w:p>
+    <w:p>
+      <w:r>
+        <w:t>and what would overturn them, in 41 entries.</w:t>
       </w:r>
     </w:p>
     <w:sectPr>

--- a/paper/EpigCorpus_paper_v1.docx
+++ b/paper/EpigCorpus_paper_v1.docx
@@ -16,250 +16,198 @@
         <w:rPr>
           <w:b/>
         </w:rPr>
-        <w:t>[VERIFY — AUTHORS, AFFILIATIONS, CORRESPONDING ADDRESS]</w:t>
-      </w:r>
-      <w:r/>
-    </w:p>
-    <w:p>
-      <w:pPr>
-        <w:pStyle w:val="Heading1"/>
-      </w:pPr>
-      <w:r>
-        <w:t>Abstract</w:t>
-      </w:r>
-    </w:p>
-    <w:p>
-      <w:r>
-        <w:t>Latin inscriptions abbreviate heavily and inconsistently, and expanding those</w:t>
-      </w:r>
-    </w:p>
-    <w:p>
-      <w:r>
-        <w:t>abbreviations is a precondition for reading the epigraphic record at scale. The</w:t>
-      </w:r>
-    </w:p>
-    <w:p>
-      <w:r>
-        <w:t>task has had neither a dataset nor a benchmark. It has, however, an unusual</w:t>
-      </w:r>
-    </w:p>
-    <w:p>
-      <w:r>
-        <w:t>source of supervision: epigraphic editions record expansions in round</w:t>
-      </w:r>
-    </w:p>
-    <w:p>
-      <w:r>
-        <w:t>parentheses, and the Epigraphik-Datenbank Clauss-Slaby (EDCS) applies the</w:t>
-      </w:r>
-    </w:p>
-    <w:p>
-      <w:r>
-        <w:t>convention across its entire corpus, so that a stone reading D M is printed</w:t>
-      </w:r>
-    </w:p>
-    <w:p>
-      <w:r>
-        <w:t xml:space="preserve">D(is) M(anibus). We mine those parentheses and obtain </w:t>
+        <w:t>[VERIFY — AUTHOR NAMES]</w:t>
+      </w:r>
+      <w:r>
+        <w:t>¹</w:t>
+      </w:r>
+    </w:p>
+    <w:p>
+      <w:r>
+        <w:t xml:space="preserve">¹ </w:t>
       </w:r>
       <w:r>
         <w:rPr>
           <w:b/>
         </w:rPr>
-        <w:t>1,424,314</w:t>
+        <w:t>[VERIFY — AFFILIATION, POSTAL ADDRESS]</w:t>
       </w:r>
       <w:r/>
     </w:p>
     <w:p>
-      <w:r>
-        <w:t xml:space="preserve">(abbreviation, expansion) pairs from </w:t>
-      </w:r>
+      <w:r/>
       <w:r>
         <w:rPr>
           <w:b/>
         </w:rPr>
-        <w:t>588,509</w:t>
-      </w:r>
-      <w:r>
-        <w:t xml:space="preserve"> records.</w:t>
-      </w:r>
-    </w:p>
-    <w:p>
-      <w:r>
-        <w:t>Building the dataset turned out to require auditing the source, and the audit is</w:t>
-      </w:r>
-    </w:p>
-    <w:p>
-      <w:r>
-        <w:t>this paper's larger contribution. We report six previously undocumented</w:t>
-      </w:r>
-    </w:p>
-    <w:p>
-      <w:r>
-        <w:t>properties of EDCS's plain-text transcription, each measured rather than</w:t>
-      </w:r>
-    </w:p>
-    <w:p>
-      <w:r>
-        <w:t xml:space="preserve">asserted. A complete character census of </w:t>
+        <w:t>Correspondence:</w:t>
+      </w:r>
+      <w:r>
+        <w:t xml:space="preserve"> </w:t>
       </w:r>
       <w:r>
         <w:rPr>
           <w:b/>
         </w:rPr>
-        <w:t>39,470,885</w:t>
-      </w:r>
-      <w:r>
-        <w:t xml:space="preserve"> characters establishes</w:t>
-      </w:r>
-    </w:p>
-    <w:p>
-      <w:r>
-        <w:t xml:space="preserve">that the numeral vinculum is </w:t>
-      </w:r>
+        <w:t>[VERIFY — EMAIL]</w:t>
+      </w:r>
+      <w:r/>
+    </w:p>
+    <w:p>
+      <w:r/>
       <w:r>
         <w:rPr>
           <w:b/>
         </w:rPr>
-        <w:t>not preserved</w:t>
-      </w:r>
-      <w:r>
-        <w:t>: U+0305 occurs 2 times</w:t>
-      </w:r>
-    </w:p>
-    <w:p>
-      <w:r>
-        <w:t>and U+0304 not at all, and the dedicated Unicode code points for Roman monetary</w:t>
-      </w:r>
-    </w:p>
-    <w:p>
-      <w:r>
-        <w:t>signs are unused. EDCS instead substitutes a supplied word, so that HS</w:t>
-      </w:r>
-    </w:p>
-    <w:p>
-      <w:r>
-        <w:t>X(milia) renders what the stone marked with an overline; the construction</w:t>
-      </w:r>
-    </w:p>
-    <w:p>
-      <w:r>
-        <w:t>occurs 1,875 times, 65.4% of them preceded by the sestertius sign.</w:t>
-      </w:r>
-    </w:p>
-    <w:p>
-      <w:r>
-        <w:t>A single ASCII | stands for at least eight unrelated epigraphic glyphs across</w:t>
-      </w:r>
-    </w:p>
-    <w:p>
-      <w:r/>
-      <w:r>
-        <w:rPr>
-          <w:b/>
-        </w:rPr>
-        <w:t>376 distinct forms</w:t>
-      </w:r>
-      <w:r>
-        <w:t>. Plural-marking geminatio doubles an</w:t>
-      </w:r>
-    </w:p>
-    <w:p>
-      <w:r>
-        <w:t>abbreviation's final letter rather than its first, and the natural</w:t>
-      </w:r>
-    </w:p>
-    <w:p>
-      <w:r>
-        <w:t>leading-letter rule undercounts it by 41%. Line breaks fragment words into</w:t>
-      </w:r>
-    </w:p>
-    <w:p>
-      <w:r>
-        <w:t>spurious pairs. And the extraction filter reshapes the corpus rather than</w:t>
-      </w:r>
-    </w:p>
-    <w:p>
-      <w:r>
-        <w:t>merely filtering it, differing from the retained material at 11.1×</w:t>
-      </w:r>
-    </w:p>
-    <w:p>
-      <w:r>
-        <w:t>and 16.3× a bootstrap null in province and century respectively.</w:t>
-      </w:r>
-    </w:p>
-    <w:p>
-      <w:r>
-        <w:t>We then use the dataset to test a hypothesis that motivated its construction:</w:t>
-      </w:r>
-    </w:p>
-    <w:p>
-      <w:r>
-        <w:t>that abbreviation meaning tracks monument type through province, and shifts</w:t>
-      </w:r>
-    </w:p>
-    <w:p>
-      <w:r>
-        <w:t>across eras. The association is real and strong — normalised mutual information</w:t>
-      </w:r>
-    </w:p>
-    <w:p>
-      <w:r>
-        <w:t>between province and expansion for V is 0.3709, some 12.2× an</w:t>
-      </w:r>
-    </w:p>
-    <w:p>
-      <w:r>
-        <w:t>inscription-level permutation null. The predictive value is not. Province</w:t>
-      </w:r>
-    </w:p>
-    <w:p>
-      <w:r>
-        <w:t xml:space="preserve">conditioning is worth </w:t>
-      </w:r>
-      <w:r>
-        <w:rPr>
-          <w:b/>
-        </w:rPr>
-        <w:t>+0.0833</w:t>
-      </w:r>
-      <w:r>
-        <w:t xml:space="preserve"> to a lookup model on provinces seen in</w:t>
-      </w:r>
-    </w:p>
-    <w:p>
-      <w:r>
-        <w:t xml:space="preserve">training, </w:t>
-      </w:r>
-      <w:r>
-        <w:rPr>
-          <w:b/>
-        </w:rPr>
-        <w:t>exactly +0.0000</w:t>
-      </w:r>
-      <w:r>
-        <w:t xml:space="preserve"> on provinces withheld from it, and nothing</w:t>
-      </w:r>
-    </w:p>
-    <w:p>
-      <w:r>
-        <w:t>at all — -0.0070 and -0.0070 — to a feature-based re-ranker and a</w:t>
-      </w:r>
-    </w:p>
-    <w:p>
-      <w:r>
-        <w:t>fine-tuned Latin transformer that can read the surrounding text. The signal is</w:t>
-      </w:r>
-    </w:p>
-    <w:p>
-      <w:r>
-        <w:t>memorisation of local convention rather than knowledge about Latin. We report</w:t>
-      </w:r>
-    </w:p>
-    <w:p>
-      <w:r>
-        <w:t>this as a negative result and present the work as a resource paper.</w:t>
+        <w:t>Abstract.</w:t>
+      </w:r>
+      <w:r>
+        <w:t xml:space="preserve"> Latin inscriptions abbreviate heavily, and expanding those</w:t>
+      </w:r>
+    </w:p>
+    <w:p>
+      <w:r>
+        <w:t>abbreviations is a precondition for reading the epigraphic record at scale. The</w:t>
+      </w:r>
+    </w:p>
+    <w:p>
+      <w:r>
+        <w:t>task has had no dataset. It has an unusual source of supervision: epigraphic</w:t>
+      </w:r>
+    </w:p>
+    <w:p>
+      <w:r>
+        <w:t>editions record expansions in round parentheses, and the Epigraphik-Datenbank</w:t>
+      </w:r>
+    </w:p>
+    <w:p>
+      <w:r>
+        <w:t>Clauss-Slaby (EDCS) applies the convention throughout, printing D(is)</w:t>
+      </w:r>
+    </w:p>
+    <w:p>
+      <w:r>
+        <w:t>M(anibus) where the stone reads D M. We mine those parentheses for</w:t>
+      </w:r>
+    </w:p>
+    <w:p>
+      <w:r>
+        <w:t>1,424,314 (abbreviation, expansion) pairs from 588,509 records.</w:t>
+      </w:r>
+    </w:p>
+    <w:p>
+      <w:r>
+        <w:t>Building the dataset required auditing the source, and that audit is the larger</w:t>
+      </w:r>
+    </w:p>
+    <w:p>
+      <w:r>
+        <w:t>result. A complete character census of 39,470,885 characters shows that EDCS</w:t>
+      </w:r>
+    </w:p>
+    <w:p>
+      <w:r>
+        <w:t>does not preserve the numeral vinculum: U+0305 occurs 2 times, U+0304</w:t>
+      </w:r>
+    </w:p>
+    <w:p>
+      <w:r>
+        <w:t>never, and the Unicode code points for Roman monetary signs go unused. EDCS</w:t>
+      </w:r>
+    </w:p>
+    <w:p>
+      <w:r>
+        <w:t>substitutes a supplied word instead, writing HS X(milia) for what the stone</w:t>
+      </w:r>
+    </w:p>
+    <w:p>
+      <w:r>
+        <w:t>marked with an overline; the construction occurs 1,875 times,</w:t>
+      </w:r>
+    </w:p>
+    <w:p>
+      <w:r>
+        <w:t>65.4% of them after the sestertius sign. A single ASCII | carries at</w:t>
+      </w:r>
+    </w:p>
+    <w:p>
+      <w:r>
+        <w:t>least eight unrelated epigraphic glyphs across 376 distinct forms.</w:t>
+      </w:r>
+    </w:p>
+    <w:p>
+      <w:r>
+        <w:t>Plural-marking geminatio doubles an abbreviation's final letter, not its first,</w:t>
+      </w:r>
+    </w:p>
+    <w:p>
+      <w:r>
+        <w:t>and a leading-letter rule undercounts it by 41%. Line breaks split words into</w:t>
+      </w:r>
+    </w:p>
+    <w:p>
+      <w:r>
+        <w:t>spurious pairs. The extraction filter reshapes the corpus, differing from</w:t>
+      </w:r>
+    </w:p>
+    <w:p>
+      <w:r>
+        <w:t>retained material by 11.1× and 16.3× a bootstrap null in</w:t>
+      </w:r>
+    </w:p>
+    <w:p>
+      <w:r>
+        <w:t>province and century.</w:t>
+      </w:r>
+    </w:p>
+    <w:p>
+      <w:r>
+        <w:t>We then test the hypothesis that motivated the dataset: that abbreviation</w:t>
+      </w:r>
+    </w:p>
+    <w:p>
+      <w:r>
+        <w:t>meaning tracks monument type through province and shifts across eras. The</w:t>
+      </w:r>
+    </w:p>
+    <w:p>
+      <w:r>
+        <w:t>association holds. Normalised mutual information between province and expansion</w:t>
+      </w:r>
+    </w:p>
+    <w:p>
+      <w:r>
+        <w:t>for V is 0.3709, about 12.2× an inscription-level permutation</w:t>
+      </w:r>
+    </w:p>
+    <w:p>
+      <w:r>
+        <w:t>null. The predictive value does not. Province conditioning gains +0.0833</w:t>
+      </w:r>
+    </w:p>
+    <w:p>
+      <w:r>
+        <w:t>for a lookup model on provinces seen in training, +0.0000 on provinces</w:t>
+      </w:r>
+    </w:p>
+    <w:p>
+      <w:r>
+        <w:t>withheld from it, and -0.0070 and -0.0070 for a feature-based</w:t>
+      </w:r>
+    </w:p>
+    <w:p>
+      <w:r>
+        <w:t>re-ranker and a fine-tuned Latin transformer that read the surrounding text.</w:t>
+      </w:r>
+    </w:p>
+    <w:p>
+      <w:r>
+        <w:t>The signal is memorised local convention, not knowledge about Latin. We report</w:t>
+      </w:r>
+    </w:p>
+    <w:p>
+      <w:r>
+        <w:t>the negative result and present the work as a resource paper.</w:t>
       </w:r>
     </w:p>
     <w:p>
@@ -271,12 +219,12 @@
         <w:t>Keywords:</w:t>
       </w:r>
       <w:r>
-        <w:t xml:space="preserve"> Latin epigraphy · abbreviation expansion · dataset construction ·</w:t>
-      </w:r>
-    </w:p>
-    <w:p>
-      <w:r>
-        <w:t>editorial convention · EDCS · benchmark design</w:t>
+        <w:t xml:space="preserve"> Latin epigraphy, abbreviation expansion, dataset construction,</w:t>
+      </w:r>
+    </w:p>
+    <w:p>
+      <w:r>
+        <w:t>editorial convention, EDCS, benchmark design</w:t>
       </w:r>
     </w:p>
     <w:p>
@@ -284,7 +232,7 @@
         <w:pStyle w:val="Heading1"/>
       </w:pPr>
       <w:r>
-        <w:t>1 Introduction</w:t>
+        <w:t>1. Introduction</w:t>
       </w:r>
     </w:p>
     <w:p>
@@ -294,228 +242,191 @@
     </w:p>
     <w:p>
       <w:r>
-        <w:t>the formulae that dominate the surviving record — funerary dedications, votive</w:t>
-      </w:r>
-    </w:p>
-    <w:p>
-      <w:r>
-        <w:t>offerings, building inscriptions, military diplomas — became conventional</w:t>
-      </w:r>
-    </w:p>
-    <w:p>
-      <w:r>
-        <w:t>enough that a reader could recover a great deal from very little. A gravestone</w:t>
-      </w:r>
-    </w:p>
-    <w:p>
-      <w:r>
-        <w:t>opening D M was legible to any literate passer-by as Dis Manibus, "to the</w:t>
-      </w:r>
-    </w:p>
-    <w:p>
-      <w:r>
-        <w:t>spirits of the dead". The dedicatory inscription at the base of Trajan's Column</w:t>
-      </w:r>
-    </w:p>
-    <w:p>
-      <w:r>
-        <w:t>compresses eleven of its thirty-five tokens.</w:t>
-      </w:r>
-    </w:p>
-    <w:p>
-      <w:r>
-        <w:t>That terseness is a problem for anyone reading the corpus computationally. A</w:t>
-      </w:r>
-    </w:p>
-    <w:p>
-      <w:r>
-        <w:t>single carved letter V may stand for vixit ("he lived"), votum ("a vow"),</w:t>
-      </w:r>
-    </w:p>
-    <w:p>
-      <w:r>
-        <w:t>vivus ("while living"), vir ("man") or Victrix (a legionary title), and</w:t>
-      </w:r>
-    </w:p>
-    <w:p>
-      <w:r>
-        <w:t>nothing in the letter itself distinguishes them. Resolving such abbreviations is</w:t>
-      </w:r>
-    </w:p>
-    <w:p>
-      <w:r>
-        <w:t>a precondition for almost any downstream task: named entity recognition,</w:t>
-      </w:r>
-    </w:p>
-    <w:p>
-      <w:r>
-        <w:t>prosopography, dating, or simply search. Yet the task has no dataset. The</w:t>
-      </w:r>
-    </w:p>
-    <w:p>
-      <w:r>
-        <w:t>epigraphic NLP literature has converged instead on restoration — recovering</w:t>
-      </w:r>
-    </w:p>
-    <w:p>
-      <w:r>
-        <w:t>characters lost to damage — leaving the expansion of characters that are</w:t>
-      </w:r>
-    </w:p>
-    <w:p>
-      <w:r>
-        <w:t>present unaddressed as a task in its own right.</w:t>
-      </w:r>
-    </w:p>
-    <w:p>
-      <w:r>
-        <w:t>Supervision for it nonetheless exists, in an unusual form. Epigraphic editorial</w:t>
-      </w:r>
-    </w:p>
-    <w:p>
-      <w:r>
-        <w:t>practice records the expansion of an ancient abbreviation in round parentheses,</w:t>
-      </w:r>
-    </w:p>
-    <w:p>
-      <w:r>
-        <w:t>distinguishing it from square brackets, which mark text the editor has restored</w:t>
-      </w:r>
-    </w:p>
-    <w:p>
-      <w:r>
-        <w:t>because the stone no longer carries it. EDCS, which holds the largest collection</w:t>
-      </w:r>
-    </w:p>
-    <w:p>
-      <w:r>
-        <w:t>of Latin inscriptions in machine-readable form, applies the convention</w:t>
-      </w:r>
-    </w:p>
-    <w:p>
-      <w:r>
-        <w:t>throughout. Every parenthesis is therefore a labelled example, contributed by a</w:t>
-      </w:r>
-    </w:p>
-    <w:p>
-      <w:r>
-        <w:t>professional epigrapher, at a scale no annotation project could fund. From</w:t>
-      </w:r>
-    </w:p>
-    <w:p>
-      <w:r>
-        <w:t>588,509 records we extract 1,424,314 such pairs.</w:t>
-      </w:r>
-    </w:p>
-    <w:p>
-      <w:r>
-        <w:t>The labels come with a condition attached, and it shapes everything that</w:t>
-      </w:r>
-    </w:p>
-    <w:p>
-      <w:r>
-        <w:t>follows. A parenthesis records what an editor judged an abbreviation to</w:t>
-      </w:r>
-    </w:p>
-    <w:p>
-      <w:r>
-        <w:t>mean. It is an interpretation, not an attestation. Unlike a restored lacuna,</w:t>
-      </w:r>
-    </w:p>
-    <w:p>
-      <w:r>
-        <w:t>which may in principle be checked against a rediscovered fragment, there is no</w:t>
-      </w:r>
-    </w:p>
-    <w:p>
-      <w:r>
-        <w:t>independent record of what a carver intended by V. A model trained on this</w:t>
-      </w:r>
-    </w:p>
-    <w:p>
-      <w:r>
-        <w:t>data learns the conventions of an edition; whether it thereby learns anything</w:t>
-      </w:r>
-    </w:p>
-    <w:p>
-      <w:r>
-        <w:t>about Roman practice is a separate question, and one we take some care not to</w:t>
-      </w:r>
-    </w:p>
-    <w:p>
-      <w:r>
-        <w:t>assume.</w:t>
-      </w:r>
-    </w:p>
-    <w:p>
-      <w:r>
-        <w:t>We set out to build a benchmark and to test a specific hypothesis: that</w:t>
-      </w:r>
-    </w:p>
-    <w:p>
-      <w:r>
-        <w:t>abbreviation meaning tracks monument type through province — V as vixit in</w:t>
-      </w:r>
-    </w:p>
-    <w:p>
-      <w:r>
-        <w:t>the funerary landscape of Numidia, as votum in the votive landscape of</w:t>
-      </w:r>
-    </w:p>
-    <w:p>
-      <w:r>
-        <w:t>Pannonia — and shifts across eras, C moving from Caius in the first century</w:t>
-      </w:r>
-    </w:p>
-    <w:p>
-      <w:r>
-        <w:t>to clarissimus by the fifth. The dataset was constructed to make that testable.</w:t>
-      </w:r>
-    </w:p>
-    <w:p>
-      <w:r>
-        <w:t>Both parts of the work returned something, but not in the proportions expected.</w:t>
-      </w:r>
-    </w:p>
-    <w:p>
-      <w:r>
-        <w:t>The hypothesis failed in a specific and interesting way. Meanwhile, the</w:t>
-      </w:r>
-    </w:p>
-    <w:p>
-      <w:r>
-        <w:t>preparation — establishing what EDCS's transcription conventions actually encode</w:t>
-      </w:r>
-    </w:p>
-    <w:p>
-      <w:r>
-        <w:t>before mining them — turned up six properties of the database that are, so far</w:t>
-      </w:r>
-    </w:p>
-    <w:p>
-      <w:r>
-        <w:t>as we have been able to determine, undocumented, and each of which silently</w:t>
-      </w:r>
-    </w:p>
-    <w:p>
-      <w:r>
-        <w:t>distorts any dataset derived by this route. Those findings are the contribution</w:t>
-      </w:r>
-    </w:p>
-    <w:p>
-      <w:r>
-        <w:t>we expect to be most durable.</w:t>
-      </w:r>
-    </w:p>
-    <w:p>
-      <w:r/>
-      <w:r>
-        <w:rPr>
-          <w:b/>
-        </w:rPr>
-        <w:t>Contributions.</w:t>
-      </w:r>
-      <w:r/>
+        <w:t>the surviving formulae became conventional enough that a reader recovered a</w:t>
+      </w:r>
+    </w:p>
+    <w:p>
+      <w:r>
+        <w:t>great deal from very little. A gravestone opening D M was legible to any</w:t>
+      </w:r>
+    </w:p>
+    <w:p>
+      <w:r>
+        <w:t>literate passer-by as Dis Manibus, "to the spirits of the dead". The</w:t>
+      </w:r>
+    </w:p>
+    <w:p>
+      <w:r>
+        <w:t>dedicatory inscription at the base of Trajan's Column compresses eleven of its</w:t>
+      </w:r>
+    </w:p>
+    <w:p>
+      <w:r>
+        <w:t>thirty-five tokens.</w:t>
+      </w:r>
+    </w:p>
+    <w:p>
+      <w:r>
+        <w:t>That terseness blocks computational reading. A carved V stands for vixit</w:t>
+      </w:r>
+    </w:p>
+    <w:p>
+      <w:r>
+        <w:t>("he lived"), votum ("a vow"), vivus ("while living"), vir ("man") or</w:t>
+      </w:r>
+    </w:p>
+    <w:p>
+      <w:r>
+        <w:t>Victrix (a legionary title), and the letter itself does not distinguish them.</w:t>
+      </w:r>
+    </w:p>
+    <w:p>
+      <w:r>
+        <w:t>Resolving such abbreviations precedes almost any downstream task: named entity</w:t>
+      </w:r>
+    </w:p>
+    <w:p>
+      <w:r>
+        <w:t>recognition, prosopography, dating, search. The task has no dataset. Epigraphic</w:t>
+      </w:r>
+    </w:p>
+    <w:p>
+      <w:r>
+        <w:t>NLP has instead converged on restoration, recovering characters lost to</w:t>
+      </w:r>
+    </w:p>
+    <w:p>
+      <w:r>
+        <w:t>damage, and has left the expansion of characters that survive untreated.</w:t>
+      </w:r>
+    </w:p>
+    <w:p>
+      <w:r>
+        <w:t>Supervision for it exists in an unusual form. Editorial practice records the</w:t>
+      </w:r>
+    </w:p>
+    <w:p>
+      <w:r>
+        <w:t>expansion of an ancient abbreviation in round parentheses, distinct from square</w:t>
+      </w:r>
+    </w:p>
+    <w:p>
+      <w:r>
+        <w:t>brackets, which mark text the editor restored because the stone no longer</w:t>
+      </w:r>
+    </w:p>
+    <w:p>
+      <w:r>
+        <w:t>carries it. EDCS, the largest machine-readable collection of Latin inscriptions,</w:t>
+      </w:r>
+    </w:p>
+    <w:p>
+      <w:r>
+        <w:t>applies the convention across its corpus. Every parenthesis is a labelled</w:t>
+      </w:r>
+    </w:p>
+    <w:p>
+      <w:r>
+        <w:t>example contributed by a professional epigrapher, at a scale no annotation</w:t>
+      </w:r>
+    </w:p>
+    <w:p>
+      <w:r>
+        <w:t>project could fund. From 588,509 records we extract 1,424,314 pairs.</w:t>
+      </w:r>
+    </w:p>
+    <w:p>
+      <w:r>
+        <w:t>A condition comes attached, and it shapes what follows. A parenthesis records</w:t>
+      </w:r>
+    </w:p>
+    <w:p>
+      <w:r>
+        <w:t>what an editor judged an abbreviation to mean. It is an interpretation, not an</w:t>
+      </w:r>
+    </w:p>
+    <w:p>
+      <w:r>
+        <w:t>attestation. A restored lacuna can in principle be checked against a</w:t>
+      </w:r>
+    </w:p>
+    <w:p>
+      <w:r>
+        <w:t>rediscovered fragment; no independent record exists of what a carver intended by</w:t>
+      </w:r>
+    </w:p>
+    <w:p>
+      <w:r>
+        <w:t>V. A model trained on this data learns the conventions of an edition. Whether</w:t>
+      </w:r>
+    </w:p>
+    <w:p>
+      <w:r>
+        <w:t>it thereby learns anything about Roman practice is a separate question, and we</w:t>
+      </w:r>
+    </w:p>
+    <w:p>
+      <w:r>
+        <w:t>take care not to assume it.</w:t>
+      </w:r>
+    </w:p>
+    <w:p>
+      <w:r>
+        <w:t>We built the benchmark to test a specific hypothesis: that abbreviation meaning</w:t>
+      </w:r>
+    </w:p>
+    <w:p>
+      <w:r>
+        <w:t>tracks monument type through province, so that V reads as vixit in the</w:t>
+      </w:r>
+    </w:p>
+    <w:p>
+      <w:r>
+        <w:t>funerary landscape of Numidia and votum in the votive landscape of Pannonia,</w:t>
+      </w:r>
+    </w:p>
+    <w:p>
+      <w:r>
+        <w:t>and that it shifts across eras, C moving from Caius in the first century to</w:t>
+      </w:r>
+    </w:p>
+    <w:p>
+      <w:r>
+        <w:t>clarissimus by the fifth.</w:t>
+      </w:r>
+    </w:p>
+    <w:p>
+      <w:r>
+        <w:t>Both halves of the work returned something, in unexpected proportions. The</w:t>
+      </w:r>
+    </w:p>
+    <w:p>
+      <w:r>
+        <w:t>hypothesis failed in a specific way. The preparation, establishing what EDCS's</w:t>
+      </w:r>
+    </w:p>
+    <w:p>
+      <w:r>
+        <w:t>transcription conventions encode before mining them, turned up six properties of</w:t>
+      </w:r>
+    </w:p>
+    <w:p>
+      <w:r>
+        <w:t>the database that appear undocumented and that silently distort any dataset</w:t>
+      </w:r>
+    </w:p>
+    <w:p>
+      <w:r>
+        <w:t>derived by this route. Those findings should outlast the benchmark.</w:t>
+      </w:r>
+    </w:p>
+    <w:p>
+      <w:pPr>
+        <w:pStyle w:val="Heading2"/>
+      </w:pPr>
+      <w:r>
+        <w:t>1.1 Contributions</w:t>
+      </w:r>
     </w:p>
     <w:p>
       <w:r>
@@ -528,22 +439,17 @@
         <w:t>A dataset.</w:t>
       </w:r>
       <w:r>
-        <w:t xml:space="preserve"> 1,424,314 (abbreviation, expansion) pairs over 588,509</w:t>
-      </w:r>
-    </w:p>
-    <w:p>
-      <w:r>
-        <w:t xml:space="preserve">   records, with monument-grouped frozen splits and four difficulty-targeted</w:t>
-      </w:r>
-    </w:p>
-    <w:p>
-      <w:r>
-        <w:t xml:space="preserve">   test sets, together with the ceilings the construction imposes on each</w:t>
-      </w:r>
-    </w:p>
-    <w:p>
-      <w:r>
-        <w:t xml:space="preserve">   (Section 5).</w:t>
+        <w:t xml:space="preserve"> 1,424,314 pairs over 588,509 records, with</w:t>
+      </w:r>
+    </w:p>
+    <w:p>
+      <w:r>
+        <w:t xml:space="preserve">   monument-grouped frozen splits, four difficulty-targeted test sets, and the</w:t>
+      </w:r>
+    </w:p>
+    <w:p>
+      <w:r>
+        <w:t xml:space="preserve">   ceilings the construction imposes on each (Section 5).</w:t>
       </w:r>
     </w:p>
     <w:p>
@@ -562,22 +468,22 @@
     </w:p>
     <w:p>
       <w:r>
-        <w:t xml:space="preserve">   unpreserved vinculum and its lexical substitute; the eight-way collapse of</w:t>
-      </w:r>
-    </w:p>
-    <w:p>
-      <w:r>
-        <w:t xml:space="preserve">   distinct signs onto ASCII |; final-letter geminatio; line-break</w:t>
-      </w:r>
-    </w:p>
-    <w:p>
-      <w:r>
-        <w:t xml:space="preserve">   fragmentation; the corpus-reshaping exclusion filter; and a measured floor</w:t>
-      </w:r>
-    </w:p>
-    <w:p>
-      <w:r>
-        <w:t xml:space="preserve">   for editorial label noise (Sections 4 and 6).</w:t>
+        <w:t xml:space="preserve">   unpreserved vinculum and its lexical substitute, the eight-way collapse of</w:t>
+      </w:r>
+    </w:p>
+    <w:p>
+      <w:r>
+        <w:t xml:space="preserve">   distinct signs onto ASCII |, final-letter geminatio, line-break</w:t>
+      </w:r>
+    </w:p>
+    <w:p>
+      <w:r>
+        <w:t xml:space="preserve">   fragmentation, a corpus-reshaping exclusion filter, and a measured floor for</w:t>
+      </w:r>
+    </w:p>
+    <w:p>
+      <w:r>
+        <w:t xml:space="preserve">   editorial label noise (Sections 4 and 6).</w:t>
       </w:r>
     </w:p>
     <w:p>
@@ -601,7 +507,7 @@
     </w:p>
     <w:p>
       <w:r>
-        <w:t xml:space="preserve">   generalisation, with a held-out province split that makes the distinction</w:t>
+        <w:t xml:space="preserve">   generalisation, with a held-out province split that makes the difference</w:t>
       </w:r>
     </w:p>
     <w:p>
@@ -617,20 +523,537 @@
         <w:rPr>
           <w:b/>
         </w:rPr>
-        <w:t>An explicit account of what is unresolved</w:t>
-      </w:r>
-      <w:r>
-        <w:t>, including the judgements that</w:t>
-      </w:r>
-    </w:p>
-    <w:p>
-      <w:r>
-        <w:t xml:space="preserve">   require a Latinist and the redistribution permission that blocks release</w:t>
+        <w:t>An explicit account of what remains unresolved</w:t>
+      </w:r>
+      <w:r>
+        <w:t>, including the judgements</w:t>
+      </w:r>
+    </w:p>
+    <w:p>
+      <w:r>
+        <w:t xml:space="preserve">   that require a Latinist and the redistribution permission that blocks release</w:t>
       </w:r>
     </w:p>
     <w:p>
       <w:r>
         <w:t xml:space="preserve">   (Section 9).</w:t>
+      </w:r>
+    </w:p>
+    <w:p>
+      <w:pPr>
+        <w:pStyle w:val="Heading2"/>
+      </w:pPr>
+      <w:r>
+        <w:t>1.2 Relation to LatEpig</w:t>
+      </w:r>
+    </w:p>
+    <w:p>
+      <w:r>
+        <w:t>LatEpig [5] is a retrieval tool. It reproducibly executes a search against EDCS</w:t>
+      </w:r>
+    </w:p>
+    <w:p>
+      <w:r>
+        <w:t>and exports the matching records. EpigCorpus is a derived labelled dataset and</w:t>
+      </w:r>
+    </w:p>
+    <w:p>
+      <w:r>
+        <w:t>benchmark. It mines EDCS's editorial parentheses as ground truth and measures</w:t>
+      </w:r>
+    </w:p>
+    <w:p>
+      <w:r>
+        <w:t>the conventions that distort any such derivation. One retrieves what EDCS holds;</w:t>
+      </w:r>
+    </w:p>
+    <w:p>
+      <w:r>
+        <w:t>the other measures what EDCS's conventions do to anything built from it. A user</w:t>
+      </w:r>
+    </w:p>
+    <w:p>
+      <w:r>
+        <w:t>who retrieves reproducibly with LatEpig and then mines the parentheses inherits</w:t>
+      </w:r>
+    </w:p>
+    <w:p>
+      <w:r>
+        <w:t>every artifact documented here.</w:t>
+      </w:r>
+    </w:p>
+    <w:p>
+      <w:pPr>
+        <w:pStyle w:val="Heading1"/>
+      </w:pPr>
+      <w:r>
+        <w:t>2. Related work</w:t>
+      </w:r>
+    </w:p>
+    <w:p>
+      <w:pPr>
+        <w:pStyle w:val="Heading2"/>
+      </w:pPr>
+      <w:r>
+        <w:t>2.1 Restoration rather than expansion</w:t>
+      </w:r>
+    </w:p>
+    <w:p>
+      <w:r>
+        <w:t>Recent work on ancient inscriptions concerns restoration. Ithaca [1] restores</w:t>
+      </w:r>
+    </w:p>
+    <w:p>
+      <w:r>
+        <w:t>and attributes ancient Greek texts, improving historians' restoration accuracy</w:t>
+      </w:r>
+    </w:p>
+    <w:p>
+      <w:r>
+        <w:t>from 25% to 72% when used as an assistive tool. Aeneas [2] extends the approach</w:t>
+      </w:r>
+    </w:p>
+    <w:p>
+      <w:r>
+        <w:t>to Greek and Latin, handling arbitrary-length restoration alongside</w:t>
+      </w:r>
+    </w:p>
+    <w:p>
+      <w:r>
+        <w:t>geographical and chronological attribution. For Latin, Locaputo et al. [8] apply</w:t>
+      </w:r>
+    </w:p>
+    <w:p>
+      <w:r>
+        <w:t>deep learning to filling lacunae.</w:t>
+      </w:r>
+    </w:p>
+    <w:p>
+      <w:r>
+        <w:t>All three address text lost from the stone, where the label is a gap. Our task</w:t>
+      </w:r>
+    </w:p>
+    <w:p>
+      <w:r>
+        <w:t>concerns text the stone deliberately compressed, where the label is an editorial</w:t>
+      </w:r>
+    </w:p>
+    <w:p>
+      <w:r>
+        <w:t>parenthesis. The two have opposite epistemic profiles. A restoration proposes</w:t>
+      </w:r>
+    </w:p>
+    <w:p>
+      <w:r>
+        <w:t>what was once physically present and can be falsified by a better-preserved</w:t>
+      </w:r>
+    </w:p>
+    <w:p>
+      <w:r>
+        <w:t>duplicate. An expansion proposes what a carver meant by a sign they chose, and</w:t>
+      </w:r>
+    </w:p>
+    <w:p>
+      <w:r>
+        <w:t>no external check exists. That asymmetry is why Section 6 measures editorial</w:t>
+      </w:r>
+    </w:p>
+    <w:p>
+      <w:r>
+        <w:t>disagreement instead of treating the labels as ground truth.</w:t>
+      </w:r>
+    </w:p>
+    <w:p>
+      <w:r>
+        <w:t>Aeneas's attribution task is the closest precedent for our context conditions,</w:t>
+      </w:r>
+    </w:p>
+    <w:p>
+      <w:r>
+        <w:t>running in the opposite direction: Aeneas predicts place and date from the text,</w:t>
+      </w:r>
+    </w:p>
+    <w:p>
+      <w:r>
+        <w:t>while we supply them and ask whether they help.</w:t>
+      </w:r>
+    </w:p>
+    <w:p>
+      <w:pPr>
+        <w:pStyle w:val="Heading2"/>
+      </w:pPr>
+      <w:r>
+        <w:t>2.2 EDCS as a source for machine learning</w:t>
+      </w:r>
+    </w:p>
+    <w:p>
+      <w:r>
+        <w:t>Kaše et al. [7] reconcile the incompatible inscription-type taxonomies of EDCS</w:t>
+      </w:r>
+    </w:p>
+    <w:p>
+      <w:r>
+        <w:t>and the Epigraphic Database Heidelberg with a learned classifier. Their unit is</w:t>
+      </w:r>
+    </w:p>
+    <w:p>
+      <w:r>
+        <w:t>the whole inscription and their labels are curatorial metadata; ours are tokens</w:t>
+      </w:r>
+    </w:p>
+    <w:p>
+      <w:r>
+        <w:t>and editorial markup inside the text. Their finding that an epigraphic</w:t>
+      </w:r>
+    </w:p>
+    <w:p>
+      <w:r>
+        <w:t>database's categories are not neutral is the lesson our exclusion audit repeats</w:t>
+      </w:r>
+    </w:p>
+    <w:p>
+      <w:r>
+        <w:t>one level down, at transcription rather than taxonomy.</w:t>
+      </w:r>
+    </w:p>
+    <w:p>
+      <w:r>
+        <w:t>Heřmánková et al. [6] argue for treating epigraphic editions as datasets and</w:t>
+      </w:r>
+    </w:p>
+    <w:p>
+      <w:r>
+        <w:t>release LIRE, an aggregate of EDH and EDCS restricted to inscriptions that are</w:t>
+      </w:r>
+    </w:p>
+    <w:p>
+      <w:r>
+        <w:t>geolocated, inside the Empire's maximum extent, and dated within 50 BC to 350</w:t>
+      </w:r>
+    </w:p>
+    <w:p>
+      <w:r>
+        <w:t>AD: 182,852 records. This frames our argument and also opposes it. LIRE filters</w:t>
+      </w:r>
+    </w:p>
+    <w:p>
+      <w:r>
+        <w:t>for completeness; we audit the filtering. Their restriction to dated and</w:t>
+      </w:r>
+    </w:p>
+    <w:p>
+      <w:r>
+        <w:t>geolocated records is the class of selection our pooled-bias analysis quantifies</w:t>
+      </w:r>
+    </w:p>
+    <w:p>
+      <w:r>
+        <w:t>in Section 6.</w:t>
+      </w:r>
+    </w:p>
+    <w:p>
+      <w:r>
+        <w:t>Cui and Ströbel [3] provide the closest contemporary EDCS derivative: 1,000</w:t>
+      </w:r>
+    </w:p>
+    <w:p>
+      <w:r>
+        <w:t>manually annotated inscriptions with a fine-grained BIO scheme for Roman</w:t>
+      </w:r>
+    </w:p>
+    <w:p>
+      <w:r>
+        <w:t>personal names, on which a fine-tuned BERT reaches weighted F1 of 91.1 against</w:t>
+      </w:r>
+    </w:p>
+    <w:p>
+      <w:r>
+        <w:t>macro F1 of 68.7. That gap reflects the head-tail problem our frequency bands</w:t>
+      </w:r>
+    </w:p>
+    <w:p>
+      <w:r>
+        <w:t>quantify. Their work does not address abbreviation expansion. The contrast in</w:t>
+      </w:r>
+    </w:p>
+    <w:p>
+      <w:r>
+        <w:t>construction is instructive: 1,000 hand-annotated inscriptions against</w:t>
+      </w:r>
+    </w:p>
+    <w:p>
+      <w:r>
+        <w:t>1,424,314 derived labels, trading label reliability for scale, and Section 6</w:t>
+      </w:r>
+    </w:p>
+    <w:p>
+      <w:r>
+        <w:t>measures what that trade costs.</w:t>
+      </w:r>
+    </w:p>
+    <w:p>
+      <w:pPr>
+        <w:pStyle w:val="Heading2"/>
+      </w:pPr>
+      <w:r>
+        <w:t>2.3 Abbreviation indices</w:t>
+      </w:r>
+    </w:p>
+    <w:p>
+      <w:r>
+        <w:t>Elliott [4] compiled a standing index of Latin epigraphic abbreviations from</w:t>
+      </w:r>
+    </w:p>
+    <w:p>
+      <w:r>
+        <w:t>digital texts of all inscriptions published in L'Année Épigraphique between</w:t>
+      </w:r>
+    </w:p>
+    <w:p>
+      <w:r>
+        <w:t>1888 and 1993, in two tiers separated by a threshold of ten occurrences. It</w:t>
+      </w:r>
+    </w:p>
+    <w:p>
+      <w:r>
+        <w:t>remains the reference resource.</w:t>
+      </w:r>
+    </w:p>
+    <w:p>
+      <w:r>
+        <w:t>An index reports the expansions an abbreviation can take. Our dataset reports</w:t>
+      </w:r>
+    </w:p>
+    <w:p>
+      <w:r>
+        <w:t>the distribution over expansions it does take, conditioned on province and</w:t>
+      </w:r>
+    </w:p>
+    <w:p>
+      <w:r>
+        <w:t>century, with the ambiguity structure measured. Our results also qualify the</w:t>
+      </w:r>
+    </w:p>
+    <w:p>
+      <w:r>
+        <w:t>ambition. 54.5% of ambiguity among evaluable keys is lexical, involving</w:t>
+      </w:r>
+    </w:p>
+    <w:p>
+      <w:r>
+        <w:t>genuinely different words, rather than inflectional, so no list resolves it and</w:t>
+      </w:r>
+    </w:p>
+    <w:p>
+      <w:r>
+        <w:t>neither does a model that ignores context. Section 8 shows that conditioning on</w:t>
+      </w:r>
+    </w:p>
+    <w:p>
+      <w:r>
+        <w:t>province is memorisation, which limits how far context-conditioning can be</w:t>
+      </w:r>
+    </w:p>
+    <w:p>
+      <w:r>
+        <w:t>pushed as a remedy.</w:t>
+      </w:r>
+    </w:p>
+    <w:p>
+      <w:pPr>
+        <w:pStyle w:val="Heading2"/>
+      </w:pPr>
+      <w:r>
+        <w:t>2.4 Abbreviation expansion elsewhere</w:t>
+      </w:r>
+    </w:p>
+    <w:p>
+      <w:r>
+        <w:t>Abbreviation expansion is well studied in clinical text, scientific documents,</w:t>
+      </w:r>
+    </w:p>
+    <w:p>
+      <w:r>
+        <w:t>and medieval manuscript traditions. We are not aware of a dataset or benchmark</w:t>
+      </w:r>
+    </w:p>
+    <w:p>
+      <w:r>
+        <w:t>for Latin epigraphic abbreviation expansion. We state this as a bounded</w:t>
+      </w:r>
+    </w:p>
+    <w:p>
+      <w:r>
+        <w:t>negative, reflecting the searches we ran rather than a systematic review.</w:t>
+      </w:r>
+    </w:p>
+    <w:p>
+      <w:pPr>
+        <w:pStyle w:val="Heading1"/>
+      </w:pPr>
+      <w:r>
+        <w:t>3. The corpus</w:t>
+      </w:r>
+    </w:p>
+    <w:p>
+      <w:r>
+        <w:t>EDCS holds Latin inscriptions from across the Roman world in machine-readable</w:t>
+      </w:r>
+    </w:p>
+    <w:p>
+      <w:r>
+        <w:t>form. The snapshot used here comprises 588,509 records and 39,470,885</w:t>
+      </w:r>
+    </w:p>
+    <w:p>
+      <w:r>
+        <w:t>characters, pinned by SHA-256 (9ebea1a7a5742d055af3b7059703cd8fd1ea708578c3ea43b9882f5873242317) because the database is live</w:t>
+      </w:r>
+    </w:p>
+    <w:p>
+      <w:r>
+        <w:t>and grows. A re-harvest reproduces none of the figures below.</w:t>
+      </w:r>
+    </w:p>
+    <w:p>
+      <w:r>
+        <w:t>The records are not 588,509 inscriptions, and the difference matters for</w:t>
+      </w:r>
+    </w:p>
+    <w:p>
+      <w:r>
+        <w:t>construction. Record identifiers take the form EDCS-&lt;8 digits&gt;-&lt;n&gt;, where the</w:t>
+      </w:r>
+    </w:p>
+    <w:p>
+      <w:r>
+        <w:t>trailing segment marks a face or panel of one monument. 542,854 distinct</w:t>
+      </w:r>
+    </w:p>
+    <w:p>
+      <w:r>
+        <w:t>monuments underlie the 588,509 records, and 45,655 records share a</w:t>
+      </w:r>
+    </w:p>
+    <w:p>
+      <w:r>
+        <w:t>base identifier with at least one other. All multi-segment groups agree</w:t>
+      </w:r>
+    </w:p>
+    <w:p>
+      <w:r>
+        <w:t>internally on province, and several hundred carry byte-identical inscription</w:t>
+      </w:r>
+    </w:p>
+    <w:p>
+      <w:r>
+        <w:t>text across segments. Treating records as independent documents places two faces</w:t>
+      </w:r>
+    </w:p>
+    <w:p>
+      <w:r>
+        <w:t>of one stone on opposite sides of a train/test division. Every split reported</w:t>
+      </w:r>
+    </w:p>
+    <w:p>
+      <w:r>
+        <w:t>here groups by monument.</w:t>
+      </w:r>
+    </w:p>
+    <w:p>
+      <w:r>
+        <w:t>The segment structure also gives the first direct evidence that the labels are</w:t>
+      </w:r>
+    </w:p>
+    <w:p>
+      <w:r>
+        <w:t>editorial. In one monument, segments print the same imperial titulature</w:t>
+      </w:r>
+    </w:p>
+    <w:p>
+      <w:r>
+        <w:t>differently: one as divi Traiani / Parthici nepos, another as Parthic(i)</w:t>
+      </w:r>
+    </w:p>
+    <w:p>
+      <w:r>
+        <w:t>nep(os). The same text is judged abbreviated in one editorial pass and written</w:t>
+      </w:r>
+    </w:p>
+    <w:p>
+      <w:r>
+        <w:t>in full in another. The boundary between what a stone compresses and what it</w:t>
+      </w:r>
+    </w:p>
+    <w:p>
+      <w:r>
+        <w:t>spells out is not always a property of the stone.</w:t>
+      </w:r>
+    </w:p>
+    <w:p>
+      <w:pPr>
+        <w:pStyle w:val="Heading1"/>
+      </w:pPr>
+      <w:r>
+        <w:t>4. What the plain text encodes</w:t>
+      </w:r>
+    </w:p>
+    <w:p>
+      <w:r>
+        <w:t>Mining a convention requires knowing what the convention encodes. Three of our</w:t>
+      </w:r>
+    </w:p>
+    <w:p>
+      <w:r>
+        <w:t>findings came from establishing that, and each affects the resulting dataset.</w:t>
+      </w:r>
+    </w:p>
+    <w:p>
+      <w:pPr>
+        <w:pStyle w:val="Heading2"/>
+      </w:pPr>
+      <w:r>
+        <w:t>4.1 The vinculum is not preserved</w:t>
+      </w:r>
+    </w:p>
+    <w:p>
+      <w:r>
+        <w:t>Roman numerals were multiplied by a thousand with a line drawn above them, so</w:t>
+      </w:r>
+    </w:p>
+    <w:p>
+      <w:r>
+        <w:t>that X̄ denotes ten thousand. Over letters rather than numerals, the same</w:t>
+      </w:r>
+    </w:p>
+    <w:p>
+      <w:r>
+        <w:t>overline marked an abbreviation. Whether EDCS's plain-text field preserves</w:t>
+      </w:r>
+    </w:p>
+    <w:p>
+      <w:r>
+        <w:t>either determines whether numeral-bearing tokens can be interpreted at all.</w:t>
+      </w:r>
+    </w:p>
+    <w:p>
+      <w:r>
+        <w:t>We ran a complete character census over all 588,509 records, covering</w:t>
+      </w:r>
+    </w:p>
+    <w:p>
+      <w:r>
+        <w:t>39,470,885 characters and all 414 distinct code points, with no</w:t>
+      </w:r>
+    </w:p>
+    <w:p>
+      <w:r>
+        <w:t>sampling. A targeted search for the code points we expected would have proved</w:t>
+      </w:r>
+    </w:p>
+    <w:p>
+      <w:r>
+        <w:t>nothing; reading the result out of a full inventory does.</w:t>
       </w:r>
     </w:p>
     <w:p>
@@ -639,623 +1062,10 @@
         <w:rPr>
           <w:b/>
         </w:rPr>
-        <w:t>Relation to LatEpig.</w:t>
-      </w:r>
-      <w:r>
-        <w:t xml:space="preserve"> Because the question is inevitable, we answer it</w:t>
-      </w:r>
-    </w:p>
-    <w:p>
-      <w:r>
-        <w:t>directly: LatEpig is a retrieval tool, which reproducibly executes a search</w:t>
-      </w:r>
-    </w:p>
-    <w:p>
-      <w:r>
-        <w:t>against EDCS and exports the matching records. EpigCorpus is a derived labelled</w:t>
-      </w:r>
-    </w:p>
-    <w:p>
-      <w:r>
-        <w:t>dataset and benchmark, which mines EDCS's editorial parentheses as ground truth</w:t>
-      </w:r>
-    </w:p>
-    <w:p>
-      <w:r>
-        <w:t>and measures the conventions that distort any such derivation. One retrieves</w:t>
-      </w:r>
-    </w:p>
-    <w:p>
-      <w:r>
-        <w:t>what EDCS holds; the other measures what EDCS's conventions do to anything built</w:t>
-      </w:r>
-    </w:p>
-    <w:p>
-      <w:r>
-        <w:t>from it. The two are complementary, and a user who retrieves reproducibly with</w:t>
-      </w:r>
-    </w:p>
-    <w:p>
-      <w:r>
-        <w:t>LatEpig and then mines the parentheses will inherit every artifact documented</w:t>
-      </w:r>
-    </w:p>
-    <w:p>
-      <w:r>
-        <w:t>here.</w:t>
-      </w:r>
-    </w:p>
-    <w:p>
-      <w:pPr>
-        <w:pStyle w:val="Heading1"/>
-      </w:pPr>
-      <w:r>
-        <w:t>2 Related work</w:t>
-      </w:r>
-    </w:p>
-    <w:p>
-      <w:pPr>
-        <w:pStyle w:val="Heading2"/>
-      </w:pPr>
-      <w:r>
-        <w:t>2.1 Restoration rather than expansion</w:t>
-      </w:r>
-    </w:p>
-    <w:p>
-      <w:r>
-        <w:t>The most visible recent work on ancient inscriptions concerns restoration.</w:t>
-      </w:r>
-    </w:p>
-    <w:p>
-      <w:r>
-        <w:t>Ithaca (Assael et al., 2022) restores and attributes ancient Greek texts,</w:t>
-      </w:r>
-    </w:p>
-    <w:p>
-      <w:r>
-        <w:t>improving historians' restoration accuracy from 25% to 72% when used as an</w:t>
-      </w:r>
-    </w:p>
-    <w:p>
-      <w:r>
-        <w:t>assistive tool. Aeneas (Assael et al., 2025) extends the approach to Greek and</w:t>
-      </w:r>
-    </w:p>
-    <w:p>
-      <w:r>
-        <w:t>Latin, handling arbitrary-length restoration alongside geographical and</w:t>
-      </w:r>
-    </w:p>
-    <w:p>
-      <w:r>
-        <w:t>chronological attribution and parallel retrieval. For Latin specifically,</w:t>
-      </w:r>
-    </w:p>
-    <w:p>
-      <w:r>
-        <w:t>Locaputo et al. (2023) apply deep learning to filling lacunae.</w:t>
-      </w:r>
-    </w:p>
-    <w:p>
-      <w:r>
-        <w:t xml:space="preserve">All three address text </w:t>
-      </w:r>
-      <w:r>
-        <w:rPr>
-          <w:b/>
-        </w:rPr>
-        <w:t>lost from the stone</w:t>
-      </w:r>
-      <w:r>
-        <w:t>, where the label is a gap. Our</w:t>
-      </w:r>
-    </w:p>
-    <w:p>
-      <w:r>
-        <w:t xml:space="preserve">task concerns text the stone </w:t>
-      </w:r>
-      <w:r>
-        <w:rPr>
-          <w:b/>
-        </w:rPr>
-        <w:t>deliberately compressed</w:t>
-      </w:r>
-      <w:r>
-        <w:t>, where the label is an</w:t>
-      </w:r>
-    </w:p>
-    <w:p>
-      <w:r>
-        <w:t>editorial parenthesis. The distinction is not merely one of framing, because the</w:t>
-      </w:r>
-    </w:p>
-    <w:p>
-      <w:r>
-        <w:t>two have opposite epistemic profiles. A restoration proposes what was once</w:t>
-      </w:r>
-    </w:p>
-    <w:p>
-      <w:r>
-        <w:t>physically present and can, in principle, be falsified by the discovery of a</w:t>
-      </w:r>
-    </w:p>
-    <w:p>
-      <w:r>
-        <w:t>better-preserved duplicate. An expansion proposes what a carver meant by a</w:t>
-      </w:r>
-    </w:p>
-    <w:p>
-      <w:r>
-        <w:t>sign they chose deliberately, and no such external check exists. This asymmetry</w:t>
-      </w:r>
-    </w:p>
-    <w:p>
-      <w:r>
-        <w:t>is why Section 6 devotes attention to measuring editorial disagreement rather</w:t>
-      </w:r>
-    </w:p>
-    <w:p>
-      <w:r>
-        <w:t>than assuming the labels are ground truth.</w:t>
-      </w:r>
-    </w:p>
-    <w:p>
-      <w:r>
-        <w:t>Aeneas's attribution task is the closest precedent for the context conditions in</w:t>
-      </w:r>
-    </w:p>
-    <w:p>
-      <w:r>
-        <w:t>our experiment, but it runs in the opposite direction: Aeneas predicts place</w:t>
-      </w:r>
-    </w:p>
-    <w:p>
-      <w:r>
-        <w:t>and date from the text, whereas we supply them and ask whether they help.</w:t>
-      </w:r>
-    </w:p>
-    <w:p>
-      <w:pPr>
-        <w:pStyle w:val="Heading2"/>
-      </w:pPr>
-      <w:r>
-        <w:t>2.2 EDCS as a source for machine learning</w:t>
-      </w:r>
-    </w:p>
-    <w:p>
-      <w:r>
-        <w:t>Kaše et al. (2021) address the incompatibility of the inscription-type</w:t>
-      </w:r>
-    </w:p>
-    <w:p>
-      <w:r>
-        <w:t>taxonomies used by EDCS and the Epigraphic Database Heidelberg, learning a</w:t>
-      </w:r>
-    </w:p>
-    <w:p>
-      <w:r>
-        <w:t>classifier that maps between them. Their unit is the whole inscription and their</w:t>
-      </w:r>
-    </w:p>
-    <w:p>
-      <w:r>
-        <w:t>labels are curatorial metadata; ours are tokens and editorial markup inside the</w:t>
-      </w:r>
-    </w:p>
-    <w:p>
-      <w:r>
-        <w:t>text. Their finding that the categories of an epigraphic database are not</w:t>
-      </w:r>
-    </w:p>
-    <w:p>
-      <w:r>
-        <w:t>neutral is precisely the lesson our exclusion audit repeats one level down, at</w:t>
-      </w:r>
-    </w:p>
-    <w:p>
-      <w:r>
-        <w:t>the level of transcription rather than taxonomy.</w:t>
-      </w:r>
-    </w:p>
-    <w:p>
-      <w:r>
-        <w:t>Heřmánková et al. (2021) argue for treating epigraphic editions as datasets in</w:t>
-      </w:r>
-    </w:p>
-    <w:p>
-      <w:r>
-        <w:t>their own right and release LIRE, an aggregate of EDH and EDCS restricted to</w:t>
-      </w:r>
-    </w:p>
-    <w:p>
-      <w:r>
-        <w:t>inscriptions that are geolocated, inside the Empire's maximum extent, and dated</w:t>
-      </w:r>
-    </w:p>
-    <w:p>
-      <w:r>
-        <w:t>within 50 BC–350 AD: 182,852 records. This is the framing paper for our</w:t>
-      </w:r>
-    </w:p>
-    <w:p>
-      <w:r>
-        <w:t>argument, and also its foil. LIRE filters for completeness; we audit the</w:t>
-      </w:r>
-    </w:p>
-    <w:p>
-      <w:r>
-        <w:t>filtering. Their restriction to dated and geolocated records is exactly the</w:t>
-      </w:r>
-    </w:p>
-    <w:p>
-      <w:r>
-        <w:t>class of selection our pooled-bias analysis quantifies in Section 6.</w:t>
-      </w:r>
-    </w:p>
-    <w:p>
-      <w:r>
-        <w:t>Cui and Ströbel (2026) provide the closest contemporary EDCS derivative: 1,000</w:t>
-      </w:r>
-    </w:p>
-    <w:p>
-      <w:r>
-        <w:t>manually annotated inscriptions with a fine-grained BIO scheme for Roman</w:t>
-      </w:r>
-    </w:p>
-    <w:p>
-      <w:r>
-        <w:t>personal names, on which a fine-tuned BERT reaches weighted F1 of 91.1 against</w:t>
-      </w:r>
-    </w:p>
-    <w:p>
-      <w:r>
-        <w:t>macro F1 of 68.7. The gap between those two figures reflects the same head-tail</w:t>
-      </w:r>
-    </w:p>
-    <w:p>
-      <w:r>
-        <w:t>problem our frequency bands quantify. Their work does not address abbreviation</w:t>
-      </w:r>
-    </w:p>
-    <w:p>
-      <w:r>
-        <w:t>expansion. The contrast in construction is instructive: 1,000 hand-annotated</w:t>
-      </w:r>
-    </w:p>
-    <w:p>
-      <w:r>
-        <w:t>inscriptions against 1,424,314 derived labels — manual precision against derived</w:t>
-      </w:r>
-    </w:p>
-    <w:p>
-      <w:r>
-        <w:t>scale, with the trade-off in label reliability that Section 6 measures.</w:t>
-      </w:r>
-    </w:p>
-    <w:p>
-      <w:pPr>
-        <w:pStyle w:val="Heading2"/>
-      </w:pPr>
-      <w:r>
-        <w:t>2.3 Abbreviation indices</w:t>
-      </w:r>
-    </w:p>
-    <w:p>
-      <w:r>
-        <w:t>Elliott (1998) compiled a standing index of Latin epigraphic abbreviations from</w:t>
-      </w:r>
-    </w:p>
-    <w:p>
-      <w:r>
-        <w:t>digital texts of all inscriptions published in L'Année Épigraphique between</w:t>
-      </w:r>
-    </w:p>
-    <w:p>
-      <w:r>
-        <w:t>1888 and 1993, in two tiers separated by a threshold of ten occurrences. It</w:t>
-      </w:r>
-    </w:p>
-    <w:p>
-      <w:r>
-        <w:t>remains the reference resource.</w:t>
-      </w:r>
-    </w:p>
-    <w:p>
-      <w:r>
-        <w:t>An index reports the expansions an abbreviation can take. Our dataset reports</w:t>
-      </w:r>
-    </w:p>
-    <w:p>
-      <w:r>
-        <w:t>the distribution over expansions it does take, conditioned on province and</w:t>
-      </w:r>
-    </w:p>
-    <w:p>
-      <w:r>
-        <w:t>century, with the ambiguity structure measured. That is the gap the resource</w:t>
-      </w:r>
-    </w:p>
-    <w:p>
-      <w:r>
-        <w:t xml:space="preserve">fills. Our results, however, also qualify the ambition: </w:t>
-      </w:r>
-      <w:r>
-        <w:rPr>
-          <w:b/>
-        </w:rPr>
-        <w:t>54.5%</w:t>
-      </w:r>
-      <w:r>
-        <w:t xml:space="preserve"> of</w:t>
-      </w:r>
-    </w:p>
-    <w:p>
-      <w:r>
-        <w:t>ambiguity among evaluable abbreviation keys is lexical — genuinely different</w:t>
-      </w:r>
-    </w:p>
-    <w:p>
-      <w:r>
-        <w:t>words — rather than merely inflectional, so no list resolves it and neither does</w:t>
-      </w:r>
-    </w:p>
-    <w:p>
-      <w:r>
-        <w:t>a model that ignores context. And, as Section 8 shows, conditioning on province</w:t>
-      </w:r>
-    </w:p>
-    <w:p>
-      <w:r>
-        <w:t>proves to be memorisation rather than knowledge, which limits how far</w:t>
-      </w:r>
-    </w:p>
-    <w:p>
-      <w:r>
-        <w:t>context-conditioning can be pushed as a solution.</w:t>
-      </w:r>
-    </w:p>
-    <w:p>
-      <w:pPr>
-        <w:pStyle w:val="Heading2"/>
-      </w:pPr>
-      <w:r>
-        <w:t>2.4 Abbreviation expansion elsewhere</w:t>
-      </w:r>
-    </w:p>
-    <w:p>
-      <w:r>
-        <w:t>Abbreviation expansion is well studied in clinical text and scientific</w:t>
-      </w:r>
-    </w:p>
-    <w:p>
-      <w:r>
-        <w:t>documents, and in medieval manuscript traditions where abbreviation is likewise</w:t>
-      </w:r>
-    </w:p>
-    <w:p>
-      <w:r>
-        <w:t>systematic. We are not aware of a dataset or benchmark for Latin epigraphic</w:t>
-      </w:r>
-    </w:p>
-    <w:p>
-      <w:r>
-        <w:t>abbreviation expansion. We state this as a bounded negative: it reflects the</w:t>
-      </w:r>
-    </w:p>
-    <w:p>
-      <w:r>
-        <w:t>searches we ran, not a systematic review.</w:t>
-      </w:r>
-    </w:p>
-    <w:p>
-      <w:pPr>
-        <w:pStyle w:val="Heading1"/>
-      </w:pPr>
-      <w:r>
-        <w:t>3 The corpus</w:t>
-      </w:r>
-    </w:p>
-    <w:p>
-      <w:r>
-        <w:t>EDCS holds Latin inscriptions from across the Roman world in machine-readable</w:t>
-      </w:r>
-    </w:p>
-    <w:p>
-      <w:r>
-        <w:t xml:space="preserve">form. The snapshot used here comprises </w:t>
-      </w:r>
-      <w:r>
-        <w:rPr>
-          <w:b/>
-        </w:rPr>
-        <w:t>588,509</w:t>
-      </w:r>
-      <w:r>
-        <w:t xml:space="preserve"> records and</w:t>
-      </w:r>
-    </w:p>
-    <w:p>
-      <w:r/>
-      <w:r>
-        <w:rPr>
-          <w:b/>
-        </w:rPr>
-        <w:t>39,470,885</w:t>
-      </w:r>
-      <w:r>
-        <w:t xml:space="preserve"> characters, pinned by SHA-256 (9ebea1a7a5742d055af3b7059703cd8fd1ea708578c3ea43b9882f5873242317) because the</w:t>
-      </w:r>
-    </w:p>
-    <w:p>
-      <w:r>
-        <w:t>database is live and grows; a re-harvest reproduces none of the figures below.</w:t>
-      </w:r>
-    </w:p>
-    <w:p>
-      <w:r>
-        <w:t xml:space="preserve">The records are </w:t>
-      </w:r>
-      <w:r>
-        <w:rPr>
-          <w:b/>
-        </w:rPr>
-        <w:t>not</w:t>
-      </w:r>
-      <w:r>
-        <w:t xml:space="preserve"> 588,509 inscriptions, and the distinction matters</w:t>
-      </w:r>
-    </w:p>
-    <w:p>
-      <w:r>
-        <w:t>for dataset construction. Record identifiers take the form EDCS-&lt;8 digits&gt;-&lt;n&gt;,</w:t>
-      </w:r>
-    </w:p>
-    <w:p>
-      <w:r>
-        <w:t>and the trailing segment marks a face or panel of a single monument.</w:t>
-      </w:r>
-    </w:p>
-    <w:p>
-      <w:r/>
-      <w:r>
-        <w:rPr>
-          <w:b/>
-        </w:rPr>
-        <w:t>542,854</w:t>
-      </w:r>
-      <w:r>
-        <w:t xml:space="preserve"> distinct monuments underlie the 588,509 records, with</w:t>
-      </w:r>
-    </w:p>
-    <w:p>
-      <w:r>
-        <w:t>45,655 records sharing a base identifier with at least one other. All</w:t>
-      </w:r>
-    </w:p>
-    <w:p>
-      <w:r>
-        <w:t>multi-segment groups are internally consistent in province, and several hundred</w:t>
-      </w:r>
-    </w:p>
-    <w:p>
-      <w:r>
-        <w:t>carry byte-identical inscription text across segments. Treating records as</w:t>
-      </w:r>
-    </w:p>
-    <w:p>
-      <w:r>
-        <w:t>independent documents would therefore place two faces of one stone on opposite</w:t>
-      </w:r>
-    </w:p>
-    <w:p>
-      <w:r>
-        <w:t>sides of a train/test division. Every split reported here groups by monument.</w:t>
-      </w:r>
-    </w:p>
-    <w:p>
-      <w:r>
-        <w:t>The segment structure also provides the first direct evidence of the editorial</w:t>
-      </w:r>
-    </w:p>
-    <w:p>
-      <w:r>
-        <w:t>character of the labels. In one monument, segments print the same imperial</w:t>
-      </w:r>
-    </w:p>
-    <w:p>
-      <w:r>
-        <w:t>titulature differently — one as divi Traiani / Parthici nepos, another as</w:t>
-      </w:r>
-    </w:p>
-    <w:p>
-      <w:r>
-        <w:t>Parthic(i) nep(os) — so that the same text is, in one editorial pass, judged</w:t>
-      </w:r>
-    </w:p>
-    <w:p>
-      <w:r>
-        <w:t>to be abbreviated and in another judged to be written in full. The boundary</w:t>
-      </w:r>
-    </w:p>
-    <w:p>
-      <w:r>
-        <w:t>between what the stone compresses and what it spells out is not always a</w:t>
-      </w:r>
-    </w:p>
-    <w:p>
-      <w:r>
-        <w:t>property of the stone.</w:t>
-      </w:r>
-    </w:p>
-    <w:p>
-      <w:pPr>
-        <w:pStyle w:val="Heading1"/>
-      </w:pPr>
-      <w:r>
-        <w:t>4 What the plain text does and does not encode</w:t>
-      </w:r>
-    </w:p>
-    <w:p>
-      <w:r>
-        <w:t>Before mining a convention it is worth establishing what the convention</w:t>
-      </w:r>
-    </w:p>
-    <w:p>
-      <w:r>
-        <w:t>encodes. Three of our findings emerged from doing so, and each affects the</w:t>
-      </w:r>
-    </w:p>
-    <w:p>
-      <w:r>
-        <w:t>resulting dataset materially.</w:t>
-      </w:r>
-    </w:p>
-    <w:p>
-      <w:pPr>
-        <w:pStyle w:val="Heading2"/>
-      </w:pPr>
-      <w:r>
-        <w:t>4.1 The vinculum is not preserved</w:t>
-      </w:r>
-    </w:p>
-    <w:p>
-      <w:r>
-        <w:t>Roman numerals were multiplied by a thousand by drawing a line above them: X̄</w:t>
-      </w:r>
-    </w:p>
-    <w:p>
-      <w:r>
-        <w:t>denotes ten thousand. Over letters rather than numerals, the same overline</w:t>
-      </w:r>
-    </w:p>
-    <w:p>
-      <w:r>
-        <w:t>marked an abbreviation. Whether EDCS's plain-text field preserves either</w:t>
-      </w:r>
-    </w:p>
-    <w:p>
-      <w:r>
-        <w:t>determines whether numeral-bearing tokens can be interpreted at all.</w:t>
-      </w:r>
-    </w:p>
-    <w:p>
-      <w:r>
-        <w:t>We ran a complete character census over all 588,509 records — all</w:t>
-      </w:r>
-    </w:p>
-    <w:p>
-      <w:r>
-        <w:t>39,470,885 characters and all 414 distinct code points, with no</w:t>
-      </w:r>
-    </w:p>
-    <w:p>
-      <w:r>
-        <w:t>sampling — so that the result would be read out of a full inventory rather than</w:t>
-      </w:r>
-    </w:p>
-    <w:p>
-      <w:r>
-        <w:t>recovered by a targeted search for the code points we expected.</w:t>
+        <w:t>Table 1.</w:t>
+      </w:r>
+      <w:r>
+        <w:t xml:space="preserve"> Overline-bearing code points and related Unicode blocks.</w:t>
       </w:r>
     </w:p>
     <w:tbl>
@@ -1413,65 +1223,58 @@
     </w:tbl>
     <w:p/>
     <w:p>
-      <w:r/>
-      <w:r>
-        <w:rPr>
-          <w:b/>
-        </w:rPr>
-        <w:t>The multiplicative vinculum has no attestations whatsoever.</w:t>
-      </w:r>
-      <w:r>
-        <w:t xml:space="preserve"> Unicode provides</w:t>
-      </w:r>
-    </w:p>
-    <w:p>
-      <w:r>
-        <w:t>dedicated code points both for the reversed C and for the Roman monetary signs,</w:t>
-      </w:r>
-    </w:p>
-    <w:p>
-      <w:r>
-        <w:t>and EDCS uses none of them. The two surviving U+0305 instances are reproduced in</w:t>
-      </w:r>
-    </w:p>
-    <w:p>
-      <w:r>
-        <w:t>Appendix A; neither is a multiplicative vinculum — one is an abbreviation</w:t>
-      </w:r>
-    </w:p>
-    <w:p>
-      <w:r>
-        <w:t>overline over a letter, the other sits on a numeral used as a word prefix.</w:t>
-      </w:r>
-    </w:p>
-    <w:p>
-      <w:r>
-        <w:t>This is not a limitation of the encoding pipeline. 208 instances of</w:t>
-      </w:r>
-    </w:p>
-    <w:p>
-      <w:r>
-        <w:t>U+0323, the Leiden underdot marking an uncertain letter, pass through the same</w:t>
-      </w:r>
-    </w:p>
-    <w:p>
-      <w:r>
-        <w:t>field. Combining marks are transmitted; overlines are absent by transcription</w:t>
-      </w:r>
-    </w:p>
-    <w:p>
-      <w:r>
-        <w:t>convention. The honest qualifier is that at 208 instances no Leiden</w:t>
-      </w:r>
-    </w:p>
-    <w:p>
-      <w:r>
-        <w:t>diacritic is systematically preserved either: the plain-text field is, in</w:t>
-      </w:r>
-    </w:p>
-    <w:p>
-      <w:r>
-        <w:t>practice, diacritic-free.</w:t>
+      <w:r>
+        <w:t>The multiplicative vinculum has no attestations. Unicode provides dedicated code</w:t>
+      </w:r>
+    </w:p>
+    <w:p>
+      <w:r>
+        <w:t>points both for the reversed C and for the Roman monetary signs, and EDCS uses</w:t>
+      </w:r>
+    </w:p>
+    <w:p>
+      <w:r>
+        <w:t>none of them. Appendix A reproduces the two surviving U+0305 instances; neither</w:t>
+      </w:r>
+    </w:p>
+    <w:p>
+      <w:r>
+        <w:t>is a multiplicative vinculum. One is an abbreviation overline over a letter, the</w:t>
+      </w:r>
+    </w:p>
+    <w:p>
+      <w:r>
+        <w:t>other sits on a numeral used as a word prefix.</w:t>
+      </w:r>
+    </w:p>
+    <w:p>
+      <w:r>
+        <w:t>The encoding pipeline is not the cause. 208 instances of U+0323, the</w:t>
+      </w:r>
+    </w:p>
+    <w:p>
+      <w:r>
+        <w:t>Leiden underdot marking an uncertain letter, pass through the same field.</w:t>
+      </w:r>
+    </w:p>
+    <w:p>
+      <w:r>
+        <w:t>Combining marks are transmitted, and overlines are absent by transcription</w:t>
+      </w:r>
+    </w:p>
+    <w:p>
+      <w:r>
+        <w:t>convention. At 208 instances, though, no Leiden diacritic is</w:t>
+      </w:r>
+    </w:p>
+    <w:p>
+      <w:r>
+        <w:t>systematically preserved either. The plain-text field is in practice</w:t>
+      </w:r>
+    </w:p>
+    <w:p>
+      <w:r>
+        <w:t>diacritic-free.</w:t>
       </w:r>
     </w:p>
     <w:p>
@@ -1483,81 +1286,62 @@
         <w:t>What replaced it.</w:t>
       </w:r>
       <w:r>
-        <w:t xml:space="preserve"> The negative would be of limited interest if nothing had</w:t>
-      </w:r>
-    </w:p>
-    <w:p>
-      <w:r>
-        <w:t>taken the vinculum's place. Something has. EDCS renders the overline as a</w:t>
-      </w:r>
-    </w:p>
-    <w:p>
-      <w:r>
-        <w:t>supplied word inside parentheses. The construction N(milia) occurs</w:t>
-      </w:r>
-    </w:p>
-    <w:p>
-      <w:r>
-        <w:t>1,875 times, and 65.4% of those occurrences are immediately</w:t>
-      </w:r>
-    </w:p>
-    <w:p>
-      <w:r>
-        <w:t>preceded by HS, the sestertius sign, with small multiplier numerals: HS</w:t>
-      </w:r>
-    </w:p>
-    <w:p>
-      <w:r>
-        <w:t>X(milia) is ten thousand sesterces. The device generalises beyond currency to</w:t>
-      </w:r>
-    </w:p>
-    <w:p>
-      <w:r>
-        <w:t>the weights-and-measures system — librae, sextarii, modii, iugera — and</w:t>
-      </w:r>
-    </w:p>
-    <w:p>
-      <w:r>
-        <w:t>to ordinals, as in p(ro) p(arte) IIII(quarta), "for a fourth part".</w:t>
-      </w:r>
-    </w:p>
-    <w:p>
-      <w:r>
-        <w:t xml:space="preserve">The consequence for dataset construction is direct. </w:t>
-      </w:r>
-      <w:r>
-        <w:rPr>
-          <w:b/>
-        </w:rPr>
-        <w:t>2,338</w:t>
-      </w:r>
-      <w:r>
-        <w:t xml:space="preserve"> such pairs sit</w:t>
-      </w:r>
-    </w:p>
-    <w:p>
-      <w:r>
-        <w:t>in the extracted set as strings of the form X → Xmilia, which is not a Latin</w:t>
-      </w:r>
-    </w:p>
-    <w:p>
-      <w:r>
-        <w:t>word and was never carved on a stone. They are not abbreviation expansions at</w:t>
-      </w:r>
-    </w:p>
-    <w:p>
-      <w:r>
-        <w:t>all: the supplied word was never present, because on the stone it was a line.</w:t>
-      </w:r>
-    </w:p>
-    <w:p>
-      <w:r>
-        <w:t>We class them separately and exclude them from the task, and the empirical</w:t>
-      </w:r>
-    </w:p>
-    <w:p>
-      <w:r>
-        <w:t>grounding for that decision is this measurement rather than a definitional</w:t>
+        <w:t xml:space="preserve"> EDCS renders the overline as a supplied word inside</w:t>
+      </w:r>
+    </w:p>
+    <w:p>
+      <w:r>
+        <w:t>parentheses. The construction N(milia) occurs 1,875 times, and</w:t>
+      </w:r>
+    </w:p>
+    <w:p>
+      <w:r>
+        <w:t>65.4% of those occurrences follow HS, the sestertius sign, with small</w:t>
+      </w:r>
+    </w:p>
+    <w:p>
+      <w:r>
+        <w:t>multiplier numerals: HS X(milia) is ten thousand sesterces. The device</w:t>
+      </w:r>
+    </w:p>
+    <w:p>
+      <w:r>
+        <w:t>generalises past currency to the weights-and-measures system, covering librae,</w:t>
+      </w:r>
+    </w:p>
+    <w:p>
+      <w:r>
+        <w:t>sextarii, modii and iugera, and to ordinals, as in p(ro) p(arte)</w:t>
+      </w:r>
+    </w:p>
+    <w:p>
+      <w:r>
+        <w:t>IIII(quarta), "for a fourth part".</w:t>
+      </w:r>
+    </w:p>
+    <w:p>
+      <w:r>
+        <w:t>The effect on dataset construction is direct. 2,338 such pairs sit in the</w:t>
+      </w:r>
+    </w:p>
+    <w:p>
+      <w:r>
+        <w:t>extracted set as strings of the form X → Xmilia, which is not a Latin word and</w:t>
+      </w:r>
+    </w:p>
+    <w:p>
+      <w:r>
+        <w:t>was never carved. They are not abbreviation expansions: the supplied word was</w:t>
+      </w:r>
+    </w:p>
+    <w:p>
+      <w:r>
+        <w:t>never present, because on the stone it was a line. We class them separately and</w:t>
+      </w:r>
+    </w:p>
+    <w:p>
+      <w:r>
+        <w:t>exclude them from the task, on this measurement rather than on a definitional</w:t>
       </w:r>
     </w:p>
     <w:p>
@@ -1575,7 +1359,7 @@
     </w:p>
     <w:p>
       <w:r>
-        <w:t>Epigraphic texts carry signs that no keyboard represents: the reversed C for</w:t>
+        <w:t>Epigraphic texts carry signs no keyboard represents: the reversed C for</w:t>
       </w:r>
     </w:p>
     <w:p>
@@ -1595,117 +1379,92 @@
     </w:p>
     <w:p>
       <w:r>
-        <w:t>We enumerate every distinct |(...) form in the corpus: 376</w:t>
-      </w:r>
-    </w:p>
-    <w:p>
-      <w:r>
-        <w:t>forms, 16,194 occurrences. Grouping them by the sign they plausibly</w:t>
-      </w:r>
-    </w:p>
-    <w:p>
-      <w:r>
-        <w:t>stand for — a rule-based pass over the surface strings, requiring philological</w:t>
-      </w:r>
-    </w:p>
-    <w:p>
-      <w:r>
-        <w:t>confirmation, though the enumeration itself does not depend on it — yields at</w:t>
-      </w:r>
-    </w:p>
-    <w:p>
-      <w:r>
-        <w:t>least eight families spanning the centurial sign, the reversed C, monetary and</w:t>
-      </w:r>
-    </w:p>
-    <w:p>
-      <w:r>
-        <w:t>milliary signs, fractions and weights, the obitus mark, Greek measures and</w:t>
-      </w:r>
-    </w:p>
-    <w:p>
-      <w:r>
-        <w:t>Christian symbols.</w:t>
-      </w:r>
-    </w:p>
-    <w:p>
-      <w:r>
-        <w:t xml:space="preserve">The practical consequence is that expanding | is </w:t>
-      </w:r>
-      <w:r>
-        <w:rPr>
-          <w:b/>
-        </w:rPr>
-        <w:t>not a lookup</w:t>
-      </w:r>
-      <w:r>
-        <w:t>. It is the</w:t>
-      </w:r>
-    </w:p>
-    <w:p>
-      <w:r>
-        <w:t>same context-disambiguation problem as expanding V, conducted over a symbol</w:t>
-      </w:r>
-    </w:p>
-    <w:p>
-      <w:r>
-        <w:t>vocabulary, and a resource that published a | → word mapping would be wrong</w:t>
-      </w:r>
-    </w:p>
-    <w:p>
-      <w:r>
-        <w:t>for every form outside the majority family.</w:t>
-      </w:r>
-    </w:p>
-    <w:p>
-      <w:r>
-        <w:t>Three further properties are worth recording. Plurality is marked by</w:t>
-      </w:r>
-    </w:p>
-    <w:p>
-      <w:r/>
-      <w:r>
-        <w:rPr>
-          <w:b/>
-        </w:rPr>
-        <w:t>repetition</w:t>
-      </w:r>
-      <w:r>
-        <w:t xml:space="preserve"> — ||(mulierum), ||(centuriones), ||||(milia) — which is the</w:t>
-      </w:r>
-    </w:p>
-    <w:p>
-      <w:r>
-        <w:t>same principle as the letter geminatio of Section 4.3, applied to glyphs; the</w:t>
-      </w:r>
-    </w:p>
-    <w:p>
-      <w:r>
-        <w:t>two should be treated as one phenomenon. The inflectional ambiguity of Latin</w:t>
-      </w:r>
-    </w:p>
-    <w:p>
-      <w:r>
-        <w:t>recurs inside the symbol set, with ten inflections of centurio behind one</w:t>
-      </w:r>
-    </w:p>
-    <w:p>
-      <w:r>
-        <w:t xml:space="preserve">glyph. And the inventory carries </w:t>
-      </w:r>
-      <w:r>
-        <w:rPr>
-          <w:b/>
-        </w:rPr>
-        <w:t>its own unresolvable class</w:t>
-      </w:r>
-      <w:r>
-        <w:t>, |(), where</w:t>
-      </w:r>
-    </w:p>
-    <w:p>
-      <w:r>
-        <w:t>the sign is on the stone and the editor declined to supply a word.</w:t>
+        <w:t>We enumerate every distinct |(...) form in the corpus: 376 forms</w:t>
+      </w:r>
+    </w:p>
+    <w:p>
+      <w:r>
+        <w:t>across 16,194 occurrences. Grouping them by the sign they plausibly stand</w:t>
+      </w:r>
+    </w:p>
+    <w:p>
+      <w:r>
+        <w:t>for, a rule-based pass over surface strings that needs philological</w:t>
+      </w:r>
+    </w:p>
+    <w:p>
+      <w:r>
+        <w:t>confirmation, yields at least eight families spanning the centurial sign, the</w:t>
+      </w:r>
+    </w:p>
+    <w:p>
+      <w:r>
+        <w:t>reversed C, monetary and milliary signs, fractions and weights, the obitus</w:t>
+      </w:r>
+    </w:p>
+    <w:p>
+      <w:r>
+        <w:t>mark, Greek measures and Christian symbols. The enumeration itself does not</w:t>
+      </w:r>
+    </w:p>
+    <w:p>
+      <w:r>
+        <w:t>depend on the grouping.</w:t>
+      </w:r>
+    </w:p>
+    <w:p>
+      <w:r>
+        <w:t>Expanding | is therefore not a lookup. It is the same context-disambiguation</w:t>
+      </w:r>
+    </w:p>
+    <w:p>
+      <w:r>
+        <w:t>problem as expanding V, conducted over a symbol vocabulary. A resource</w:t>
+      </w:r>
+    </w:p>
+    <w:p>
+      <w:r>
+        <w:t>publishing a | → word mapping would be wrong for every form outside the</w:t>
+      </w:r>
+    </w:p>
+    <w:p>
+      <w:r>
+        <w:t>majority family.</w:t>
+      </w:r>
+    </w:p>
+    <w:p>
+      <w:r>
+        <w:t>Plurality is marked by repetition, as in</w:t>
+      </w:r>
+    </w:p>
+    <w:p>
+      <w:r>
+        <w:t>||(mulierum), ||(centuriones) and ||||(milia), which is the geminatio of</w:t>
+      </w:r>
+    </w:p>
+    <w:p>
+      <w:r>
+        <w:t>Section 4.3 applied to glyphs; the two are one phenomenon. The inflectional</w:t>
+      </w:r>
+    </w:p>
+    <w:p>
+      <w:r>
+        <w:t>ambiguity of Latin recurs inside the symbol set, with ten inflections of</w:t>
+      </w:r>
+    </w:p>
+    <w:p>
+      <w:r>
+        <w:t>centurio behind one glyph. And the inventory carries its own unresolvable</w:t>
+      </w:r>
+    </w:p>
+    <w:p>
+      <w:r>
+        <w:t>class, |(), where the sign is on the stone and the editor declined to supply a</w:t>
+      </w:r>
+    </w:p>
+    <w:p>
+      <w:r>
+        <w:t>word.</w:t>
       </w:r>
     </w:p>
     <w:p>
@@ -1728,70 +1487,52 @@
     </w:p>
     <w:p>
       <w:r>
-        <w:t>Caes → Caess(aribus), Nob → Nobb(ilissimis). Naively concatenating</w:t>
-      </w:r>
-    </w:p>
-    <w:p>
-      <w:r>
-        <w:t>abbreviation and parenthesis content yields Auggustorum, which is not a word.</w:t>
-      </w:r>
-    </w:p>
-    <w:p>
-      <w:r>
-        <w:t xml:space="preserve">The doubling falls on the abbreviation's </w:t>
-      </w:r>
-      <w:r>
-        <w:rPr>
-          <w:b/>
-        </w:rPr>
-        <w:t>final</w:t>
-      </w:r>
-      <w:r>
-        <w:t xml:space="preserve"> letter. This is easy to</w:t>
-      </w:r>
-    </w:p>
-    <w:p>
-      <w:r>
-        <w:t>mistake, because for a one-letter abbreviation the doubled letter is both first</w:t>
-      </w:r>
-    </w:p>
-    <w:p>
-      <w:r>
-        <w:t>and last — D → DD(ominis), N → NN(ostris) — so a rule keyed on a leading</w:t>
-      </w:r>
-    </w:p>
-    <w:p>
-      <w:r>
-        <w:t>run reproduces every headline example correctly while missing the entire</w:t>
-      </w:r>
-    </w:p>
-    <w:p>
-      <w:r>
-        <w:t>AUGG/IMPP/CONSS/CAESS/NOBB family. We made exactly this error. Our first</w:t>
-      </w:r>
-    </w:p>
-    <w:p>
-      <w:r>
-        <w:t xml:space="preserve">implementation found 5,293 cases; the trailing-run rule finds </w:t>
-      </w:r>
-      <w:r>
-        <w:rPr>
-          <w:b/>
-        </w:rPr>
-        <w:t>8,986</w:t>
-      </w:r>
-      <w:r>
-        <w:t>, a 41%</w:t>
-      </w:r>
-    </w:p>
-    <w:p>
-      <w:r>
-        <w:t>undercount, and the corrected forms then agree with an independently derived</w:t>
-      </w:r>
-    </w:p>
-    <w:p>
-      <w:r>
-        <w:t>prior diagnosis to within 1% on each of its ten most frequent forms.</w:t>
+        <w:t>Caes → Caess(aribus), Nob → Nobb(ilissimis). Concatenating abbreviation and</w:t>
+      </w:r>
+    </w:p>
+    <w:p>
+      <w:r>
+        <w:t>parenthesis content naively yields Auggustorum, which is not a word.</w:t>
+      </w:r>
+    </w:p>
+    <w:p>
+      <w:r>
+        <w:t>The doubling falls on the final letter. For a one-letter abbreviation the</w:t>
+      </w:r>
+    </w:p>
+    <w:p>
+      <w:r>
+        <w:t>doubled letter is both first and last, as in D → DD(ominis) and</w:t>
+      </w:r>
+    </w:p>
+    <w:p>
+      <w:r>
+        <w:t>N → NN(ostris), so a rule keyed on a leading run reproduces every headline</w:t>
+      </w:r>
+    </w:p>
+    <w:p>
+      <w:r>
+        <w:t>example correctly while missing the AUGG/IMPP/CONSS/CAESS/NOBB family entirely.</w:t>
+      </w:r>
+    </w:p>
+    <w:p>
+      <w:r>
+        <w:t>We made that error. Our first implementation found 5,293 cases; the trailing-run</w:t>
+      </w:r>
+    </w:p>
+    <w:p>
+      <w:r>
+        <w:t>rule finds 8,986, a 41% undercount. The corrected forms then agree with an</w:t>
+      </w:r>
+    </w:p>
+    <w:p>
+      <w:r>
+        <w:t>independently derived prior diagnosis to within 1% on each of its ten most</w:t>
+      </w:r>
+    </w:p>
+    <w:p>
+      <w:r>
+        <w:t>frequent forms.</w:t>
       </w:r>
     </w:p>
     <w:p>
@@ -1804,26 +1545,17 @@
     </w:p>
     <w:p>
       <w:r>
-        <w:t>EDCS marks line breaks with / and does not rejoin words divided across them.</w:t>
-      </w:r>
-    </w:p>
-    <w:p>
-      <w:r>
-        <w:t>A word split as v/ at one line's end and ix(it) at the next produces, under</w:t>
-      </w:r>
-    </w:p>
-    <w:p>
-      <w:r>
-        <w:t xml:space="preserve">token-level extraction, the pair ix → ixit. We identify </w:t>
-      </w:r>
-      <w:r>
-        <w:rPr>
-          <w:b/>
-        </w:rPr>
-        <w:t>9,506</w:t>
-      </w:r>
-      <w:r>
-        <w:t xml:space="preserve"> such</w:t>
+        <w:t>EDCS marks line breaks with / and does not rejoin words divided across them. A</w:t>
+      </w:r>
+    </w:p>
+    <w:p>
+      <w:r>
+        <w:t>word split as v/ at one line's end and ix(it) at the next produces, under</w:t>
+      </w:r>
+    </w:p>
+    <w:p>
+      <w:r>
+        <w:t>token-level extraction, the pair ix → ixit. We identify 9,506 such</w:t>
       </w:r>
     </w:p>
     <w:p>
@@ -1833,32 +1565,27 @@
     </w:p>
     <w:p>
       <w:r>
-        <w:t>Their significance exceeds their number, because they poison downstream</w:t>
-      </w:r>
-    </w:p>
-    <w:p>
-      <w:r>
-        <w:t>heuristics rather than merely adding noise. The forty-eight spurious ixit</w:t>
-      </w:r>
-    </w:p>
-    <w:p>
-      <w:r>
-        <w:t>expansions produced this way were sufficient to make an attestation-based rule</w:t>
-      </w:r>
-    </w:p>
-    <w:p>
-      <w:r>
-        <w:t>misclassify the genuine abbreviation V(ixit) as an artifact — a rule which was</w:t>
-      </w:r>
-    </w:p>
-    <w:p>
-      <w:r>
-        <w:t>otherwise sound. We flag rather than remove them, since whether a given fragment</w:t>
-      </w:r>
-    </w:p>
-    <w:p>
-      <w:r>
-        <w:t>is genuinely broken requires reading the Latin.</w:t>
+        <w:t>They poison downstream heuristics rather than adding noise. The forty-eight</w:t>
+      </w:r>
+    </w:p>
+    <w:p>
+      <w:r>
+        <w:t>spurious ixit expansions produced this way were enough to make an</w:t>
+      </w:r>
+    </w:p>
+    <w:p>
+      <w:r>
+        <w:t>attestation-based rule misclassify the genuine abbreviation V(ixit) as an</w:t>
+      </w:r>
+    </w:p>
+    <w:p>
+      <w:r>
+        <w:t>artifact. We flag rather than remove them, since judging whether a given</w:t>
+      </w:r>
+    </w:p>
+    <w:p>
+      <w:r>
+        <w:t>fragment is broken requires reading the Latin.</w:t>
       </w:r>
     </w:p>
     <w:p>
@@ -1984,7 +1711,7 @@
         <w:pStyle w:val="Heading1"/>
       </w:pPr>
       <w:r>
-        <w:t>5 Dataset construction</w:t>
+        <w:t>5. Dataset construction</w:t>
       </w:r>
     </w:p>
     <w:p>
@@ -1997,7 +1724,7 @@
     </w:p>
     <w:p>
       <w:r>
-        <w:t>Extraction operates on whitespace tokens rather than on individual parenthesis</w:t>
+        <w:t>Extraction operates on whitespace tokens rather than individual parenthesis</w:t>
       </w:r>
     </w:p>
     <w:p>
@@ -2017,204 +1744,157 @@
     </w:p>
     <w:p>
       <w:r>
-        <w:t>editorially restored rather than carved; / is treated as a hard token</w:t>
-      </w:r>
-    </w:p>
-    <w:p>
-      <w:r>
-        <w:t>boundary, so that no abbreviation is read across a line break.</w:t>
-      </w:r>
-    </w:p>
-    <w:p>
-      <w:r>
-        <w:t xml:space="preserve">The accounting closes exactly: </w:t>
-      </w:r>
+        <w:t>editorially restored rather than carved. A / is a hard token boundary, so no</w:t>
+      </w:r>
+    </w:p>
+    <w:p>
+      <w:r>
+        <w:t>abbreviation is read across a line break.</w:t>
+      </w:r>
+    </w:p>
+    <w:p>
+      <w:r>
+        <w:t>The accounting closes exactly. 1,767,028 whitespace tokens contain an</w:t>
+      </w:r>
+    </w:p>
+    <w:p>
+      <w:r>
+        <w:t>opening parenthesis, of which 1,424,314 become pairs and 342,714 are</w:t>
+      </w:r>
+    </w:p>
+    <w:p>
+      <w:r>
+        <w:t>excluded for ten reasons, leaving no residual. At record level, 380,282</w:t>
+      </w:r>
+    </w:p>
+    <w:p>
+      <w:r>
+        <w:t>records contain a parenthesis and 337,744 contribute at least one pair.</w:t>
+      </w:r>
+    </w:p>
+    <w:p>
+      <w:r>
+        <w:t>Re-running an extractor reproduces its bugs as faithfully as its successes, so</w:t>
+      </w:r>
+    </w:p>
+    <w:p>
+      <w:r>
+        <w:t>we verified the primary extractor against a second implementation written</w:t>
+      </w:r>
+    </w:p>
+    <w:p>
+      <w:r>
+        <w:t>independently from the editorial convention rather than from the first</w:t>
+      </w:r>
+    </w:p>
+    <w:p>
+      <w:r>
+        <w:t>implementation's code. The two agree on 1,424,238 pairs, 99.995% of the</w:t>
+      </w:r>
+    </w:p>
+    <w:p>
+      <w:r>
+        <w:t>primary output, and every disagreement is accounted for: the second</w:t>
+      </w:r>
+    </w:p>
+    <w:p>
+      <w:r>
+        <w:t>implementation's shortfalls trace to normalisation it lacks, and its surplus</w:t>
+      </w:r>
+    </w:p>
+    <w:p>
+      <w:r>
+        <w:t>consists of bracket-contaminated fragments the primary correctly rejects. A</w:t>
+      </w:r>
+    </w:p>
+    <w:p>
+      <w:r>
+        <w:t>misreading of the editorial convention shared by both implementations would be</w:t>
+      </w:r>
+    </w:p>
+    <w:p>
+      <w:r>
+        <w:t>invisible to this check.</w:t>
+      </w:r>
+    </w:p>
+    <w:p>
+      <w:pPr>
+        <w:pStyle w:val="Heading2"/>
+      </w:pPr>
+      <w:r>
+        <w:t>5.2 Corrections</w:t>
+      </w:r>
+    </w:p>
+    <w:p>
+      <w:r>
+        <w:t>Corrections are added columns, never edits. The original abbreviation and</w:t>
+      </w:r>
+    </w:p>
+    <w:p>
+      <w:r>
+        <w:t>expansion are carried through unmodified, exclusions are flags rather than</w:t>
+      </w:r>
+    </w:p>
+    <w:p>
+      <w:r>
+        <w:t>deletions, and anything the explicit rules cannot reach is marked unresolved</w:t>
+      </w:r>
+    </w:p>
+    <w:p>
+      <w:r>
+        <w:t>rather than imputed. Every decision is reversible, and a consumer who disagrees</w:t>
+      </w:r>
+    </w:p>
+    <w:p>
+      <w:r>
+        <w:t>with one of our judgements can undo it without re-running extraction.</w:t>
+      </w:r>
+    </w:p>
+    <w:p>
+      <w:r>
+        <w:t>Geminatio is corrected by reducing the trailing doubled run to a single letter</w:t>
+      </w:r>
+    </w:p>
+    <w:p>
+      <w:r>
+        <w:t>in abbreviation and expansion together, arbitrated against a control lexicon</w:t>
+      </w:r>
+    </w:p>
+    <w:p>
+      <w:r>
+        <w:t>built only from tokens carrying no doubled run, so the test cannot feed on the</w:t>
+      </w:r>
+    </w:p>
+    <w:p>
+      <w:r>
+        <w:t>forms it judges. 8,986 pairs are corrected and 3,350 are left</w:t>
+      </w:r>
+    </w:p>
+    <w:p>
+      <w:r>
+        <w:t>unresolved because neither reading is attested.</w:t>
+      </w:r>
+    </w:p>
+    <w:p>
+      <w:r>
+        <w:t>Numeral cases are decided by three explicit, printed word lists rather than by a</w:t>
+      </w:r>
+    </w:p>
+    <w:p>
+      <w:r>
+        <w:t>threshold.</w:t>
+      </w:r>
+    </w:p>
+    <w:p>
+      <w:r/>
       <w:r>
         <w:rPr>
           <w:b/>
         </w:rPr>
-        <w:t>1,767,028</w:t>
-      </w:r>
-      <w:r>
-        <w:t xml:space="preserve"> whitespace tokens contain an</w:t>
-      </w:r>
-    </w:p>
-    <w:p>
-      <w:r>
-        <w:t xml:space="preserve">opening parenthesis, of which </w:t>
-      </w:r>
-      <w:r>
-        <w:rPr>
-          <w:b/>
-        </w:rPr>
-        <w:t>1,424,314</w:t>
-      </w:r>
-      <w:r>
-        <w:t xml:space="preserve"> become pairs and </w:t>
-      </w:r>
-      <w:r>
-        <w:rPr>
-          <w:b/>
-        </w:rPr>
-        <w:t>342,714</w:t>
-      </w:r>
-      <w:r>
-        <w:t xml:space="preserve"> are</w:t>
-      </w:r>
-    </w:p>
-    <w:p>
-      <w:r>
-        <w:t>excluded for ten reasons, with zero residual. At the record level, 380,282</w:t>
-      </w:r>
-    </w:p>
-    <w:p>
-      <w:r>
-        <w:t>records contain a parenthesis and 337,744 contribute at least one pair.</w:t>
-      </w:r>
-    </w:p>
-    <w:p>
-      <w:r>
-        <w:t>Because re-running an extractor reproduces its bugs as faithfully as its</w:t>
-      </w:r>
-    </w:p>
-    <w:p>
-      <w:r>
-        <w:t>successes, we verified the primary extractor against a second implementation</w:t>
-      </w:r>
-    </w:p>
-    <w:p>
-      <w:r>
-        <w:t>written independently from the editorial convention rather than from the first</w:t>
-      </w:r>
-    </w:p>
-    <w:p>
-      <w:r>
-        <w:t>implementation's code</w:t>
-      </w:r>
-      <w:r>
-        <w:rPr>
-          <w:b/>
-        </w:rPr>
-        <w:t xml:space="preserve">. The two agree on </w:t>
-      </w:r>
-      <w:r>
-        <w:t>1,424,238 pairs, 99.995% of</w:t>
-      </w:r>
-    </w:p>
-    <w:p>
-      <w:r>
-        <w:t>the primary output, and all disagreements are accounted for: the second</w:t>
-      </w:r>
-    </w:p>
-    <w:p>
-      <w:r>
-        <w:t>implementation's shortfalls trace to normalisation it lacks, and its surplus</w:t>
-      </w:r>
-    </w:p>
-    <w:p>
-      <w:r>
-        <w:t>consists of bracket-contaminated fragments the primary correctly rejects. We</w:t>
-      </w:r>
-    </w:p>
-    <w:p>
-      <w:r>
-        <w:t>note the limit of this check: a misreading of the editorial convention shared by</w:t>
-      </w:r>
-    </w:p>
-    <w:p>
-      <w:r>
-        <w:t>both implementations would be invisible to it.</w:t>
-      </w:r>
-    </w:p>
-    <w:p>
-      <w:pPr>
-        <w:pStyle w:val="Heading2"/>
-      </w:pPr>
-      <w:r>
-        <w:t>5.2 Corrections</w:t>
-      </w:r>
-    </w:p>
-    <w:p>
-      <w:r>
-        <w:t xml:space="preserve">Corrections are applied as </w:t>
-      </w:r>
-      <w:r>
-        <w:rPr>
-          <w:b/>
-        </w:rPr>
-        <w:t>added columns</w:t>
-      </w:r>
-      <w:r>
-        <w:t>, never as edits. The original</w:t>
-      </w:r>
-    </w:p>
-    <w:p>
-      <w:r>
-        <w:t>abbreviation and expansion are carried through unmodified, exclusions are flags</w:t>
-      </w:r>
-    </w:p>
-    <w:p>
-      <w:r>
-        <w:t>rather than deletions, and anything the explicit rules cannot reach is marked</w:t>
-      </w:r>
-    </w:p>
-    <w:p>
-      <w:r>
-        <w:t>unresolved rather than imputed. The result is that every decision is reversible</w:t>
-      </w:r>
-    </w:p>
-    <w:p>
-      <w:r>
-        <w:t>and auditable, and a consumer who disagrees with one of our judgements can undo</w:t>
-      </w:r>
-    </w:p>
-    <w:p>
-      <w:r>
-        <w:t>it without re-running extraction.</w:t>
-      </w:r>
-    </w:p>
-    <w:p>
-      <w:r>
-        <w:t>Geminatio is corrected by reducing the trailing doubled run to a single letter</w:t>
-      </w:r>
-    </w:p>
-    <w:p>
-      <w:r>
-        <w:t>in abbreviation and expansion together, arbitrated against a control lexicon</w:t>
-      </w:r>
-    </w:p>
-    <w:p>
-      <w:r>
-        <w:t>built only from tokens carrying no doubled run, so the test cannot feed on the</w:t>
-      </w:r>
-    </w:p>
-    <w:p>
-      <w:r>
-        <w:t>forms it judges. 8,986 pairs are corrected; 3,350 are left</w:t>
-      </w:r>
-    </w:p>
-    <w:p>
-      <w:r>
-        <w:t>unresolved because neither reading is attested.</w:t>
-      </w:r>
-    </w:p>
-    <w:p>
-      <w:r>
-        <w:t xml:space="preserve">Numeral cases are decided by three </w:t>
-      </w:r>
-      <w:r>
-        <w:rPr>
-          <w:b/>
-        </w:rPr>
-        <w:t>explicit, printed word lists</w:t>
-      </w:r>
-      <w:r>
-        <w:t xml:space="preserve"> rather than</w:t>
-      </w:r>
-    </w:p>
-    <w:p>
-      <w:r>
-        <w:t>by a threshold:</w:t>
+        <w:t>Table 2.</w:t>
+      </w:r>
+      <w:r>
+        <w:t xml:space="preserve"> Numeral classes and their treatment.</w:t>
       </w:r>
     </w:p>
     <w:tbl>
@@ -2282,7 +1962,7 @@
               <w:rPr>
                 <w:sz w:val="17"/>
               </w:rPr>
-              <w:t>Type 1 — the numeral stands for the word (XL(quadragesimae))</w:t>
+              <w:t>Type 1, the numeral stands for the word (XL(quadragesimae))</w:t>
             </w:r>
           </w:p>
         </w:tc>
@@ -2323,7 +2003,7 @@
               <w:rPr>
                 <w:sz w:val="17"/>
               </w:rPr>
-              <w:t>Type 2 — numeral plus supplied unit (X(milia))</w:t>
+              <w:t>Type 2, numeral plus supplied unit (X(milia))</w:t>
             </w:r>
           </w:p>
         </w:tc>
@@ -2349,7 +2029,7 @@
               <w:rPr>
                 <w:sz w:val="17"/>
               </w:rPr>
-              <w:t>numeral and unit stored separately; flagged out of the task</w:t>
+              <w:t>numeral and unit stored separately, flagged out of the task</w:t>
             </w:r>
           </w:p>
         </w:tc>
@@ -2364,7 +2044,7 @@
               <w:rPr>
                 <w:sz w:val="17"/>
               </w:rPr>
-              <w:t>Type 3 — numeral as word prefix (VI(vir))</w:t>
+              <w:t>Type 3, numeral as word prefix (VI(vir))</w:t>
             </w:r>
           </w:p>
         </w:tc>
@@ -2399,230 +2079,210 @@
     <w:p/>
     <w:p>
       <w:r>
-        <w:t xml:space="preserve">For Type 3 the gold label is the </w:t>
-      </w:r>
+        <w:t>For Type 3 the gold label is the surface form VIvir, never the Latin reading</w:t>
+      </w:r>
+    </w:p>
+    <w:p>
+      <w:r>
+        <w:t>sevir, which is confined to a normalisation column. A gold label must be</w:t>
+      </w:r>
+    </w:p>
+    <w:p>
+      <w:r>
+        <w:t>verifiable against the source and should not rest on a contested scholarly</w:t>
+      </w:r>
+    </w:p>
+    <w:p>
+      <w:r>
+        <w:t>reading. The same office is written both VI(vir) and IIIIII(vir); we keep</w:t>
+      </w:r>
+    </w:p>
+    <w:p>
+      <w:r>
+        <w:t>those distinct in the label and merge them only in normalisation.</w:t>
+      </w:r>
+    </w:p>
+    <w:p>
+      <w:r>
+        <w:t>We did not discard records dated after 700 AD. Inspecting all records dated</w:t>
+      </w:r>
+    </w:p>
+    <w:p>
+      <w:r>
+        <w:t>after 1000 AD individually, 19 of 21 prove correctly dated:</w:t>
+      </w:r>
+    </w:p>
+    <w:p>
+      <w:r>
+        <w:t>genuine early-medieval Christian epitaphs, a self-dated fifteenth-century Latin</w:t>
+      </w:r>
+    </w:p>
+    <w:p>
+      <w:r>
+        <w:t>inscription, an eighteenth-century Spanish one. Exactly two are demonstrably</w:t>
+      </w:r>
+    </w:p>
+    <w:p>
+      <w:r>
+        <w:t>mis-keyed, and each is flagged with its evidence rather than removed. A</w:t>
+      </w:r>
+    </w:p>
+    <w:p>
+      <w:r>
+        <w:t>threshold rule would have discarded nineteen genuine records.</w:t>
+      </w:r>
+    </w:p>
+    <w:p>
+      <w:pPr>
+        <w:pStyle w:val="Heading2"/>
+      </w:pPr>
+      <w:r>
+        <w:t>5.3 Splits</w:t>
+      </w:r>
+    </w:p>
+    <w:p>
+      <w:r>
+        <w:t>The primary split is 80/10/10 (1,140,108 / 139,591 / 139,580), grouped by</w:t>
+      </w:r>
+    </w:p>
+    <w:p>
+      <w:r>
+        <w:t>monument. Assignment uses a stable hash of the monument identifier rather than a</w:t>
+      </w:r>
+    </w:p>
+    <w:p>
+      <w:r>
+        <w:t>shuffle, so it depends on nothing but the seed and the identifier. Zero of</w:t>
+      </w:r>
+    </w:p>
+    <w:p>
+      <w:r>
+        <w:t>319,514 monument groups straddle the division.</w:t>
+      </w:r>
+    </w:p>
+    <w:p>
+      <w:r>
+        <w:t>Three provinces, Britannia, Mauretania Caesariensis, Pannonia inferior, are withheld entirely for a second split. We</w:t>
+      </w:r>
+    </w:p>
+    <w:p>
+      <w:r>
+        <w:t>chose one per genre regime as separated by the dominant reading of V, across</w:t>
+      </w:r>
+    </w:p>
+    <w:p>
+      <w:r>
+        <w:t>three geographically separated zones, each with a same-regime sister province</w:t>
+      </w:r>
+    </w:p>
+    <w:p>
+      <w:r>
+        <w:t>left in training so the test measures transfer rather than absence.</w:t>
+      </w:r>
+    </w:p>
+    <w:p>
+      <w:r>
+        <w:t>Alongside the primary test set we release sets targeting specific difficulties:</w:t>
+      </w:r>
+    </w:p>
+    <w:p>
+      <w:r>
+        <w:t>a lexical set restricted to keys whose expansions differ as words; a</w:t>
+      </w:r>
+    </w:p>
+    <w:p>
+      <w:r>
+        <w:t>discriminating variant additionally requiring the majority baseline to be wrong;</w:t>
+      </w:r>
+    </w:p>
+    <w:p>
+      <w:r>
+        <w:t>a rare-form set for keys seen fewer than ten times in training; a set of forms</w:t>
+      </w:r>
+    </w:p>
+    <w:p>
+      <w:r>
+        <w:t>unseen in training; and a de-duplicated variant discussed next.</w:t>
+      </w:r>
+    </w:p>
+    <w:p>
+      <w:r>
+        <w:t>Monument grouping does not prevent all leakage. 18,381 test rows</w:t>
+      </w:r>
+    </w:p>
+    <w:p>
+      <w:r>
+        <w:t>(13.17%) are byte-identical to a training row, context included, because</w:t>
+      </w:r>
+    </w:p>
+    <w:p>
+      <w:r>
+        <w:t>different monuments carry identical formulae and the context window is finite.</w:t>
+      </w:r>
+    </w:p>
+    <w:p>
+      <w:r>
+        <w:t>No identity-based grouping rule catches this, since the monuments genuinely</w:t>
+      </w:r>
+    </w:p>
+    <w:p>
+      <w:r>
+        <w:t>differ. Whether it constitutes leakage or is the domain, given that an</w:t>
+      </w:r>
+    </w:p>
+    <w:p>
+      <w:r>
+        <w:t>epigrapher reading D(is) M(anibus) for the thousandth time is also performing</w:t>
+      </w:r>
+    </w:p>
+    <w:p>
+      <w:r>
+        <w:t>lookup, we do not resolve. We publish both the full test set and the</w:t>
+      </w:r>
+    </w:p>
+    <w:p>
+      <w:r>
+        <w:t>de-duplicated variant, and report both.</w:t>
+      </w:r>
+    </w:p>
+    <w:p>
+      <w:pPr>
+        <w:pStyle w:val="Heading2"/>
+      </w:pPr>
+      <w:r>
+        <w:t>5.4 Ceilings</w:t>
+      </w:r>
+    </w:p>
+    <w:p>
+      <w:r>
+        <w:t>Our models operate by candidate ranking: for a given abbreviation the candidates</w:t>
+      </w:r>
+    </w:p>
+    <w:p>
+      <w:r>
+        <w:t>are the expansions observed for it in training. This keeps a lookup baseline and</w:t>
+      </w:r>
+    </w:p>
+    <w:p>
+      <w:r>
+        <w:t>a transformer comparable, since all score the same set, and it imposes ceilings</w:t>
+      </w:r>
+    </w:p>
+    <w:p>
+      <w:r>
+        <w:t>that must be reported alongside any accuracy.</w:t>
+      </w:r>
+    </w:p>
+    <w:p>
+      <w:r/>
       <w:r>
         <w:rPr>
           <w:b/>
         </w:rPr>
-        <w:t>surface form</w:t>
-      </w:r>
-      <w:r>
-        <w:t xml:space="preserve"> VIvir, never the Latin</w:t>
-      </w:r>
-    </w:p>
-    <w:p>
-      <w:r>
-        <w:t>reading sevir, which is confined to a normalisation column. A gold label must</w:t>
-      </w:r>
-    </w:p>
-    <w:p>
-      <w:r>
-        <w:t>be verifiable against the source, and should not rest on a contested scholarly</w:t>
-      </w:r>
-    </w:p>
-    <w:p>
-      <w:r>
-        <w:t>reading; the same office is written both VI(vir) and IIIIII(vir), and we</w:t>
-      </w:r>
-    </w:p>
-    <w:p>
-      <w:r>
-        <w:t>keep those distinct in the label and merge them only in normalisation.</w:t>
-      </w:r>
-    </w:p>
-    <w:p>
-      <w:r>
-        <w:t xml:space="preserve">We deliberately did </w:t>
-      </w:r>
-      <w:r>
-        <w:rPr>
-          <w:b/>
-        </w:rPr>
-        <w:t>not</w:t>
-      </w:r>
-      <w:r>
-        <w:t xml:space="preserve"> discard records dated after 700 AD. Inspecting all</w:t>
-      </w:r>
-    </w:p>
-    <w:p>
-      <w:r>
-        <w:t>records dated after 1000 AD individually, 19 of 21 prove to</w:t>
-      </w:r>
-    </w:p>
-    <w:p>
-      <w:r>
-        <w:t>be correctly dated — genuine early-medieval Christian epitaphs, a self-dated</w:t>
-      </w:r>
-    </w:p>
-    <w:p>
-      <w:r>
-        <w:t>fifteenth-century Latin inscription, an eighteenth-century Spanish one. Exactly</w:t>
-      </w:r>
-    </w:p>
-    <w:p>
-      <w:r>
-        <w:t>two are demonstrably mis-keyed, and each is flagged with its evidence rather</w:t>
-      </w:r>
-    </w:p>
-    <w:p>
-      <w:r>
-        <w:t>than removed. A threshold rule would have discarded nineteen genuine records.</w:t>
-      </w:r>
-    </w:p>
-    <w:p>
-      <w:pPr>
-        <w:pStyle w:val="Heading2"/>
-      </w:pPr>
-      <w:r>
-        <w:t>5.3 Splits</w:t>
-      </w:r>
-    </w:p>
-    <w:p>
-      <w:r>
-        <w:t>The primary split is 80/10/10 (1,140,108 / 139,591 / 139,580), grouped by</w:t>
-      </w:r>
-    </w:p>
-    <w:p>
-      <w:r>
-        <w:t>monument. Assignment uses a stable hash of the monument identifier rather than a</w:t>
-      </w:r>
-    </w:p>
-    <w:p>
-      <w:r>
-        <w:t>shuffle, so it depends on nothing but the seed and the identifier. Zero of</w:t>
-      </w:r>
-    </w:p>
-    <w:p>
-      <w:r>
-        <w:t>319,514 monument groups straddle the division.</w:t>
-      </w:r>
-    </w:p>
-    <w:p>
-      <w:r>
-        <w:t>Three provinces — Britannia, Mauretania Caesariensis, Pannonia inferior — are withheld entirely for a second split,</w:t>
-      </w:r>
-    </w:p>
-    <w:p>
-      <w:r>
-        <w:t>chosen one per genre regime as separated by the dominant reading of V, across</w:t>
-      </w:r>
-    </w:p>
-    <w:p>
-      <w:r>
-        <w:t>three geographically separated zones, each with a same-regime sister province</w:t>
-      </w:r>
-    </w:p>
-    <w:p>
-      <w:r>
-        <w:t>left in training so that the test measures transfer rather than absence.</w:t>
-      </w:r>
-    </w:p>
-    <w:p>
-      <w:r>
-        <w:t>Alongside the primary test set we release sets targeting specific difficulties:</w:t>
-      </w:r>
-    </w:p>
-    <w:p>
-      <w:r>
-        <w:t>a lexical set, restricted to keys whose expansions differ as words; a</w:t>
-      </w:r>
-    </w:p>
-    <w:p>
-      <w:r>
-        <w:t>discriminating variant of it, additionally requiring the majority baseline to be</w:t>
-      </w:r>
-    </w:p>
-    <w:p>
-      <w:r>
-        <w:t>wrong; a rare-form set, for keys seen fewer than ten times in training; a set of</w:t>
-      </w:r>
-    </w:p>
-    <w:p>
-      <w:r>
-        <w:t>forms unseen in training entirely; and a de-duplicated variant discussed below.</w:t>
-      </w:r>
-    </w:p>
-    <w:p>
-      <w:r/>
-      <w:r>
-        <w:rPr>
-          <w:b/>
-        </w:rPr>
-        <w:t>Monument grouping does not prevent all leakage, and we report the residue.</w:t>
-      </w:r>
-      <w:r/>
-    </w:p>
-    <w:p>
-      <w:r>
-        <w:t>18,381 test rows (13.17%) are byte-identical to a training row,</w:t>
-      </w:r>
-    </w:p>
-    <w:p>
-      <w:r>
-        <w:t>context included, because different monuments carry identical formulae and the</w:t>
-      </w:r>
-    </w:p>
-    <w:p>
-      <w:r>
-        <w:t>context window is finite. No identity-based grouping rule can catch this, since</w:t>
-      </w:r>
-    </w:p>
-    <w:p>
-      <w:r>
-        <w:t>the monuments genuinely differ. Whether it constitutes leakage or is simply the</w:t>
-      </w:r>
-    </w:p>
-    <w:p>
-      <w:r>
-        <w:t>domain — an epigrapher reading D(is) M(anibus) for the thousandth time is also</w:t>
-      </w:r>
-    </w:p>
-    <w:p>
-      <w:r>
-        <w:t>performing lookup — is a question we do not resolve. We therefore publish both</w:t>
-      </w:r>
-    </w:p>
-    <w:p>
-      <w:r>
-        <w:t>the full test set and the de-duplicated variant, and report both.</w:t>
-      </w:r>
-    </w:p>
-    <w:p>
-      <w:pPr>
-        <w:pStyle w:val="Heading2"/>
-      </w:pPr>
-      <w:r>
-        <w:t>5.4 Ceilings</w:t>
-      </w:r>
-    </w:p>
-    <w:p>
-      <w:r>
-        <w:t xml:space="preserve">Our models operate by </w:t>
-      </w:r>
-      <w:r>
-        <w:rPr>
-          <w:b/>
-        </w:rPr>
-        <w:t>candidate ranking</w:t>
-      </w:r>
-      <w:r>
-        <w:t>: for a given abbreviation the</w:t>
-      </w:r>
-    </w:p>
-    <w:p>
-      <w:r>
-        <w:t>candidates are the expansions observed for it in training. This keeps a lookup</w:t>
-      </w:r>
-    </w:p>
-    <w:p>
-      <w:r>
-        <w:t>baseline and a transformer comparable, since all score the same set, but it</w:t>
-      </w:r>
-    </w:p>
-    <w:p>
-      <w:r>
-        <w:t>imposes ceilings that must be reported alongside any accuracy:</w:t>
+        <w:t>Table 3.</w:t>
+      </w:r>
+      <w:r>
+        <w:t xml:space="preserve"> Ceilings imposed by candidate ranking.</w:t>
       </w:r>
     </w:p>
     <w:tbl>
@@ -2753,26 +2413,17 @@
     <w:p/>
     <w:p>
       <w:r>
-        <w:t xml:space="preserve">The unseen-form set is </w:t>
-      </w:r>
-      <w:r>
-        <w:rPr>
-          <w:b/>
-        </w:rPr>
-        <w:t>unanswerable by construction</w:t>
-      </w:r>
-      <w:r>
-        <w:t>: every key in it is</w:t>
-      </w:r>
-    </w:p>
-    <w:p>
-      <w:r>
-        <w:t>absent from training, so no candidate exists. Reporting accuracy on these sets</w:t>
-      </w:r>
-    </w:p>
-    <w:p>
-      <w:r>
-        <w:t>without their ceilings would misrepresent every model evaluated on them.</w:t>
+        <w:t>The unseen-form set is unanswerable by construction. Every key in it is absent</w:t>
+      </w:r>
+    </w:p>
+    <w:p>
+      <w:r>
+        <w:t>from training, so no candidate exists. Reporting accuracy on these sets without</w:t>
+      </w:r>
+    </w:p>
+    <w:p>
+      <w:r>
+        <w:t>their ceilings misrepresents every model evaluated on them.</w:t>
       </w:r>
     </w:p>
     <w:p>
@@ -2898,7 +2549,7 @@
         <w:pStyle w:val="Heading1"/>
       </w:pPr>
       <w:r>
-        <w:t>6 Artifacts and bias</w:t>
+        <w:t>6. Artifacts and bias</w:t>
       </w:r>
     </w:p>
     <w:p>
@@ -2916,64 +2567,32 @@
     </w:p>
     <w:p>
       <w:r>
-        <w:t>corpus costs only volume; one that removes a stratum changes what the dataset</w:t>
-      </w:r>
-    </w:p>
-    <w:p>
-      <w:r>
-        <w:t>says while looking like hygiene. Pooled across all ten exclusion reasons, the</w:t>
-      </w:r>
-    </w:p>
-    <w:p>
-      <w:r>
-        <w:t>dropped material differs from the retained material by province TVD</w:t>
-      </w:r>
-    </w:p>
-    <w:p>
-      <w:r>
-        <w:t>0.131 against a bootstrap null p95 of 0.012</w:t>
-      </w:r>
-    </w:p>
-    <w:p>
-      <w:r>
-        <w:t>(</w:t>
-      </w:r>
-      <w:r>
-        <w:rPr>
-          <w:b/>
-        </w:rPr>
-        <w:t>11.1×</w:t>
-      </w:r>
-      <w:r>
-        <w:t xml:space="preserve">) and </w:t>
-      </w:r>
-      <w:r>
-        <w:rPr>
-          <w:b/>
-        </w:rPr>
-        <w:t>century TVD 0.097</w:t>
-      </w:r>
-      <w:r>
-        <w:t xml:space="preserve"> against 0.006</w:t>
-      </w:r>
-    </w:p>
-    <w:p>
-      <w:r>
-        <w:t>(</w:t>
-      </w:r>
-      <w:r>
-        <w:rPr>
-          <w:b/>
-        </w:rPr>
-        <w:t>16.3×</w:t>
-      </w:r>
-      <w:r>
-        <w:t>). Dropped texts average 504 characters against</w:t>
-      </w:r>
-    </w:p>
-    <w:p>
-      <w:r>
-        <w:t>280 for retained ones.</w:t>
+        <w:t>corpus costs volume; one that removes a stratum changes what the dataset says</w:t>
+      </w:r>
+    </w:p>
+    <w:p>
+      <w:r>
+        <w:t>while looking like hygiene. Pooled across all ten exclusion reasons, the dropped</w:t>
+      </w:r>
+    </w:p>
+    <w:p>
+      <w:r>
+        <w:t>material differs from the retained material by province TVD 0.131</w:t>
+      </w:r>
+    </w:p>
+    <w:p>
+      <w:r>
+        <w:t>against a bootstrap null p95 of 0.012 (11.1×) and century TVD</w:t>
+      </w:r>
+    </w:p>
+    <w:p>
+      <w:r>
+        <w:t>0.097 against 0.006 (16.3×). Dropped texts average</w:t>
+      </w:r>
+    </w:p>
+    <w:p>
+      <w:r>
+        <w:t>504 characters against 280 for retained ones.</w:t>
       </w:r>
     </w:p>
     <w:p>
@@ -2983,91 +2602,67 @@
     </w:p>
     <w:p>
       <w:r>
-        <w:t>material, and preferentially retains short, well-preserved, western,</w:t>
-      </w:r>
-    </w:p>
-    <w:p>
-      <w:r>
-        <w:t>early-imperial material. The exclusion is reshaping the dataset, not filtering</w:t>
-      </w:r>
-    </w:p>
-    <w:p>
-      <w:r>
-        <w:t>it, and any study of regional or diachronic variation conducted on the</w:t>
-      </w:r>
-    </w:p>
-    <w:p>
-      <w:r>
-        <w:t>retained material inherits that reshaping.</w:t>
-      </w:r>
-    </w:p>
-    <w:p>
-      <w:r>
-        <w:t>We record one methodological trap encountered here, since it is easy to fall</w:t>
-      </w:r>
-    </w:p>
-    <w:p>
-      <w:r>
-        <w:t>into. Total variation distance is biased upward by sampling noise, severely so</w:t>
-      </w:r>
-    </w:p>
-    <w:p>
-      <w:r>
-        <w:t>at small n: the null p95 in our data is 0.012 at n = 253,256 but 0.586 at n =</w:t>
-      </w:r>
-    </w:p>
-    <w:p>
-      <w:r>
-        <w:t>19. An absolute threshold applied uniformly declares small categories</w:t>
-      </w:r>
-    </w:p>
-    <w:p>
-      <w:r>
-        <w:t>distributionally skewed when noise alone produces the observed value. Bias must</w:t>
-      </w:r>
-    </w:p>
-    <w:p>
-      <w:r>
-        <w:t>be assessed against a null computed at each category's own sample size.</w:t>
-      </w:r>
-    </w:p>
-    <w:p>
-      <w:r>
-        <w:t>A second trap concerns ordering. Filter chains that stop at the first matching</w:t>
-      </w:r>
-    </w:p>
-    <w:p>
-      <w:r>
-        <w:t xml:space="preserve">reason report </w:t>
-      </w:r>
-      <w:r>
-        <w:rPr>
-          <w:b/>
-        </w:rPr>
-        <w:t>first-match</w:t>
-      </w:r>
-      <w:r>
-        <w:t xml:space="preserve"> counts rather than category membership, so a</w:t>
-      </w:r>
-    </w:p>
-    <w:p>
-      <w:r>
-        <w:t>category tested late is systematically undercounted — in our case by 22% and</w:t>
-      </w:r>
-    </w:p>
-    <w:p>
-      <w:r>
-        <w:t>50% for two categories. Most of the apparent effect is mechanical and should not</w:t>
-      </w:r>
-    </w:p>
-    <w:p>
-      <w:r>
-        <w:t>be reported as a finding, but the two genuine undercounts would otherwise</w:t>
-      </w:r>
-    </w:p>
-    <w:p>
-      <w:r>
-        <w:t>propagate silently.</w:t>
+        <w:t>material and preferentially retains short, well-preserved, western,</w:t>
+      </w:r>
+    </w:p>
+    <w:p>
+      <w:r>
+        <w:t>early-imperial material. Any study of regional or diachronic variation conducted</w:t>
+      </w:r>
+    </w:p>
+    <w:p>
+      <w:r>
+        <w:t>on the retained material inherits that reshaping.</w:t>
+      </w:r>
+    </w:p>
+    <w:p>
+      <w:r>
+        <w:t>Two methodological traps are easy to fall into here. Total variation distance is</w:t>
+      </w:r>
+    </w:p>
+    <w:p>
+      <w:r>
+        <w:t>biased upward by sampling noise, severely so at small n: the null p95 in our</w:t>
+      </w:r>
+    </w:p>
+    <w:p>
+      <w:r>
+        <w:t>data is 0.012 at n = 253,256 and 0.586 at n = 19. An absolute threshold applied</w:t>
+      </w:r>
+    </w:p>
+    <w:p>
+      <w:r>
+        <w:t>uniformly declares small categories skewed when noise alone produces the</w:t>
+      </w:r>
+    </w:p>
+    <w:p>
+      <w:r>
+        <w:t>observed value, so bias must be assessed against a null computed at each</w:t>
+      </w:r>
+    </w:p>
+    <w:p>
+      <w:r>
+        <w:t>category's own sample size. Second, filter chains that stop at the first</w:t>
+      </w:r>
+    </w:p>
+    <w:p>
+      <w:r>
+        <w:t>matching reason report first-match counts rather than category membership, so a</w:t>
+      </w:r>
+    </w:p>
+    <w:p>
+      <w:r>
+        <w:t>category tested late is undercounted, in our case by 22% and 50% for two</w:t>
+      </w:r>
+    </w:p>
+    <w:p>
+      <w:r>
+        <w:t>categories. Most of that effect is mechanical and should not be reported as a</w:t>
+      </w:r>
+    </w:p>
+    <w:p>
+      <w:r>
+        <w:t>finding, but the two genuine undercounts would otherwise propagate silently.</w:t>
       </w:r>
     </w:p>
     <w:p>
@@ -3080,65 +2675,32 @@
     </w:p>
     <w:p>
       <w:r>
-        <w:t>Since the labels are editorial, it is worth quantifying how editorial they are.</w:t>
-      </w:r>
-    </w:p>
-    <w:p>
-      <w:r>
         <w:t>For every token excluded as bracket markup we compute the share of the</w:t>
       </w:r>
     </w:p>
     <w:p>
-      <w:r/>
-      <w:r>
-        <w:rPr>
-          <w:b/>
-        </w:rPr>
-        <w:t>abbreviation's own letters</w:t>
-      </w:r>
-      <w:r>
-        <w:t xml:space="preserve"> that fall inside an editorial restoration.</w:t>
-      </w:r>
-    </w:p>
-    <w:p>
-      <w:r/>
-      <w:r>
-        <w:rPr>
-          <w:b/>
-        </w:rPr>
-        <w:t>63.25%</w:t>
-      </w:r>
-      <w:r>
-        <w:t xml:space="preserve"> of such tokens have a wholly editorial abbreviation — the</w:t>
-      </w:r>
-    </w:p>
-    <w:p>
-      <w:r>
-        <w:t>editor inferred the letters and the expansion of the letters they inferred —</w:t>
-      </w:r>
-    </w:p>
-    <w:p>
-      <w:r>
-        <w:t xml:space="preserve">and only </w:t>
-      </w:r>
-      <w:r>
-        <w:rPr>
-          <w:b/>
-        </w:rPr>
-        <w:t>1.35%</w:t>
-      </w:r>
-      <w:r>
-        <w:t xml:space="preserve"> are fully attested. Any recovery of this material</w:t>
-      </w:r>
-    </w:p>
-    <w:p>
-      <w:r>
-        <w:t>into a training set would import that circularity, and it must never enter a</w:t>
-      </w:r>
-    </w:p>
-    <w:p>
-      <w:r>
-        <w:t>test set.</w:t>
+      <w:r>
+        <w:t>abbreviation's own letters falling inside an editorial restoration.</w:t>
+      </w:r>
+    </w:p>
+    <w:p>
+      <w:r>
+        <w:t>63.25% of such tokens have a wholly editorial abbreviation, where the</w:t>
+      </w:r>
+    </w:p>
+    <w:p>
+      <w:r>
+        <w:t>editor inferred the letters and then the expansion of the letters they inferred,</w:t>
+      </w:r>
+    </w:p>
+    <w:p>
+      <w:r>
+        <w:t>and only 1.35% are fully attested. Recovering this material into a</w:t>
+      </w:r>
+    </w:p>
+    <w:p>
+      <w:r>
+        <w:t>training set imports that circularity, and it must never enter a test set.</w:t>
       </w:r>
     </w:p>
     <w:p>
@@ -3156,12 +2718,12 @@
     </w:p>
     <w:p>
       <w:r>
-        <w:t>(0.96%) carry an expansion that differs from another row presenting</w:t>
-      </w:r>
-    </w:p>
-    <w:p>
-      <w:r>
-        <w:t>the same evidence. The disagreements mix apparent keying errors with genuine</w:t>
+        <w:t>(0.96%) carry an expansion differing from another row that presents the</w:t>
+      </w:r>
+    </w:p>
+    <w:p>
+      <w:r>
+        <w:t>same evidence. The disagreements mix apparent keying errors with genuine</w:t>
       </w:r>
     </w:p>
     <w:p>
@@ -3170,65 +2732,53 @@
       </w:r>
     </w:p>
     <w:p>
-      <w:r/>
-      <w:r>
-        <w:rPr>
-          <w:b/>
-        </w:rPr>
-        <w:t>floor</w:t>
-      </w:r>
-      <w:r>
-        <w:t>: the rule catches only disagreements where the surrounding context</w:t>
-      </w:r>
-    </w:p>
-    <w:p>
-      <w:r>
-        <w:t>matches exactly.</w:t>
-      </w:r>
-    </w:p>
-    <w:p>
-      <w:r>
-        <w:t>Separately, 66.4% of distinct expansion forms also occur in the</w:t>
-      </w:r>
-    </w:p>
-    <w:p>
-      <w:r>
-        <w:t>corpus as uncontracted plain text — vixit appears 31,388 times as an</w:t>
-      </w:r>
-    </w:p>
-    <w:p>
-      <w:r>
-        <w:t>expansion and 25,244 times carved in full. This is variation between stones</w:t>
-      </w:r>
-    </w:p>
-    <w:p>
-      <w:r>
-        <w:t>rather than editorial inconsistency, and we resist the stronger reading. What it</w:t>
-      </w:r>
-    </w:p>
-    <w:p>
-      <w:r>
-        <w:t>does establish is the task's real definition. The dataset consists entirely of</w:t>
-      </w:r>
-    </w:p>
-    <w:p>
-      <w:r>
-        <w:t>cases where an editor judged an abbreviation to be present, so the task is</w:t>
-      </w:r>
-    </w:p>
-    <w:p>
-      <w:r>
-        <w:t>properly stated as given that an editor marked this abbreviated, what did they</w:t>
-      </w:r>
-    </w:p>
-    <w:p>
-      <w:r>
-        <w:t>expand it to — a narrower and more edition-dependent question than "expand</w:t>
-      </w:r>
-    </w:p>
-    <w:p>
-      <w:r>
-        <w:t>Latin epigraphic abbreviations", and one that should be stated as such.</w:t>
+      <w:r>
+        <w:t>floor: the rule catches only disagreements where the surrounding context matches</w:t>
+      </w:r>
+    </w:p>
+    <w:p>
+      <w:r>
+        <w:t>exactly.</w:t>
+      </w:r>
+    </w:p>
+    <w:p>
+      <w:r>
+        <w:t>Separately, 66.4% of distinct expansion forms also occur in the corpus</w:t>
+      </w:r>
+    </w:p>
+    <w:p>
+      <w:r>
+        <w:t>as uncontracted plain text. Vixit appears 31,388 times as an expansion and</w:t>
+      </w:r>
+    </w:p>
+    <w:p>
+      <w:r>
+        <w:t>25,244 times carved in full. That is variation between stones rather than</w:t>
+      </w:r>
+    </w:p>
+    <w:p>
+      <w:r>
+        <w:t>editorial inconsistency, and we resist the stronger reading. It does fix the</w:t>
+      </w:r>
+    </w:p>
+    <w:p>
+      <w:r>
+        <w:t>task's real definition. The dataset consists entirely of cases where an editor</w:t>
+      </w:r>
+    </w:p>
+    <w:p>
+      <w:r>
+        <w:t>judged an abbreviation present, so the task is properly stated as given that an</w:t>
+      </w:r>
+    </w:p>
+    <w:p>
+      <w:r>
+        <w:t>editor marked this abbreviated, what did they expand it to, a narrower and more</w:t>
+      </w:r>
+    </w:p>
+    <w:p>
+      <w:r>
+        <w:t>edition-dependent question than "expand Latin epigraphic abbreviations".</w:t>
       </w:r>
     </w:p>
     <w:p>
@@ -3418,7 +2968,7 @@
         <w:pStyle w:val="Heading1"/>
       </w:pPr>
       <w:r>
-        <w:t>7 Experimental setup</w:t>
+        <w:t>7. Experimental setup</w:t>
       </w:r>
     </w:p>
     <w:p>
@@ -3437,9 +2987,7 @@
       </w:r>
     </w:p>
     <w:p>
-      <w:r>
-        <w:t xml:space="preserve">- </w:t>
-      </w:r>
+      <w:r/>
       <w:r>
         <w:rPr>
           <w:b/>
@@ -3447,17 +2995,12 @@
         <w:t>M1</w:t>
       </w:r>
       <w:r>
-        <w:t>, a most-frequent-expansion lookup (57,054 parameters). The</w:t>
-      </w:r>
-    </w:p>
-    <w:p>
-      <w:r>
-        <w:t xml:space="preserve">  floor, and trivially reproducible.</w:t>
-      </w:r>
-    </w:p>
-    <w:p>
-      <w:r>
-        <w:t xml:space="preserve">- </w:t>
+        <w:t>, a most-frequent-expansion lookup (57,054 parameters), is the</w:t>
+      </w:r>
+    </w:p>
+    <w:p>
+      <w:r>
+        <w:t xml:space="preserve">floor and trivially reproducible. </w:t>
       </w:r>
       <w:r>
         <w:rPr>
@@ -3466,32 +3009,27 @@
         <w:t>M2</w:t>
       </w:r>
       <w:r>
-        <w:t>, a logistic-regression candidate re-ranker (1,048,580 parameters)</w:t>
-      </w:r>
-    </w:p>
-    <w:p>
-      <w:r>
-        <w:t xml:space="preserve">  over character n-grams of the abbreviation, context words on both sides, and</w:t>
-      </w:r>
-    </w:p>
-    <w:p>
-      <w:r>
-        <w:t xml:space="preserve">  conditioning counts, all conjoined with the candidate — a feature that does</w:t>
-      </w:r>
-    </w:p>
-    <w:p>
-      <w:r>
-        <w:t xml:space="preserve">  not mention the candidate cannot discriminate between candidates of the same</w:t>
-      </w:r>
-    </w:p>
-    <w:p>
-      <w:r>
-        <w:t xml:space="preserve">  row.</w:t>
-      </w:r>
-    </w:p>
-    <w:p>
-      <w:r>
-        <w:t xml:space="preserve">- </w:t>
+        <w:t xml:space="preserve"> is a logistic-regression candidate</w:t>
+      </w:r>
+    </w:p>
+    <w:p>
+      <w:r>
+        <w:t>re-ranker (1,048,580 parameters) over character n-grams of the abbreviation,</w:t>
+      </w:r>
+    </w:p>
+    <w:p>
+      <w:r>
+        <w:t>context words on both sides, and conditioning counts, all conjoined with the</w:t>
+      </w:r>
+    </w:p>
+    <w:p>
+      <w:r>
+        <w:t>candidate, since a feature that does not mention the candidate cannot</w:t>
+      </w:r>
+    </w:p>
+    <w:p>
+      <w:r>
+        <w:t xml:space="preserve">discriminate between candidates of the same row. </w:t>
       </w:r>
       <w:r>
         <w:rPr>
@@ -3500,107 +3038,85 @@
         <w:t>M3</w:t>
       </w:r>
       <w:r>
-        <w:t>, a fine-tuned Latin encoder, bowphs/LaBerta (137,180,135</w:t>
-      </w:r>
-    </w:p>
-    <w:p>
-      <w:r>
-        <w:t xml:space="preserve">  parameters), with a mean-pooled classification head scored at inference</w:t>
-      </w:r>
-    </w:p>
-    <w:p>
-      <w:r>
-        <w:t xml:space="preserve">  against the same candidate set.</w:t>
-      </w:r>
-    </w:p>
-    <w:p>
-      <w:r>
-        <w:t xml:space="preserve">The conditions are </w:t>
-      </w:r>
+        <w:t xml:space="preserve"> fine-tunes a Latin</w:t>
+      </w:r>
+    </w:p>
+    <w:p>
+      <w:r>
+        <w:t>encoder, bowphs/LaBerta (137,180,135 parameters), with a mean-pooled</w:t>
+      </w:r>
+    </w:p>
+    <w:p>
+      <w:r>
+        <w:t>classification head scored at inference against the same candidate set.</w:t>
+      </w:r>
+    </w:p>
+    <w:p>
+      <w:r>
+        <w:t>The conditions are C1, local text only; C2, adding province; and C3, adding</w:t>
+      </w:r>
+    </w:p>
+    <w:p>
+      <w:r>
+        <w:t>province and century. For M3 the conditions are injected as text prefixes, so</w:t>
+      </w:r>
+    </w:p>
+    <w:p>
+      <w:r>
+        <w:t>the only thing that varies is what the model is told.</w:t>
+      </w:r>
+    </w:p>
+    <w:p>
+      <w:r>
+        <w:t>Two deviations from the intended protocol. M3 was trained on</w:t>
+      </w:r>
+    </w:p>
+    <w:p>
+      <w:r>
+        <w:t>100,000 rows, 8.8% of the training split, at a single seed, for</w:t>
+      </w:r>
+    </w:p>
+    <w:p>
+      <w:r>
+        <w:t>compute reasons; its seed variance is unmeasured and its accuracy is a lower</w:t>
+      </w:r>
+    </w:p>
+    <w:p>
+      <w:r>
+        <w:t>bound. And we rejected a pretrained encoder considered first because loading it</w:t>
+      </w:r>
+    </w:p>
+    <w:p>
+      <w:r>
+        <w:t>required executing code downloaded from the model repository.</w:t>
+      </w:r>
+    </w:p>
+    <w:p>
+      <w:pPr>
+        <w:pStyle w:val="Heading1"/>
+      </w:pPr>
+      <w:r>
+        <w:t>8. Results</w:t>
+      </w:r>
+    </w:p>
+    <w:p>
+      <w:pPr>
+        <w:pStyle w:val="Heading2"/>
+      </w:pPr>
+      <w:r>
+        <w:t>8.1 The context conditions</w:t>
+      </w:r>
+    </w:p>
+    <w:p>
+      <w:r/>
       <w:r>
         <w:rPr>
           <w:b/>
         </w:rPr>
-        <w:t>C1</w:t>
-      </w:r>
-      <w:r>
-        <w:t xml:space="preserve">, local text only; </w:t>
-      </w:r>
-      <w:r>
-        <w:rPr>
-          <w:b/>
-        </w:rPr>
-        <w:t>C2</w:t>
-      </w:r>
-      <w:r>
-        <w:t xml:space="preserve">, adding province; and </w:t>
-      </w:r>
-      <w:r>
-        <w:rPr>
-          <w:b/>
-        </w:rPr>
-        <w:t>C3</w:t>
-      </w:r>
-      <w:r>
-        <w:t>,</w:t>
-      </w:r>
-    </w:p>
-    <w:p>
-      <w:r>
-        <w:t>adding province and century. For M3 the conditions are injected as text</w:t>
-      </w:r>
-    </w:p>
-    <w:p>
-      <w:r>
-        <w:t>prefixes, so the only thing that varies is what the model is told.</w:t>
-      </w:r>
-    </w:p>
-    <w:p>
-      <w:r>
-        <w:t>Two deviations from the intended protocol are recorded. M3 was trained on</w:t>
-      </w:r>
-    </w:p>
-    <w:p>
-      <w:r/>
-      <w:r>
-        <w:rPr>
-          <w:b/>
-        </w:rPr>
-        <w:t>100,000</w:t>
-      </w:r>
-      <w:r>
-        <w:t xml:space="preserve"> rows — 8.8% of the training split — at a single seed,</w:t>
-      </w:r>
-    </w:p>
-    <w:p>
-      <w:r>
-        <w:t>for compute reasons; its seed variance is therefore unmeasured and its accuracy</w:t>
-      </w:r>
-    </w:p>
-    <w:p>
-      <w:r>
-        <w:t>is a lower bound. And a pretrained encoder considered first was rejected because</w:t>
-      </w:r>
-    </w:p>
-    <w:p>
-      <w:r>
-        <w:t>loading it required executing code downloaded from the model repository.</w:t>
-      </w:r>
-    </w:p>
-    <w:p>
-      <w:pPr>
-        <w:pStyle w:val="Heading1"/>
-      </w:pPr>
-      <w:r>
-        <w:t>8 Results</w:t>
-      </w:r>
-    </w:p>
-    <w:p>
-      <w:pPr>
-        <w:pStyle w:val="Heading2"/>
-      </w:pPr>
-      <w:r>
-        <w:t>8.1 The context conditions</w:t>
+        <w:t>Table 4.</w:t>
+      </w:r>
+      <w:r>
+        <w:t xml:space="preserve"> Accuracy on the primary test set, mean over seeds.</w:t>
       </w:r>
     </w:p>
     <w:tbl>
@@ -3892,118 +3408,123 @@
     </w:tbl>
     <w:p/>
     <w:p>
+      <w:r>
+        <w:t>The hypothesis fails. Province and century gain +0.0833 for a model that</w:t>
+      </w:r>
+    </w:p>
+    <w:p>
+      <w:r>
+        <w:t>cannot read the surrounding text and nothing for either model that can. M1's</w:t>
+      </w:r>
+    </w:p>
+    <w:p>
+      <w:r>
+        <w:t>gain far exceeds its seed variance; both text-reading models show a small</w:t>
+      </w:r>
+    </w:p>
+    <w:p>
+      <w:r>
+        <w:t>negative delta.</w:t>
+      </w:r>
+    </w:p>
+    <w:p>
+      <w:r>
+        <w:t>Province acts as a proxy for textual context rather than as independent</w:t>
+      </w:r>
+    </w:p>
+    <w:p>
+      <w:r>
+        <w:t>information. A model with access only to the abbreviation and its metadata</w:t>
+      </w:r>
+    </w:p>
+    <w:p>
+      <w:r>
+        <w:t>benefits from being told the province, because province correlates with genre</w:t>
+      </w:r>
+    </w:p>
+    <w:p>
+      <w:r>
+        <w:t>and genre determines the reading. A model that sees the adjacent words already</w:t>
+      </w:r>
+    </w:p>
+    <w:p>
+      <w:r>
+        <w:t>has that information more directly, so the province feature contributes little</w:t>
+      </w:r>
+    </w:p>
+    <w:p>
+      <w:r>
+        <w:t>while costing capacity.</w:t>
+      </w:r>
+    </w:p>
+    <w:p>
+      <w:pPr>
+        <w:pStyle w:val="Heading2"/>
+      </w:pPr>
+      <w:r>
+        <w:t>8.2 The association is real; the transfer is not</w:t>
+      </w:r>
+    </w:p>
+    <w:p>
+      <w:r>
+        <w:t>The province signal exists, and it is strong. Normalised mutual information</w:t>
+      </w:r>
+    </w:p>
+    <w:p>
+      <w:r>
+        <w:t>between province and expansion choice for V is 0.3709, about</w:t>
+      </w:r>
+    </w:p>
+    <w:p>
+      <w:r>
+        <w:t>12.2× a permutation null computed at the level of whole inscriptions</w:t>
+      </w:r>
+    </w:p>
+    <w:p>
+      <w:r>
+        <w:t>rather than pairs, which is the conservative choice since pairs from one stone</w:t>
+      </w:r>
+    </w:p>
+    <w:p>
+      <w:r>
+        <w:t>are not independent. The association survives both cleaning and the restoration</w:t>
+      </w:r>
+    </w:p>
+    <w:p>
+      <w:r>
+        <w:t>of the excluded strata described in Section 6.1. The underlying distributions</w:t>
+      </w:r>
+    </w:p>
+    <w:p>
+      <w:r>
+        <w:t>are unambiguous: in Numidia V is vixit in 93% of cases, and in Pannonia</w:t>
+      </w:r>
+    </w:p>
+    <w:p>
+      <w:r>
+        <w:t>superior it is votum in 67%.</w:t>
+      </w:r>
+    </w:p>
+    <w:p>
+      <w:r>
+        <w:t>The signal does not transfer. Retraining without the three withheld provinces</w:t>
+      </w:r>
+    </w:p>
+    <w:p>
+      <w:r>
+        <w:t>and testing on exactly those provinces:</w:t>
+      </w:r>
+    </w:p>
+    <w:p>
       <w:r/>
       <w:r>
         <w:rPr>
           <w:b/>
         </w:rPr>
-        <w:t>The hypothesis fails.</w:t>
-      </w:r>
-      <w:r>
-        <w:t xml:space="preserve"> Province and century are worth +0.0833 to a model</w:t>
-      </w:r>
-    </w:p>
-    <w:p>
-      <w:r>
-        <w:t>that cannot read the surrounding text and nothing to either model that can. M1's</w:t>
-      </w:r>
-    </w:p>
-    <w:p>
-      <w:r>
-        <w:t>gain is large and far exceeds its seed variance; both text-reading models show a</w:t>
-      </w:r>
-    </w:p>
-    <w:p>
-      <w:r>
-        <w:t>small negative delta instead.</w:t>
-      </w:r>
-    </w:p>
-    <w:p>
-      <w:r>
-        <w:t>The interpretation is that province is a proxy for textual context rather than</w:t>
-      </w:r>
-    </w:p>
-    <w:p>
-      <w:r>
-        <w:t>independent information. A model with access only to the abbreviation and its</w:t>
-      </w:r>
-    </w:p>
-    <w:p>
-      <w:r>
-        <w:t>metadata benefits substantially from being told the province, because province</w:t>
-      </w:r>
-    </w:p>
-    <w:p>
-      <w:r>
-        <w:t>correlates with genre and genre determines the reading. A model that can see the</w:t>
-      </w:r>
-    </w:p>
-    <w:p>
-      <w:r>
-        <w:t>adjacent words already has that information more directly, and the province</w:t>
-      </w:r>
-    </w:p>
-    <w:p>
-      <w:r>
-        <w:t>feature then contributes little while costing capacity.</w:t>
-      </w:r>
-    </w:p>
-    <w:p>
-      <w:pPr>
-        <w:pStyle w:val="Heading2"/>
-      </w:pPr>
-      <w:r>
-        <w:t>8.2 The association is real; the transfer is not</w:t>
-      </w:r>
-    </w:p>
-    <w:p>
-      <w:r>
-        <w:t>It would be wrong to conclude that the province signal does not exist. It does,</w:t>
-      </w:r>
-    </w:p>
-    <w:p>
-      <w:r>
-        <w:t>and strongly. Normalised mutual information between province and expansion</w:t>
-      </w:r>
-    </w:p>
-    <w:p>
-      <w:r>
-        <w:t>choice for V is 0.3709, some 12.2× a permutation null computed at</w:t>
-      </w:r>
-    </w:p>
-    <w:p>
-      <w:r>
-        <w:t>the level of whole inscriptions rather than pairs — the conservative choice,</w:t>
-      </w:r>
-    </w:p>
-    <w:p>
-      <w:r>
-        <w:t>since pairs from one stone are not independent. The association survives both</w:t>
-      </w:r>
-    </w:p>
-    <w:p>
-      <w:r>
-        <w:t>cleaning and the restoration of the excluded strata described in Section 6.1.</w:t>
-      </w:r>
-    </w:p>
-    <w:p>
-      <w:r>
-        <w:t>The underlying distributions are unambiguous: in Numidia V is vixit in 93%</w:t>
-      </w:r>
-    </w:p>
-    <w:p>
-      <w:r>
-        <w:t>of cases, while in Pannonia superior it is votum in 67%.</w:t>
-      </w:r>
-    </w:p>
-    <w:p>
-      <w:r>
-        <w:t>What the signal does not do is transfer. Retraining without the three withheld</w:t>
-      </w:r>
-    </w:p>
-    <w:p>
-      <w:r>
-        <w:t>provinces and testing on exactly those provinces:</w:t>
+        <w:t>Table 5.</w:t>
+      </w:r>
+      <w:r>
+        <w:t xml:space="preserve"> M1 trained without the withheld provinces, evaluated on them.</w:t>
       </w:r>
     </w:p>
     <w:tbl>
@@ -4160,82 +3681,73 @@
     </w:tbl>
     <w:p/>
     <w:p>
+      <w:r>
+        <w:t>Zero to four decimal places, across all seeds. M1's province conditioning is a</w:t>
+      </w:r>
+    </w:p>
+    <w:p>
+      <w:r>
+        <w:t>lookup table keyed on province, and for a province absent from training the</w:t>
+      </w:r>
+    </w:p>
+    <w:p>
+      <w:r>
+        <w:t>table is empty, so the conditioned model backs off to the unconditioned one. The</w:t>
+      </w:r>
+    </w:p>
+    <w:p>
+      <w:r>
+        <w:t>gain observed on the primary test set is memorisation of province-specific</w:t>
+      </w:r>
+    </w:p>
+    <w:p>
+      <w:r>
+        <w:t>distributions, not a transferable generalisation about Latin.</w:t>
+      </w:r>
+    </w:p>
+    <w:p>
+      <w:r>
+        <w:t>A held-out province split is required to see this. Evaluated pooled, province</w:t>
+      </w:r>
+    </w:p>
+    <w:p>
+      <w:r>
+        <w:t>conditioning looks like knowledge. Our own first version of this experiment</w:t>
+      </w:r>
+    </w:p>
+    <w:p>
+      <w:r>
+        <w:t>trained on a split containing the withheld provinces and reported the opposite</w:t>
+      </w:r>
+    </w:p>
+    <w:p>
+      <w:r>
+        <w:t>conclusion. We caught it only because held-out accuracy came out implausibly</w:t>
+      </w:r>
+    </w:p>
+    <w:p>
+      <w:r>
+        <w:t>above primary-test accuracy.</w:t>
+      </w:r>
+    </w:p>
+    <w:p>
+      <w:pPr>
+        <w:pStyle w:val="Heading2"/>
+      </w:pPr>
+      <w:r>
+        <w:t>8.3 Cost</w:t>
+      </w:r>
+    </w:p>
+    <w:p>
       <w:r/>
       <w:r>
         <w:rPr>
           <w:b/>
         </w:rPr>
-        <w:t>Exactly zero, to four decimal places, across all seeds.</w:t>
-      </w:r>
-      <w:r>
-        <w:t xml:space="preserve"> The mechanism is</w:t>
-      </w:r>
-    </w:p>
-    <w:p>
-      <w:r>
-        <w:t>plain once stated: M1's province conditioning is a lookup table keyed on</w:t>
-      </w:r>
-    </w:p>
-    <w:p>
-      <w:r>
-        <w:t>province, and for a province absent from training the table is empty, so the</w:t>
-      </w:r>
-    </w:p>
-    <w:p>
-      <w:r>
-        <w:t>conditioned model backs off to the unconditioned one. The gain observed on the</w:t>
-      </w:r>
-    </w:p>
-    <w:p>
-      <w:r>
-        <w:t xml:space="preserve">primary test set is </w:t>
-      </w:r>
-      <w:r>
-        <w:rPr>
-          <w:b/>
-        </w:rPr>
-        <w:t>memorisation of province-specific distributions</w:t>
-      </w:r>
-      <w:r>
-        <w:t>, not a</w:t>
-      </w:r>
-    </w:p>
-    <w:p>
-      <w:r>
-        <w:t>transferable generalisation about Latin.</w:t>
-      </w:r>
-    </w:p>
-    <w:p>
-      <w:r>
-        <w:t>This distinction is invisible without a held-out province split. Evaluated</w:t>
-      </w:r>
-    </w:p>
-    <w:p>
-      <w:r>
-        <w:t>pooled, province conditioning looks like knowledge. We note that our own first</w:t>
-      </w:r>
-    </w:p>
-    <w:p>
-      <w:r>
-        <w:t>version of this experiment trained on a split containing the withheld provinces</w:t>
-      </w:r>
-    </w:p>
-    <w:p>
-      <w:r>
-        <w:t>and reported the opposite conclusion; the error was detectable only because</w:t>
-      </w:r>
-    </w:p>
-    <w:p>
-      <w:r>
-        <w:t>held-out accuracy came out implausibly above primary-test accuracy.</w:t>
-      </w:r>
-    </w:p>
-    <w:p>
-      <w:pPr>
-        <w:pStyle w:val="Heading2"/>
-      </w:pPr>
-      <w:r>
-        <w:t>8.3 Cost</w:t>
+        <w:t>Table 6.</w:t>
+      </w:r>
+      <w:r>
+        <w:t xml:space="preserve"> Cost against accuracy at C1.</w:t>
       </w:r>
     </w:p>
     <w:tbl>
@@ -4528,36 +4040,22 @@
     <w:p/>
     <w:p>
       <w:r>
-        <w:t xml:space="preserve">M2 attains </w:t>
-      </w:r>
-      <w:r>
-        <w:rPr>
-          <w:b/>
-        </w:rPr>
-        <w:t>97.4%</w:t>
-      </w:r>
-      <w:r>
-        <w:t xml:space="preserve"> of M3's accuracy at a small fraction of the</w:t>
-      </w:r>
-    </w:p>
-    <w:p>
-      <w:r>
-        <w:t>parameters and training time. The comparison should be read with its caveat</w:t>
-      </w:r>
-    </w:p>
-    <w:p>
-      <w:r>
-        <w:t>stated plainly: M3 was trained on 8.8% of the data available to M2, so</w:t>
-      </w:r>
-    </w:p>
-    <w:p>
-      <w:r>
-        <w:t>the gap understates what a fully trained encoder would achieve, and the</w:t>
-      </w:r>
-    </w:p>
-    <w:p>
-      <w:r>
-        <w:t>comparison favours the cheaper model.</w:t>
+        <w:t>M2 attains 97.4% of M3's accuracy at a small fraction of the</w:t>
+      </w:r>
+    </w:p>
+    <w:p>
+      <w:r>
+        <w:t>parameters and training time. M3 was trained on 8.8% of the data</w:t>
+      </w:r>
+    </w:p>
+    <w:p>
+      <w:r>
+        <w:t>available to M2, so the gap understates what a fully trained encoder would</w:t>
+      </w:r>
+    </w:p>
+    <w:p>
+      <w:r>
+        <w:t>achieve and the comparison favours the cheaper model.</w:t>
       </w:r>
     </w:p>
     <w:p>
@@ -4745,224 +4243,333 @@
         <w:pStyle w:val="Heading1"/>
       </w:pPr>
       <w:r>
-        <w:t>9 Limitations</w:t>
-      </w:r>
-    </w:p>
-    <w:p>
-      <w:r>
-        <w:t xml:space="preserve">1. </w:t>
-      </w:r>
+        <w:t>9. Limitations</w:t>
+      </w:r>
+    </w:p>
+    <w:p>
+      <w:r>
+        <w:t>1. Expansions are editorial interpretations, not attested text. A model trained</w:t>
+      </w:r>
+    </w:p>
+    <w:p>
+      <w:r>
+        <w:t xml:space="preserve">   here demonstrably learns EDCS conventions; that it learns Roman practice does</w:t>
+      </w:r>
+    </w:p>
+    <w:p>
+      <w:r>
+        <w:t xml:space="preserve">   not follow and is not shown.</w:t>
+      </w:r>
+    </w:p>
+    <w:p>
+      <w:r>
+        <w:t>2. The task is conditioned on the editor having judged an abbreviation present.</w:t>
+      </w:r>
+    </w:p>
+    <w:p>
+      <w:r>
+        <w:t xml:space="preserve">   66.4% of expansion forms also occur uncontracted.</w:t>
+      </w:r>
+    </w:p>
+    <w:p>
+      <w:r>
+        <w:t>3. Editorial disagreement is at least 0.96%, and that figure is a</w:t>
+      </w:r>
+    </w:p>
+    <w:p>
+      <w:r>
+        <w:t xml:space="preserve">   floor.</w:t>
+      </w:r>
+    </w:p>
+    <w:p>
+      <w:r>
+        <w:t>4. The exclusion filter is bias-inducing, at 11.1× and</w:t>
+      </w:r>
+    </w:p>
+    <w:p>
+      <w:r>
+        <w:t xml:space="preserve">   16.3× a null in province and century.</w:t>
+      </w:r>
+    </w:p>
+    <w:p>
+      <w:r>
+        <w:t>5. EDCS assigns a resolvable single-century date to 36.0% of records,</w:t>
+      </w:r>
+    </w:p>
+    <w:p>
+      <w:r>
+        <w:t xml:space="preserve">   so every diachronic result rests on that third.</w:t>
+      </w:r>
+    </w:p>
+    <w:p>
+      <w:r>
+        <w:t>6. Survival and excavation bias are inherited from the epigraphic record and</w:t>
+      </w:r>
+    </w:p>
+    <w:p>
+      <w:r>
+        <w:t xml:space="preserve">   uncorrected here.</w:t>
+      </w:r>
+    </w:p>
+    <w:p>
+      <w:r>
+        <w:t>7. 13.17% of the primary test split is byte-identical to a training row.</w:t>
+      </w:r>
+    </w:p>
+    <w:p>
+      <w:r>
+        <w:t xml:space="preserve">   We publish a de-duplicated variant but do not resolve whether the duplication</w:t>
+      </w:r>
+    </w:p>
+    <w:p>
+      <w:r>
+        <w:t xml:space="preserve">   is contamination or the domain.</w:t>
+      </w:r>
+    </w:p>
+    <w:p>
+      <w:r>
+        <w:t>8. The held-out province split confounds province with century. The withheld</w:t>
+      </w:r>
+    </w:p>
+    <w:p>
+      <w:r>
+        <w:t xml:space="preserve">   provinces are late-Romanised frontier territory, so results on it must be</w:t>
+      </w:r>
+    </w:p>
+    <w:p>
+      <w:r>
+        <w:t xml:space="preserve">   stratified by century rather than pooled.</w:t>
+      </w:r>
+    </w:p>
+    <w:p>
+      <w:r>
+        <w:t>9. Several judgements require a Latinist and have not received one: the numeral</w:t>
+      </w:r>
+    </w:p>
+    <w:p>
+      <w:r>
+        <w:t xml:space="preserve">   word lists, the | sign families, which near-duplicate forms are keying</w:t>
+      </w:r>
+    </w:p>
+    <w:p>
+      <w:r>
+        <w:t xml:space="preserve">   errors rather than ancient variants, whether the inflectional and lexical</w:t>
+      </w:r>
+    </w:p>
+    <w:p>
+      <w:r>
+        <w:t xml:space="preserve">   distinction is drawn correctly, and whether X(milia) renders a vinculum.</w:t>
+      </w:r>
+    </w:p>
+    <w:p>
+      <w:r>
+        <w:t>10. M3 used 100,000 training rows at one seed, so its result is a lower</w:t>
+      </w:r>
+    </w:p>
+    <w:p>
+      <w:r>
+        <w:t xml:space="preserve">    bound and its variance is unmeasured. M2's and M3's deltas agree at four</w:t>
+      </w:r>
+    </w:p>
+    <w:p>
+      <w:r>
+        <w:t xml:space="preserve">    decimal places, which at one seed is coincidence at that precision; the</w:t>
+      </w:r>
+    </w:p>
+    <w:p>
+      <w:r>
+        <w:t xml:space="preserve">    defensible claim is that both text-reading models show a small negative</w:t>
+      </w:r>
+    </w:p>
+    <w:p>
+      <w:r>
+        <w:t xml:space="preserve">    delta.</w:t>
+      </w:r>
+    </w:p>
+    <w:p>
+      <w:r>
+        <w:t>11. Redistribution permission from EDCS is unresolved and blocks release of the</w:t>
+      </w:r>
+    </w:p>
+    <w:p>
+      <w:r>
+        <w:t xml:space="preserve">    derived tables. Code, reports and measured statistics are unaffected.</w:t>
+      </w:r>
+    </w:p>
+    <w:p>
+      <w:pPr>
+        <w:pStyle w:val="Heading1"/>
+      </w:pPr>
+      <w:r>
+        <w:t>10. Conclusion</w:t>
+      </w:r>
+    </w:p>
+    <w:p>
+      <w:r>
+        <w:t>The benchmark exists: 1,424,314 labelled pairs over 588,509 records, with</w:t>
+      </w:r>
+    </w:p>
+    <w:p>
+      <w:r>
+        <w:t>frozen monument-grouped splits, difficulty-targeted test sets, and the ceilings</w:t>
+      </w:r>
+    </w:p>
+    <w:p>
+      <w:r>
+        <w:t>its construction imposes. The hypothesis that motivated it failed. Province</w:t>
+      </w:r>
+    </w:p>
+    <w:p>
+      <w:r>
+        <w:t>predicts meaning in the data, with an association many times a conservative</w:t>
+      </w:r>
+    </w:p>
+    <w:p>
+      <w:r>
+        <w:t>null, yet transfers not at all to an unseen province and adds nothing to a model</w:t>
+      </w:r>
+    </w:p>
+    <w:p>
+      <w:r>
+        <w:t>that reads the surrounding Latin.</w:t>
+      </w:r>
+    </w:p>
+    <w:p>
+      <w:r>
+        <w:t>Preparing the dataset required auditing the source, and that audit produced the</w:t>
+      </w:r>
+    </w:p>
+    <w:p>
+      <w:r>
+        <w:t>findings we expect to be reused. EDCS does not preserve the numeral vinculum and</w:t>
+      </w:r>
+    </w:p>
+    <w:p>
+      <w:r>
+        <w:t>substitutes a supplied word. It collapses at least eight distinct epigraphic</w:t>
+      </w:r>
+    </w:p>
+    <w:p>
+      <w:r>
+        <w:t>signs onto one ASCII character. It marks plurality on an abbreviation's final</w:t>
+      </w:r>
+    </w:p>
+    <w:p>
+      <w:r>
+        <w:t>letter. It fragments words across line breaks into spurious pairs. And any</w:t>
+      </w:r>
+    </w:p>
+    <w:p>
+      <w:r>
+        <w:t>conventional extraction filters it in a way that reshapes the corpus along the</w:t>
+      </w:r>
+    </w:p>
+    <w:p>
+      <w:r>
+        <w:t>geographic and chronological axes one might wish to study. Each is invisible to a</w:t>
+      </w:r>
+    </w:p>
+    <w:p>
+      <w:r>
+        <w:t>consumer who mines the parentheses and starts training, and each has a measured</w:t>
+      </w:r>
+    </w:p>
+    <w:p>
+      <w:r>
+        <w:t>magnitude.</w:t>
+      </w:r>
+    </w:p>
+    <w:p>
+      <w:r>
+        <w:t>Anyone deriving a dataset from an epigraphic edition should budget for the same</w:t>
+      </w:r>
+    </w:p>
+    <w:p>
+      <w:r>
+        <w:t>audit. The conventions of a source edition are not neutral with respect to the</w:t>
+      </w:r>
+    </w:p>
+    <w:p>
+      <w:r>
+        <w:t>questions asked of the data, and the six documented here took longer to find</w:t>
+      </w:r>
+    </w:p>
+    <w:p>
+      <w:r>
+        <w:t>than the three baselines took to train.</w:t>
+      </w:r>
+    </w:p>
+    <w:p>
+      <w:pPr>
+        <w:pStyle w:val="Heading1"/>
+      </w:pPr>
+      <w:r>
+        <w:t>Acknowledgements</w:t>
+      </w:r>
+    </w:p>
+    <w:p>
+      <w:r/>
       <w:r>
         <w:rPr>
           <w:b/>
         </w:rPr>
-        <w:t>Expansions are editorial interpretations, not attested text.</w:t>
-      </w:r>
-      <w:r>
-        <w:t xml:space="preserve"> A model</w:t>
-      </w:r>
-    </w:p>
-    <w:p>
-      <w:r>
-        <w:t xml:space="preserve">   trained here demonstrably learns EDCS conventions; that it learns Roman</w:t>
-      </w:r>
-    </w:p>
-    <w:p>
-      <w:r>
-        <w:t xml:space="preserve">   practice does not follow and is not shown.</w:t>
-      </w:r>
-    </w:p>
-    <w:p>
-      <w:r>
-        <w:t>2. The task is conditioned on the editor having judged an abbreviation</w:t>
-      </w:r>
-    </w:p>
-    <w:p>
-      <w:r>
-        <w:t xml:space="preserve">   present (66.4% of expansion forms also occur uncontracted).</w:t>
-      </w:r>
-    </w:p>
-    <w:p>
-      <w:r>
-        <w:t xml:space="preserve">3. </w:t>
-      </w:r>
+        <w:t>[VERIFY — ACKNOWLEDGEMENTS, FUNDING]</w:t>
+      </w:r>
+      <w:r/>
+    </w:p>
+    <w:p>
+      <w:r>
+        <w:t>We thank the compilers and maintainers of EDCS, without whose database this work</w:t>
+      </w:r>
+    </w:p>
+    <w:p>
+      <w:r>
+        <w:t>would not exist.</w:t>
+      </w:r>
+    </w:p>
+    <w:p>
+      <w:pPr>
+        <w:pStyle w:val="Heading1"/>
+      </w:pPr>
+      <w:r>
+        <w:t>Data and code availability</w:t>
+      </w:r>
+    </w:p>
+    <w:p>
+      <w:r>
+        <w:t>Code, reports and all measured statistics are available at</w:t>
+      </w:r>
+    </w:p>
+    <w:p>
+      <w:r/>
       <w:r>
         <w:rPr>
           <w:b/>
         </w:rPr>
-        <w:t>Editorial disagreement is ≥0.96%</w:t>
-      </w:r>
-      <w:r>
-        <w:t>, and that figure is a floor.</w:t>
-      </w:r>
-    </w:p>
-    <w:p>
-      <w:r>
-        <w:t xml:space="preserve">4. </w:t>
-      </w:r>
-      <w:r>
-        <w:rPr>
-          <w:b/>
-        </w:rPr>
-        <w:t>The exclusion filter is bias-inducing</w:t>
-      </w:r>
-      <w:r>
-        <w:t xml:space="preserve"> (11.1× and</w:t>
-      </w:r>
-    </w:p>
-    <w:p>
-      <w:r>
-        <w:t xml:space="preserve">   16.3× a null in province and century).</w:t>
-      </w:r>
-    </w:p>
-    <w:p>
-      <w:r>
-        <w:t>5. EDCS assigns a resolvable single-century date to only 36.0% of</w:t>
-      </w:r>
-    </w:p>
-    <w:p>
-      <w:r>
-        <w:t xml:space="preserve">   records; every diachronic result rests on that third.</w:t>
-      </w:r>
-    </w:p>
-    <w:p>
-      <w:r>
-        <w:t xml:space="preserve">6. </w:t>
-      </w:r>
-      <w:r>
-        <w:rPr>
-          <w:b/>
-        </w:rPr>
-        <w:t>Survival and excavation bias</w:t>
-      </w:r>
-      <w:r>
-        <w:t xml:space="preserve"> are inherited from the epigraphic record</w:t>
-      </w:r>
-    </w:p>
-    <w:p>
-      <w:r>
-        <w:t xml:space="preserve">   and uncorrected here.</w:t>
-      </w:r>
-    </w:p>
-    <w:p>
-      <w:r>
-        <w:t>7. 13.17% of the primary test split is byte-identical to a training</w:t>
-      </w:r>
-    </w:p>
-    <w:p>
-      <w:r>
-        <w:t xml:space="preserve">   row. We publish a de-duplicated variant, but do not resolve whether the</w:t>
-      </w:r>
-    </w:p>
-    <w:p>
-      <w:r>
-        <w:t xml:space="preserve">   duplication is contamination or the domain.</w:t>
-      </w:r>
-    </w:p>
-    <w:p>
-      <w:r>
-        <w:t xml:space="preserve">8. </w:t>
-      </w:r>
-      <w:r>
-        <w:rPr>
-          <w:b/>
-        </w:rPr>
-        <w:t>The held-out province split confounds province with century</w:t>
-      </w:r>
-      <w:r>
-        <w:t>: the</w:t>
-      </w:r>
-    </w:p>
-    <w:p>
-      <w:r>
-        <w:t xml:space="preserve">   withheld provinces are late-Romanised frontier territory, so results on it</w:t>
-      </w:r>
-    </w:p>
-    <w:p>
-      <w:r>
-        <w:t xml:space="preserve">   must be stratified by century rather than pooled.</w:t>
-      </w:r>
-    </w:p>
-    <w:p>
-      <w:r>
-        <w:t xml:space="preserve">9. </w:t>
-      </w:r>
-      <w:r>
-        <w:rPr>
-          <w:b/>
-        </w:rPr>
-        <w:t>Several judgements require a Latinist and have not received one</w:t>
-      </w:r>
-      <w:r>
-        <w:t>: the</w:t>
-      </w:r>
-    </w:p>
-    <w:p>
-      <w:r>
-        <w:t xml:space="preserve">   numeral word lists, the | sign families, which near-duplicate forms are</w:t>
-      </w:r>
-    </w:p>
-    <w:p>
-      <w:r>
-        <w:t xml:space="preserve">   keying errors rather than ancient variants, whether the inflectional/lexical</w:t>
-      </w:r>
-    </w:p>
-    <w:p>
-      <w:r>
-        <w:t xml:space="preserve">   distinction is drawn correctly, and whether X(milia) renders a vinculum.</w:t>
-      </w:r>
-    </w:p>
-    <w:p>
-      <w:r>
-        <w:t xml:space="preserve">10. </w:t>
-      </w:r>
-      <w:r>
-        <w:rPr>
-          <w:b/>
-        </w:rPr>
-        <w:t>M3 used 100,000 training rows at one seed</w:t>
-      </w:r>
-      <w:r>
-        <w:t>, so its result is a lower</w:t>
-      </w:r>
-    </w:p>
-    <w:p>
-      <w:r>
-        <w:t xml:space="preserve">    bound and its variance is unmeasured. The agreement between M2's and M3's</w:t>
-      </w:r>
-    </w:p>
-    <w:p>
-      <w:r>
-        <w:t xml:space="preserve">    deltas at four decimal places should be read as coincidence at that</w:t>
-      </w:r>
-    </w:p>
-    <w:p>
-      <w:r>
-        <w:t xml:space="preserve">    precision; the defensible claim is that both text-reading models show a</w:t>
-      </w:r>
-    </w:p>
-    <w:p>
-      <w:r>
-        <w:t xml:space="preserve">    small negative delta.</w:t>
-      </w:r>
-    </w:p>
-    <w:p>
-      <w:r>
-        <w:t xml:space="preserve">11. </w:t>
-      </w:r>
-      <w:r>
-        <w:rPr>
-          <w:b/>
-        </w:rPr>
-        <w:t>Redistribution permission from EDCS is unresolved and blocks release</w:t>
-      </w:r>
-      <w:r>
-        <w:t xml:space="preserve"> of</w:t>
-      </w:r>
-    </w:p>
-    <w:p>
-      <w:r>
-        <w:t xml:space="preserve">    the derived tables. Code, reports and measured statistics are unaffected.</w:t>
+        <w:t>[VERIFY — REPOSITORY URL]</w:t>
+      </w:r>
+      <w:r>
+        <w:t>. The derived data tables are not released:</w:t>
+      </w:r>
+    </w:p>
+    <w:p>
+      <w:r>
+        <w:t>redistribution permission from EDCS has not been granted. Code is licensed MIT;</w:t>
+      </w:r>
+    </w:p>
+    <w:p>
+      <w:r>
+        <w:t>the derived data carries a separate licence pending that permission. The full</w:t>
+      </w:r>
+    </w:p>
+    <w:p>
+      <w:r>
+        <w:t>pipeline is reproduced by a single command, which verifies the corpus SHA-256</w:t>
+      </w:r>
+    </w:p>
+    <w:p>
+      <w:r>
+        <w:t>before running and refuses a different snapshot.</w:t>
       </w:r>
     </w:p>
     <w:p>
@@ -4970,122 +4577,167 @@
         <w:pStyle w:val="Heading1"/>
       </w:pPr>
       <w:r>
-        <w:t>10 Conclusion</w:t>
-      </w:r>
-    </w:p>
-    <w:p>
-      <w:r>
-        <w:t>We set out to build a benchmark for Latin abbreviation expansion and to test</w:t>
-      </w:r>
-    </w:p>
-    <w:p>
-      <w:r>
-        <w:t>whether abbreviation meaning tracks province and era. The benchmark exists:</w:t>
-      </w:r>
-    </w:p>
-    <w:p>
-      <w:r>
-        <w:t>1,424,314 labelled pairs over 588,509 records, with frozen monument-grouped</w:t>
-      </w:r>
-    </w:p>
-    <w:p>
-      <w:r>
-        <w:t>splits, difficulty-targeted test sets, and the ceilings its construction</w:t>
-      </w:r>
-    </w:p>
-    <w:p>
-      <w:r>
-        <w:t>imposes. The hypothesis failed, in an instructive way — province predicts</w:t>
-      </w:r>
-    </w:p>
-    <w:p>
-      <w:r>
-        <w:t>meaning in the data, with an association many times a conservative null, yet</w:t>
-      </w:r>
-    </w:p>
-    <w:p>
-      <w:r>
-        <w:t>transfers not at all to an unseen province and adds nothing to a model that can</w:t>
-      </w:r>
-    </w:p>
-    <w:p>
-      <w:r>
-        <w:t>read the surrounding Latin.</w:t>
-      </w:r>
-    </w:p>
-    <w:p>
-      <w:r>
-        <w:t>The more durable contribution is the audit that preparing the dataset required.</w:t>
-      </w:r>
-    </w:p>
-    <w:p>
-      <w:r>
-        <w:t>EDCS does not preserve the numeral vinculum, substituting a supplied word;</w:t>
-      </w:r>
-    </w:p>
-    <w:p>
-      <w:r>
-        <w:t>collapses at least eight distinct epigraphic signs onto a single ASCII</w:t>
-      </w:r>
-    </w:p>
-    <w:p>
-      <w:r>
-        <w:t>character; marks plurality on an abbreviation's final letter rather than its</w:t>
-      </w:r>
-    </w:p>
-    <w:p>
-      <w:r>
-        <w:t>first; fragments words across line breaks into spurious pairs; and is filtered,</w:t>
-      </w:r>
-    </w:p>
-    <w:p>
-      <w:r>
-        <w:t>by any conventional extraction, in a way that reshapes the corpus along</w:t>
-      </w:r>
-    </w:p>
-    <w:p>
-      <w:r>
-        <w:t>precisely the geographic and chronological axes one might wish to study. Each of</w:t>
-      </w:r>
-    </w:p>
-    <w:p>
-      <w:r>
-        <w:t>these is invisible to a consumer who mines the parentheses and begins training,</w:t>
-      </w:r>
-    </w:p>
-    <w:p>
-      <w:r>
-        <w:t>and each has a measured magnitude.</w:t>
-      </w:r>
-    </w:p>
-    <w:p>
-      <w:r>
-        <w:t>For the field, we would draw one methodological conclusion beyond the specifics.</w:t>
-      </w:r>
-    </w:p>
-    <w:p>
-      <w:r>
-        <w:t>A derived dataset inherits the conventions of its source edition, and those</w:t>
-      </w:r>
-    </w:p>
-    <w:p>
-      <w:r>
-        <w:t>conventions are not neutral with respect to the questions one asks of the data.</w:t>
-      </w:r>
-    </w:p>
-    <w:p>
-      <w:r>
-        <w:t>Auditing them is not preliminary work to be done quickly before the modelling</w:t>
-      </w:r>
-    </w:p>
-    <w:p>
-      <w:r>
-        <w:t>starts. In this project it was the modelling that proved quick, and the audit</w:t>
-      </w:r>
-    </w:p>
-    <w:p>
-      <w:r>
-        <w:t>that produced the findings.</w:t>
+        <w:t>References</w:t>
+      </w:r>
+    </w:p>
+    <w:p>
+      <w:r>
+        <w:t>[1] Y. Assael, T. Sommerschield, B. Shillingford, M. Bordbar, J. Pavlopoulos,</w:t>
+      </w:r>
+    </w:p>
+    <w:p>
+      <w:r>
+        <w:t>M. Chatzipanagiotou, I. Androutsopoulos, J. Prag, N. de Freitas, Restoring and</w:t>
+      </w:r>
+    </w:p>
+    <w:p>
+      <w:r>
+        <w:t>attributing ancient texts using deep neural networks, Nature 603 (2022)</w:t>
+      </w:r>
+    </w:p>
+    <w:p>
+      <w:r>
+        <w:t>280–283. doi:10.1038/s41586-022-04448-z.</w:t>
+      </w:r>
+    </w:p>
+    <w:p>
+      <w:r>
+        <w:t>[2] Y. Assael, T. Sommerschield, A. Cooley, B. Shillingford, J. Pavlopoulos,</w:t>
+      </w:r>
+    </w:p>
+    <w:p>
+      <w:r>
+        <w:t>P. Suresh, B. Herms, J. Grayston, B. Maynard, N. Dietrich, R. Wulgaert, J. Prag,</w:t>
+      </w:r>
+    </w:p>
+    <w:p>
+      <w:r>
+        <w:t>A. Mullen, S. Mohamed, Contextualizing ancient texts with generative neural</w:t>
+      </w:r>
+    </w:p>
+    <w:p>
+      <w:r>
+        <w:t>networks, Nature 645 (2025) 141–147. doi:10.1038/s41586-025-09292-5.</w:t>
+      </w:r>
+    </w:p>
+    <w:p>
+      <w:r>
+        <w:t>[3] W. Cui, P. B. Ströbel, Across generations: a comparative analysis of NER for</w:t>
+      </w:r>
+    </w:p>
+    <w:p>
+      <w:r>
+        <w:t>Latin inscriptions from classical machine learning to LLMs, in: Proceedings of</w:t>
+      </w:r>
+    </w:p>
+    <w:p>
+      <w:r>
+        <w:t>the Fourth Workshop on Language Technologies for Historical and Ancient</w:t>
+      </w:r>
+    </w:p>
+    <w:p>
+      <w:r>
+        <w:t>Languages (LT4HALA 2026), ELRA, 2026, pp. 112–124. doi:10.63317/2g99sovd35pj.</w:t>
+      </w:r>
+    </w:p>
+    <w:p>
+      <w:r>
+        <w:t>[4] T. Elliott, Abbreviations in Latin Inscriptions, American Society of Greek</w:t>
+      </w:r>
+    </w:p>
+    <w:p>
+      <w:r>
+        <w:t>and Latin Epigraphy, 1998. URL:</w:t>
+      </w:r>
+    </w:p>
+    <w:p>
+      <w:r>
+        <w:t>https://www.asgle.org/epigraphical-resources/abbreviations-in-latin-inscriptions/.</w:t>
+      </w:r>
+    </w:p>
+    <w:p>
+      <w:r>
+        <w:t>[5] P. Heřmánková, B. Ballsun-Stanton, R. Laurence, FAIR turn in epigraphy: low</w:t>
+      </w:r>
+    </w:p>
+    <w:p>
+      <w:r>
+        <w:t>barrier pathways to quantitative and reproducible research in Latin epigraphy,</w:t>
+      </w:r>
+    </w:p>
+    <w:p>
+      <w:r>
+        <w:t>in: Computational Humanities Research 2024, volume 3834 of CEUR Workshop</w:t>
+      </w:r>
+    </w:p>
+    <w:p>
+      <w:r>
+        <w:t>Proceedings, CEUR-WS.org, 2024, pp. 649–661. URL:</w:t>
+      </w:r>
+    </w:p>
+    <w:p>
+      <w:r>
+        <w:t>https://ceur-ws.org/Vol-3834/paper4.pdf.</w:t>
+      </w:r>
+    </w:p>
+    <w:p>
+      <w:r>
+        <w:t>[6] P. Heřmánková, V. Kaše, A. Sobotková, Inscriptions as data: digital</w:t>
+      </w:r>
+    </w:p>
+    <w:p>
+      <w:r>
+        <w:t>epigraphy in macro-historical perspective, Journal of Digital History 1 (2021)</w:t>
+      </w:r>
+    </w:p>
+    <w:p>
+      <w:r>
+        <w:t>99–141. doi:10.1515/jdh-2021-1004.</w:t>
+      </w:r>
+    </w:p>
+    <w:p>
+      <w:r>
+        <w:t>[7] V. Kaše, P. Heřmánková, A. Sobotková, Classifying Latin inscriptions of the</w:t>
+      </w:r>
+    </w:p>
+    <w:p>
+      <w:r>
+        <w:t>Roman Empire: a machine-learning approach, in: Proceedings of the Conference on</w:t>
+      </w:r>
+    </w:p>
+    <w:p>
+      <w:r>
+        <w:t>Computational Humanities Research 2021, volume 2989 of CEUR Workshop</w:t>
+      </w:r>
+    </w:p>
+    <w:p>
+      <w:r>
+        <w:t>Proceedings, CEUR-WS.org, 2021, pp. 123–135. URL:</w:t>
+      </w:r>
+    </w:p>
+    <w:p>
+      <w:r>
+        <w:t>https://ceur-ws.org/Vol-2989/short_paper12.pdf.</w:t>
+      </w:r>
+    </w:p>
+    <w:p>
+      <w:r>
+        <w:t>[8] A. Locaputo, B. Portelli, E. Colombi, G. Serra, Filling the lacunae in</w:t>
+      </w:r>
+    </w:p>
+    <w:p>
+      <w:r>
+        <w:t>ancient Latin inscriptions, in: Information and Research Science Connecting to</w:t>
+      </w:r>
+    </w:p>
+    <w:p>
+      <w:r>
+        <w:t>Digital and Library Science 2023, volume 3365 of CEUR Workshop Proceedings,</w:t>
+      </w:r>
+    </w:p>
+    <w:p>
+      <w:r>
+        <w:t>CEUR-WS.org, 2023, pp. 68–76. URL: https://ceur-ws.org/Vol-3365/short5.pdf.</w:t>
       </w:r>
     </w:p>
     <w:p>
@@ -5093,185 +4745,7 @@
         <w:pStyle w:val="Heading1"/>
       </w:pPr>
       <w:r>
-        <w:t>References</w:t>
-      </w:r>
-    </w:p>
-    <w:p>
-      <w:r>
-        <w:t>Assael, Y., Sommerschield, T., Shillingford, B., Bordbar, M., Pavlopoulos, J.,</w:t>
-      </w:r>
-    </w:p>
-    <w:p>
-      <w:r>
-        <w:t>Chatzipanagiotou, M., Androutsopoulos, I., Prag, J., &amp; de Freitas, N. (2022).</w:t>
-      </w:r>
-    </w:p>
-    <w:p>
-      <w:r>
-        <w:t>Restoring and attributing ancient texts using deep neural networks. Nature,</w:t>
-      </w:r>
-    </w:p>
-    <w:p>
-      <w:r>
-        <w:t>603(7900), 280–283. https://doi.org/10.1038/s41586-022-04448-z</w:t>
-      </w:r>
-    </w:p>
-    <w:p>
-      <w:r>
-        <w:t>Assael, Y., Sommerschield, T., Cooley, A., Shillingford, B., Pavlopoulos, J.,</w:t>
-      </w:r>
-    </w:p>
-    <w:p>
-      <w:r>
-        <w:t>Suresh, P., Herms, B., Grayston, J., Maynard, B., Dietrich, N., Wulgaert, R.,</w:t>
-      </w:r>
-    </w:p>
-    <w:p>
-      <w:r>
-        <w:t>Prag, J., Mullen, A., &amp; Mohamed, S. (2025). Contextualizing ancient texts with</w:t>
-      </w:r>
-    </w:p>
-    <w:p>
-      <w:r>
-        <w:t>generative neural networks. Nature, 645(8079), 141–147.</w:t>
-      </w:r>
-    </w:p>
-    <w:p>
-      <w:r>
-        <w:t>https://doi.org/10.1038/s41586-025-09292-5</w:t>
-      </w:r>
-    </w:p>
-    <w:p>
-      <w:r>
-        <w:t>Cui, W., &amp; Ströbel, P. B. (2026). Across Generations: A Comparative Analysis of</w:t>
-      </w:r>
-    </w:p>
-    <w:p>
-      <w:r>
-        <w:t>NER for Latin Inscriptions from Classical Machine Learning to LLMs. In</w:t>
-      </w:r>
-    </w:p>
-    <w:p>
-      <w:r>
-        <w:t>Proceedings of the Fourth Workshop on Language Technologies for Historical and</w:t>
-      </w:r>
-    </w:p>
-    <w:p>
-      <w:r>
-        <w:t>Ancient Languages (LT4HALA 2026) (pp. 112–124). ELRA.</w:t>
-      </w:r>
-    </w:p>
-    <w:p>
-      <w:r>
-        <w:t>https://doi.org/10.63317/2g99sovd35pj</w:t>
-      </w:r>
-    </w:p>
-    <w:p>
-      <w:r>
-        <w:t>Elliott, T. (1998). Abbreviations in Latin Inscriptions. American Society of</w:t>
-      </w:r>
-    </w:p>
-    <w:p>
-      <w:r>
-        <w:t>Greek and Latin Epigraphy.</w:t>
-      </w:r>
-    </w:p>
-    <w:p>
-      <w:r>
-        <w:t>https://www.asgle.org/epigraphical-resources/abbreviations-in-latin-inscriptions/</w:t>
-      </w:r>
-    </w:p>
-    <w:p>
-      <w:r>
-        <w:t>Heřmánková, P., Ballsun-Stanton, B., &amp; Laurence, R. (2024). FAIR Turn in</w:t>
-      </w:r>
-    </w:p>
-    <w:p>
-      <w:r>
-        <w:t>Epigraphy: Low Barrier Pathways to Quantitative and Reproducible Research in</w:t>
-      </w:r>
-    </w:p>
-    <w:p>
-      <w:r>
-        <w:t>Latin Epigraphy. In Computational Humanities Research 2024 (CEUR Workshop</w:t>
-      </w:r>
-    </w:p>
-    <w:p>
-      <w:r>
-        <w:t>Proceedings, Vol. 3834, pp. 649–661). CEUR-WS.org.</w:t>
-      </w:r>
-    </w:p>
-    <w:p>
-      <w:r>
-        <w:t>https://ceur-ws.org/Vol-3834/paper4.pdf</w:t>
-      </w:r>
-    </w:p>
-    <w:p>
-      <w:r>
-        <w:t>Heřmánková, P., Kaše, V., &amp; Sobotková, A. (2021). Inscriptions as data: digital</w:t>
-      </w:r>
-    </w:p>
-    <w:p>
-      <w:r>
-        <w:t>epigraphy in macro-historical perspective. Journal of Digital History, 1(1),</w:t>
-      </w:r>
-    </w:p>
-    <w:p>
-      <w:r>
-        <w:t>99–141. https://doi.org/10.1515/jdh-2021-1004</w:t>
-      </w:r>
-    </w:p>
-    <w:p>
-      <w:r>
-        <w:t>Kaše, V., Heřmánková, P., &amp; Sobotková, A. (2021). Classifying Latin Inscriptions</w:t>
-      </w:r>
-    </w:p>
-    <w:p>
-      <w:r>
-        <w:t>of the Roman Empire: A Machine-Learning Approach. In Proceedings of the</w:t>
-      </w:r>
-    </w:p>
-    <w:p>
-      <w:r>
-        <w:t>Conference on Computational Humanities Research 2021 (CEUR Workshop</w:t>
-      </w:r>
-    </w:p>
-    <w:p>
-      <w:r>
-        <w:t>Proceedings, Vol. 2989, pp. 123–135). CEUR-WS.org.</w:t>
-      </w:r>
-    </w:p>
-    <w:p>
-      <w:r>
-        <w:t>https://ceur-ws.org/Vol-2989/short_paper12.pdf</w:t>
-      </w:r>
-    </w:p>
-    <w:p>
-      <w:r>
-        <w:t>Locaputo, A., Portelli, B., Colombi, E., &amp; Serra, G. (2023). Filling the Lacunae</w:t>
-      </w:r>
-    </w:p>
-    <w:p>
-      <w:r>
-        <w:t>in ancient Latin inscriptions. In Information and Research Science Connecting</w:t>
-      </w:r>
-    </w:p>
-    <w:p>
-      <w:r>
-        <w:t>to Digital and Library Science 2023 (CEUR Workshop Proceedings, Vol. 3365, pp.</w:t>
-      </w:r>
-    </w:p>
-    <w:p>
-      <w:r>
-        <w:t>68–76). CEUR-WS.org. https://ceur-ws.org/Vol-3365/short5.pdf</w:t>
-      </w:r>
-    </w:p>
-    <w:p>
-      <w:pPr>
-        <w:pStyle w:val="Heading1"/>
-      </w:pPr>
-      <w:r>
-        <w:t>Appendix A — the surviving combining marks</w:t>
+        <w:t>Appendix A. The surviving combining marks</w:t>
       </w:r>
     </w:p>
     <w:tbl>
@@ -5464,42 +4938,42 @@
         <w:pStyle w:val="Heading1"/>
       </w:pPr>
       <w:r>
-        <w:t>Appendix B — reproduction</w:t>
-      </w:r>
-    </w:p>
-    <w:p>
-      <w:r>
-        <w:t>Every numeric value in this paper is injected from results/all_results.json by</w:t>
-      </w:r>
-    </w:p>
-    <w:p>
-      <w:r>
-        <w:t>a build script; none is typed by hand, and any unresolved value is emitted as a</w:t>
-      </w:r>
-    </w:p>
-    <w:p>
-      <w:r>
-        <w:t>visible marker rather than silently omitted. The full pipeline is reproduced by</w:t>
-      </w:r>
-    </w:p>
-    <w:p>
-      <w:r>
-        <w:t>a single command, which verifies the corpus SHA-256 (9ebea1a7a5742d055af3b7059703cd8fd1ea708578c3ea43b9882f5873242317) before</w:t>
-      </w:r>
-    </w:p>
-    <w:p>
-      <w:r>
-        <w:t>running and refuses to proceed against a different snapshot. Decisions taken</w:t>
-      </w:r>
-    </w:p>
-    <w:p>
-      <w:r>
-        <w:t>during construction are logged with their evidence, the alternatives rejected,</w:t>
-      </w:r>
-    </w:p>
-    <w:p>
-      <w:r>
-        <w:t>and what would overturn them, in 41 entries.</w:t>
+        <w:t>Appendix B. Reproduction</w:t>
+      </w:r>
+    </w:p>
+    <w:p>
+      <w:r>
+        <w:t>Every numeric value in this paper is injected from a single results file by a</w:t>
+      </w:r>
+    </w:p>
+    <w:p>
+      <w:r>
+        <w:t>build script. None is typed by hand, and any unresolved value is emitted as a</w:t>
+      </w:r>
+    </w:p>
+    <w:p>
+      <w:r>
+        <w:t>visible marker rather than silently omitted. The pipeline is reproduced by one</w:t>
+      </w:r>
+    </w:p>
+    <w:p>
+      <w:r>
+        <w:t>command, which verifies the corpus SHA-256 (9ebea1a7a5742d055af3b7059703cd8fd1ea708578c3ea43b9882f5873242317) before running</w:t>
+      </w:r>
+    </w:p>
+    <w:p>
+      <w:r>
+        <w:t>and refuses to proceed against a different snapshot. Decisions taken during</w:t>
+      </w:r>
+    </w:p>
+    <w:p>
+      <w:r>
+        <w:t>construction are logged with their evidence, the alternatives rejected, and what</w:t>
+      </w:r>
+    </w:p>
+    <w:p>
+      <w:r>
+        <w:t>would overturn them, in 41 entries.</w:t>
       </w:r>
     </w:p>
     <w:sectPr>
